--- a/Shahriarirad_Reza_CV.docx
+++ b/Shahriarirad_Reza_CV.docx
@@ -175,7 +175,7 @@
                 <w:i w:val="0"/>
                 <w:sz w:val="17"/>
               </w:rPr>
-              <w:t>196</w:t>
+              <w:t>197</w:t>
             </w:r>
           </w:p>
         </w:tc>
@@ -219,7 +219,7 @@
                 <w:i w:val="0"/>
                 <w:sz w:val="17"/>
               </w:rPr>
-              <w:t>20</w:t>
+              <w:t>21</w:t>
             </w:r>
           </w:p>
         </w:tc>
@@ -651,7 +651,7 @@
                 <w:i w:val="0"/>
                 <w:sz w:val="17"/>
               </w:rPr>
-              <w:t>September 09, 2026</w:t>
+              <w:t>September 14, 2026</w:t>
             </w:r>
           </w:p>
         </w:tc>
@@ -3355,7 +3355,7 @@
                 <w:i w:val="0"/>
                 <w:sz w:val="17"/>
               </w:rPr>
-              <w:t>28</w:t>
+              <w:t>29</w:t>
             </w:r>
           </w:p>
         </w:tc>
@@ -3443,7 +3443,7 @@
                 <w:i w:val="0"/>
                 <w:sz w:val="17"/>
               </w:rPr>
-              <w:t>3</w:t>
+              <w:t>4</w:t>
             </w:r>
           </w:p>
         </w:tc>
@@ -13340,6 +13340,68 @@
           <w:sz w:val="16"/>
         </w:rPr>
         <w:t>Nature Biomedical Engineering</w:t>
+      </w:r>
+      <w:r>
+        <w:rPr>
+          <w:rFonts w:ascii="Arial" w:hAnsi="Arial" w:eastAsia="Arial"/>
+          <w:b w:val="0"/>
+          <w:i w:val="0"/>
+          <w:color w:val="5D6878"/>
+          <w:sz w:val="16"/>
+        </w:rPr>
+        <w:t xml:space="preserve"> (2026)</w:t>
+      </w:r>
+    </w:p>
+    <w:p>
+      <w:pPr>
+        <w:spacing w:after="40"/>
+        <w:ind w:left="360" w:hanging="360"/>
+      </w:pPr>
+      <w:r>
+        <w:rPr>
+          <w:rFonts w:ascii="Arial" w:hAnsi="Arial" w:eastAsia="Arial"/>
+          <w:b/>
+          <w:i w:val="0"/>
+          <w:color w:val="1F3864"/>
+          <w:sz w:val="16"/>
+        </w:rPr>
+        <w:t xml:space="preserve">197. </w:t>
+      </w:r>
+      <w:r>
+        <w:rPr>
+          <w:rFonts w:ascii="Arial" w:hAnsi="Arial" w:eastAsia="Arial"/>
+          <w:b/>
+          <w:i w:val="0"/>
+          <w:sz w:val="16"/>
+        </w:rPr>
+        <w:t>Shahriarirad R</w:t>
+      </w:r>
+      <w:r>
+        <w:rPr>
+          <w:rFonts w:ascii="Arial" w:hAnsi="Arial" w:eastAsia="Arial"/>
+          <w:b w:val="0"/>
+          <w:i w:val="0"/>
+          <w:sz w:val="16"/>
+        </w:rPr>
+        <w:t>, Kalhor P, Aslahishahri M, Ghusn W, Attia ZI, El Ghazal N, Ghanem OM, Laplante S*</w:t>
+      </w:r>
+      <w:r>
+        <w:rPr>
+          <w:rFonts w:ascii="Arial" w:hAnsi="Arial" w:eastAsia="Arial"/>
+          <w:b w:val="0"/>
+          <w:i w:val="0"/>
+          <w:sz w:val="16"/>
+        </w:rPr>
+        <w:t xml:space="preserve"> Metabolic and Bariatric Surgery and Change in the AI-ECG–Derived Biological-Age Gap: A Longitudinal Cohort Study. </w:t>
+      </w:r>
+      <w:r>
+        <w:rPr>
+          <w:rFonts w:ascii="Arial" w:hAnsi="Arial" w:eastAsia="Arial"/>
+          <w:b w:val="0"/>
+          <w:i/>
+          <w:sz w:val="16"/>
+        </w:rPr>
+        <w:t>Obesity Surgery</w:t>
       </w:r>
       <w:r>
         <w:rPr>
@@ -22537,6 +22599,113 @@
           </w:p>
         </w:tc>
       </w:tr>
+      <w:tr>
+        <w:tc>
+          <w:tcPr>
+            <w:tcW w:type="dxa" w:w="504"/>
+            <w:vAlign w:val="center"/>
+          </w:tcPr>
+          <w:p>
+            <w:pPr>
+              <w:spacing w:after="0"/>
+            </w:pPr>
+            <w:r/>
+            <w:r>
+              <w:rPr>
+                <w:rFonts w:ascii="Arial" w:hAnsi="Arial" w:eastAsia="Arial"/>
+                <w:b w:val="0"/>
+                <w:i w:val="0"/>
+                <w:sz w:val="17"/>
+              </w:rPr>
+              <w:t>29</w:t>
+            </w:r>
+          </w:p>
+        </w:tc>
+        <w:tc>
+          <w:tcPr>
+            <w:tcW w:type="dxa" w:w="1152"/>
+            <w:vAlign w:val="center"/>
+          </w:tcPr>
+          <w:p>
+            <w:pPr>
+              <w:spacing w:after="0"/>
+            </w:pPr>
+            <w:r/>
+            <w:r>
+              <w:rPr>
+                <w:rFonts w:ascii="Arial" w:hAnsi="Arial" w:eastAsia="Arial"/>
+                <w:b w:val="0"/>
+                <w:i w:val="0"/>
+                <w:sz w:val="17"/>
+              </w:rPr>
+              <w:t>Jan 2027</w:t>
+            </w:r>
+          </w:p>
+        </w:tc>
+        <w:tc>
+          <w:tcPr>
+            <w:tcW w:type="dxa" w:w="1008"/>
+            <w:vAlign w:val="center"/>
+          </w:tcPr>
+          <w:p>
+            <w:pPr>
+              <w:spacing w:after="0"/>
+            </w:pPr>
+            <w:r/>
+            <w:r>
+              <w:rPr>
+                <w:rFonts w:ascii="Arial" w:hAnsi="Arial" w:eastAsia="Arial"/>
+                <w:b w:val="0"/>
+                <w:i w:val="0"/>
+                <w:sz w:val="17"/>
+              </w:rPr>
+              <w:t>Oral</w:t>
+            </w:r>
+          </w:p>
+        </w:tc>
+        <w:tc>
+          <w:tcPr>
+            <w:tcW w:type="dxa" w:w="4464"/>
+            <w:vAlign w:val="center"/>
+          </w:tcPr>
+          <w:p>
+            <w:pPr>
+              <w:spacing w:after="0"/>
+            </w:pPr>
+            <w:r/>
+            <w:r>
+              <w:rPr>
+                <w:rFonts w:ascii="Arial" w:hAnsi="Arial" w:eastAsia="Arial"/>
+                <w:b w:val="0"/>
+                <w:i w:val="0"/>
+                <w:sz w:val="17"/>
+              </w:rPr>
+              <w:t>Femoral Nerve Procedures for the Spastic Knee: A Clinical and Anatomic Study</w:t>
+            </w:r>
+          </w:p>
+        </w:tc>
+        <w:tc>
+          <w:tcPr>
+            <w:tcW w:type="dxa" w:w="2880"/>
+            <w:vAlign w:val="center"/>
+          </w:tcPr>
+          <w:p>
+            <w:pPr>
+              <w:spacing w:after="0"/>
+            </w:pPr>
+            <w:r/>
+            <w:r>
+              <w:rPr>
+                <w:rFonts w:ascii="Arial" w:hAnsi="Arial" w:eastAsia="Arial"/>
+                <w:b w:val="0"/>
+                <w:i w:val="0"/>
+                <w:sz w:val="17"/>
+              </w:rPr>
+              <w:t>American Society for Peripheral Nerve (ASPN) Annual Meeting; United States</w:t>
+            </w:r>
+          </w:p>
+        </w:tc>
+      </w:tr>
     </w:tbl>
     <w:p>
       <w:pPr>

--- a/Shahriarirad_Reza_CV.docx
+++ b/Shahriarirad_Reza_CV.docx
@@ -651,7 +651,7 @@
                 <w:i w:val="0"/>
                 <w:sz w:val="17"/>
               </w:rPr>
-              <w:t>September 09, 2026</w:t>
+              <w:t>September 14, 2026</w:t>
             </w:r>
           </w:p>
         </w:tc>

--- a/Shahriarirad_Reza_CV.docx
+++ b/Shahriarirad_Reza_CV.docx
@@ -3355,7 +3355,7 @@
                 <w:i w:val="0"/>
                 <w:sz w:val="17"/>
               </w:rPr>
-              <w:t>29</w:t>
+              <w:t>31</w:t>
             </w:r>
           </w:p>
         </w:tc>
@@ -3443,7 +3443,7 @@
                 <w:i w:val="0"/>
                 <w:sz w:val="17"/>
               </w:rPr>
-              <w:t>4</w:t>
+              <w:t>6</w:t>
             </w:r>
           </w:p>
         </w:tc>
@@ -22706,6 +22706,220 @@
           </w:p>
         </w:tc>
       </w:tr>
+      <w:tr>
+        <w:tc>
+          <w:tcPr>
+            <w:tcW w:type="dxa" w:w="504"/>
+            <w:vAlign w:val="center"/>
+          </w:tcPr>
+          <w:p>
+            <w:pPr>
+              <w:spacing w:after="0"/>
+            </w:pPr>
+            <w:r/>
+            <w:r>
+              <w:rPr>
+                <w:rFonts w:ascii="Arial" w:hAnsi="Arial" w:eastAsia="Arial"/>
+                <w:b w:val="0"/>
+                <w:i w:val="0"/>
+                <w:sz w:val="17"/>
+              </w:rPr>
+              <w:t>30</w:t>
+            </w:r>
+          </w:p>
+        </w:tc>
+        <w:tc>
+          <w:tcPr>
+            <w:tcW w:type="dxa" w:w="1152"/>
+            <w:vAlign w:val="center"/>
+          </w:tcPr>
+          <w:p>
+            <w:pPr>
+              <w:spacing w:after="0"/>
+            </w:pPr>
+            <w:r/>
+            <w:r>
+              <w:rPr>
+                <w:rFonts w:ascii="Arial" w:hAnsi="Arial" w:eastAsia="Arial"/>
+                <w:b w:val="0"/>
+                <w:i w:val="0"/>
+                <w:sz w:val="17"/>
+              </w:rPr>
+              <w:t>2026</w:t>
+            </w:r>
+          </w:p>
+        </w:tc>
+        <w:tc>
+          <w:tcPr>
+            <w:tcW w:type="dxa" w:w="1008"/>
+            <w:vAlign w:val="center"/>
+          </w:tcPr>
+          <w:p>
+            <w:pPr>
+              <w:spacing w:after="0"/>
+            </w:pPr>
+            <w:r/>
+            <w:r>
+              <w:rPr>
+                <w:rFonts w:ascii="Arial" w:hAnsi="Arial" w:eastAsia="Arial"/>
+                <w:b w:val="0"/>
+                <w:i w:val="0"/>
+                <w:sz w:val="17"/>
+              </w:rPr>
+              <w:t>Oral</w:t>
+            </w:r>
+          </w:p>
+        </w:tc>
+        <w:tc>
+          <w:tcPr>
+            <w:tcW w:type="dxa" w:w="4464"/>
+            <w:vAlign w:val="center"/>
+          </w:tcPr>
+          <w:p>
+            <w:pPr>
+              <w:spacing w:after="0"/>
+            </w:pPr>
+            <w:r/>
+            <w:r>
+              <w:rPr>
+                <w:rFonts w:ascii="Arial" w:hAnsi="Arial" w:eastAsia="Arial"/>
+                <w:b w:val="0"/>
+                <w:i w:val="0"/>
+                <w:sz w:val="17"/>
+              </w:rPr>
+              <w:t>Area Deprivation Index, Social Determinants of Health, and Weight-Loss Outcomes After Bariatric Surgery: A Retrospective Referral-Center Cohort Study</w:t>
+            </w:r>
+          </w:p>
+        </w:tc>
+        <w:tc>
+          <w:tcPr>
+            <w:tcW w:type="dxa" w:w="2880"/>
+            <w:vAlign w:val="center"/>
+          </w:tcPr>
+          <w:p>
+            <w:pPr>
+              <w:spacing w:after="0"/>
+            </w:pPr>
+            <w:r/>
+            <w:r>
+              <w:rPr>
+                <w:rFonts w:ascii="Arial" w:hAnsi="Arial" w:eastAsia="Arial"/>
+                <w:b w:val="0"/>
+                <w:i w:val="0"/>
+                <w:sz w:val="17"/>
+              </w:rPr>
+              <w:t>Minnesota Surgical Society Annual Meeting 2026; United States</w:t>
+            </w:r>
+          </w:p>
+        </w:tc>
+      </w:tr>
+      <w:tr>
+        <w:tc>
+          <w:tcPr>
+            <w:tcW w:type="dxa" w:w="504"/>
+            <w:vAlign w:val="center"/>
+          </w:tcPr>
+          <w:p>
+            <w:pPr>
+              <w:spacing w:after="0"/>
+            </w:pPr>
+            <w:r/>
+            <w:r>
+              <w:rPr>
+                <w:rFonts w:ascii="Arial" w:hAnsi="Arial" w:eastAsia="Arial"/>
+                <w:b w:val="0"/>
+                <w:i w:val="0"/>
+                <w:sz w:val="17"/>
+              </w:rPr>
+              <w:t>31</w:t>
+            </w:r>
+          </w:p>
+        </w:tc>
+        <w:tc>
+          <w:tcPr>
+            <w:tcW w:type="dxa" w:w="1152"/>
+            <w:vAlign w:val="center"/>
+          </w:tcPr>
+          <w:p>
+            <w:pPr>
+              <w:spacing w:after="0"/>
+            </w:pPr>
+            <w:r/>
+            <w:r>
+              <w:rPr>
+                <w:rFonts w:ascii="Arial" w:hAnsi="Arial" w:eastAsia="Arial"/>
+                <w:b w:val="0"/>
+                <w:i w:val="0"/>
+                <w:sz w:val="17"/>
+              </w:rPr>
+              <w:t>2026</w:t>
+            </w:r>
+          </w:p>
+        </w:tc>
+        <w:tc>
+          <w:tcPr>
+            <w:tcW w:type="dxa" w:w="1008"/>
+            <w:vAlign w:val="center"/>
+          </w:tcPr>
+          <w:p>
+            <w:pPr>
+              <w:spacing w:after="0"/>
+            </w:pPr>
+            <w:r/>
+            <w:r>
+              <w:rPr>
+                <w:rFonts w:ascii="Arial" w:hAnsi="Arial" w:eastAsia="Arial"/>
+                <w:b w:val="0"/>
+                <w:i w:val="0"/>
+                <w:sz w:val="17"/>
+              </w:rPr>
+              <w:t>Oral</w:t>
+            </w:r>
+          </w:p>
+        </w:tc>
+        <w:tc>
+          <w:tcPr>
+            <w:tcW w:type="dxa" w:w="4464"/>
+            <w:vAlign w:val="center"/>
+          </w:tcPr>
+          <w:p>
+            <w:pPr>
+              <w:spacing w:after="0"/>
+            </w:pPr>
+            <w:r/>
+            <w:r>
+              <w:rPr>
+                <w:rFonts w:ascii="Arial" w:hAnsi="Arial" w:eastAsia="Arial"/>
+                <w:b w:val="0"/>
+                <w:i w:val="0"/>
+                <w:sz w:val="17"/>
+              </w:rPr>
+              <w:t>The Mayo Obesity Staging Index (MOSI): A Novel Staging Framework for Metabolic Surgery</w:t>
+            </w:r>
+          </w:p>
+        </w:tc>
+        <w:tc>
+          <w:tcPr>
+            <w:tcW w:type="dxa" w:w="2880"/>
+            <w:vAlign w:val="center"/>
+          </w:tcPr>
+          <w:p>
+            <w:pPr>
+              <w:spacing w:after="0"/>
+            </w:pPr>
+            <w:r/>
+            <w:r>
+              <w:rPr>
+                <w:rFonts w:ascii="Arial" w:hAnsi="Arial" w:eastAsia="Arial"/>
+                <w:b w:val="0"/>
+                <w:i w:val="0"/>
+                <w:sz w:val="17"/>
+              </w:rPr>
+              <w:t>Minnesota Surgical Society Annual Meeting 2026; United States</w:t>
+            </w:r>
+          </w:p>
+        </w:tc>
+      </w:tr>
     </w:tbl>
     <w:p>
       <w:pPr>

--- a/Shahriarirad_Reza_CV.docx
+++ b/Shahriarirad_Reza_CV.docx
@@ -19642,6 +19642,862 @@
                 <w:i w:val="0"/>
                 <w:sz w:val="17"/>
               </w:rPr>
+              <w:t>Jan 2027</w:t>
+            </w:r>
+          </w:p>
+        </w:tc>
+        <w:tc>
+          <w:tcPr>
+            <w:tcW w:type="dxa" w:w="1008"/>
+            <w:vAlign w:val="center"/>
+          </w:tcPr>
+          <w:p>
+            <w:pPr>
+              <w:spacing w:after="0"/>
+            </w:pPr>
+            <w:r/>
+            <w:r>
+              <w:rPr>
+                <w:rFonts w:ascii="Arial" w:hAnsi="Arial" w:eastAsia="Arial"/>
+                <w:b w:val="0"/>
+                <w:i w:val="0"/>
+                <w:sz w:val="17"/>
+              </w:rPr>
+              <w:t>Oral</w:t>
+            </w:r>
+          </w:p>
+        </w:tc>
+        <w:tc>
+          <w:tcPr>
+            <w:tcW w:type="dxa" w:w="4464"/>
+            <w:vAlign w:val="center"/>
+          </w:tcPr>
+          <w:p>
+            <w:pPr>
+              <w:spacing w:after="0"/>
+            </w:pPr>
+            <w:r/>
+            <w:r>
+              <w:rPr>
+                <w:rFonts w:ascii="Arial" w:hAnsi="Arial" w:eastAsia="Arial"/>
+                <w:b w:val="0"/>
+                <w:i w:val="0"/>
+                <w:sz w:val="17"/>
+              </w:rPr>
+              <w:t>Femoral Nerve Procedures for the Spastic Knee: A Clinical and Anatomic Study</w:t>
+            </w:r>
+          </w:p>
+        </w:tc>
+        <w:tc>
+          <w:tcPr>
+            <w:tcW w:type="dxa" w:w="2880"/>
+            <w:vAlign w:val="center"/>
+          </w:tcPr>
+          <w:p>
+            <w:pPr>
+              <w:spacing w:after="0"/>
+            </w:pPr>
+            <w:r/>
+            <w:r>
+              <w:rPr>
+                <w:rFonts w:ascii="Arial" w:hAnsi="Arial" w:eastAsia="Arial"/>
+                <w:b w:val="0"/>
+                <w:i w:val="0"/>
+                <w:sz w:val="17"/>
+              </w:rPr>
+              <w:t>American Society for Peripheral Nerve (ASPN) Annual Meeting; United States</w:t>
+            </w:r>
+          </w:p>
+        </w:tc>
+      </w:tr>
+      <w:tr>
+        <w:tc>
+          <w:tcPr>
+            <w:tcW w:type="dxa" w:w="504"/>
+            <w:vAlign w:val="center"/>
+          </w:tcPr>
+          <w:p>
+            <w:pPr>
+              <w:spacing w:after="0"/>
+            </w:pPr>
+            <w:r/>
+            <w:r>
+              <w:rPr>
+                <w:rFonts w:ascii="Arial" w:hAnsi="Arial" w:eastAsia="Arial"/>
+                <w:b w:val="0"/>
+                <w:i w:val="0"/>
+                <w:sz w:val="17"/>
+              </w:rPr>
+              <w:t>2</w:t>
+            </w:r>
+          </w:p>
+        </w:tc>
+        <w:tc>
+          <w:tcPr>
+            <w:tcW w:type="dxa" w:w="1152"/>
+            <w:vAlign w:val="center"/>
+          </w:tcPr>
+          <w:p>
+            <w:pPr>
+              <w:spacing w:after="0"/>
+            </w:pPr>
+            <w:r/>
+            <w:r>
+              <w:rPr>
+                <w:rFonts w:ascii="Arial" w:hAnsi="Arial" w:eastAsia="Arial"/>
+                <w:b w:val="0"/>
+                <w:i w:val="0"/>
+                <w:sz w:val="17"/>
+              </w:rPr>
+              <w:t>Oct 2026</w:t>
+            </w:r>
+          </w:p>
+        </w:tc>
+        <w:tc>
+          <w:tcPr>
+            <w:tcW w:type="dxa" w:w="1008"/>
+            <w:vAlign w:val="center"/>
+          </w:tcPr>
+          <w:p>
+            <w:pPr>
+              <w:spacing w:after="0"/>
+            </w:pPr>
+            <w:r/>
+            <w:r>
+              <w:rPr>
+                <w:rFonts w:ascii="Arial" w:hAnsi="Arial" w:eastAsia="Arial"/>
+                <w:b w:val="0"/>
+                <w:i w:val="0"/>
+                <w:sz w:val="17"/>
+              </w:rPr>
+              <w:t>Poster</w:t>
+            </w:r>
+          </w:p>
+        </w:tc>
+        <w:tc>
+          <w:tcPr>
+            <w:tcW w:type="dxa" w:w="4464"/>
+            <w:vAlign w:val="center"/>
+          </w:tcPr>
+          <w:p>
+            <w:pPr>
+              <w:spacing w:after="0"/>
+            </w:pPr>
+            <w:r/>
+            <w:r>
+              <w:rPr>
+                <w:rFonts w:ascii="Arial" w:hAnsi="Arial" w:eastAsia="Arial"/>
+                <w:b w:val="0"/>
+                <w:i w:val="0"/>
+                <w:sz w:val="17"/>
+              </w:rPr>
+              <w:t>An AI-Based Computer Vision System for Surgical Decision Support in Abdominal Wall Reconstruction Using CT Imaging</w:t>
+            </w:r>
+          </w:p>
+        </w:tc>
+        <w:tc>
+          <w:tcPr>
+            <w:tcW w:type="dxa" w:w="2880"/>
+            <w:vAlign w:val="center"/>
+          </w:tcPr>
+          <w:p>
+            <w:pPr>
+              <w:spacing w:after="0"/>
+            </w:pPr>
+            <w:r/>
+            <w:r>
+              <w:rPr>
+                <w:rFonts w:ascii="Arial" w:hAnsi="Arial" w:eastAsia="Arial"/>
+                <w:b w:val="0"/>
+                <w:i w:val="0"/>
+                <w:sz w:val="17"/>
+              </w:rPr>
+              <w:t>32nd Annual Balfour Surgery Research Symposium; United States</w:t>
+            </w:r>
+          </w:p>
+        </w:tc>
+      </w:tr>
+      <w:tr>
+        <w:tc>
+          <w:tcPr>
+            <w:tcW w:type="dxa" w:w="504"/>
+            <w:vAlign w:val="center"/>
+          </w:tcPr>
+          <w:p>
+            <w:pPr>
+              <w:spacing w:after="0"/>
+            </w:pPr>
+            <w:r/>
+            <w:r>
+              <w:rPr>
+                <w:rFonts w:ascii="Arial" w:hAnsi="Arial" w:eastAsia="Arial"/>
+                <w:b w:val="0"/>
+                <w:i w:val="0"/>
+                <w:sz w:val="17"/>
+              </w:rPr>
+              <w:t>3</w:t>
+            </w:r>
+          </w:p>
+        </w:tc>
+        <w:tc>
+          <w:tcPr>
+            <w:tcW w:type="dxa" w:w="1152"/>
+            <w:vAlign w:val="center"/>
+          </w:tcPr>
+          <w:p>
+            <w:pPr>
+              <w:spacing w:after="0"/>
+            </w:pPr>
+            <w:r/>
+            <w:r>
+              <w:rPr>
+                <w:rFonts w:ascii="Arial" w:hAnsi="Arial" w:eastAsia="Arial"/>
+                <w:b w:val="0"/>
+                <w:i w:val="0"/>
+                <w:sz w:val="17"/>
+              </w:rPr>
+              <w:t>Oct 2026</w:t>
+            </w:r>
+          </w:p>
+        </w:tc>
+        <w:tc>
+          <w:tcPr>
+            <w:tcW w:type="dxa" w:w="1008"/>
+            <w:vAlign w:val="center"/>
+          </w:tcPr>
+          <w:p>
+            <w:pPr>
+              <w:spacing w:after="0"/>
+            </w:pPr>
+            <w:r/>
+            <w:r>
+              <w:rPr>
+                <w:rFonts w:ascii="Arial" w:hAnsi="Arial" w:eastAsia="Arial"/>
+                <w:b w:val="0"/>
+                <w:i w:val="0"/>
+                <w:sz w:val="17"/>
+              </w:rPr>
+              <w:t>Poster</w:t>
+            </w:r>
+          </w:p>
+        </w:tc>
+        <w:tc>
+          <w:tcPr>
+            <w:tcW w:type="dxa" w:w="4464"/>
+            <w:vAlign w:val="center"/>
+          </w:tcPr>
+          <w:p>
+            <w:pPr>
+              <w:spacing w:after="0"/>
+            </w:pPr>
+            <w:r/>
+            <w:r>
+              <w:rPr>
+                <w:rFonts w:ascii="Arial" w:hAnsi="Arial" w:eastAsia="Arial"/>
+                <w:b w:val="0"/>
+                <w:i w:val="0"/>
+                <w:sz w:val="17"/>
+              </w:rPr>
+              <w:t>Establishment of a Personalized AI-Based Decision Aid for Breast Reconstruction Surgery Candidates: Pilot Study of the BRIDGE AI Tool</w:t>
+            </w:r>
+          </w:p>
+        </w:tc>
+        <w:tc>
+          <w:tcPr>
+            <w:tcW w:type="dxa" w:w="2880"/>
+            <w:vAlign w:val="center"/>
+          </w:tcPr>
+          <w:p>
+            <w:pPr>
+              <w:spacing w:after="0"/>
+            </w:pPr>
+            <w:r/>
+            <w:r>
+              <w:rPr>
+                <w:rFonts w:ascii="Arial" w:hAnsi="Arial" w:eastAsia="Arial"/>
+                <w:b w:val="0"/>
+                <w:i w:val="0"/>
+                <w:sz w:val="17"/>
+              </w:rPr>
+              <w:t>32nd Annual Balfour Surgery Research Symposium; United States</w:t>
+            </w:r>
+          </w:p>
+        </w:tc>
+      </w:tr>
+      <w:tr>
+        <w:tc>
+          <w:tcPr>
+            <w:tcW w:type="dxa" w:w="504"/>
+            <w:vAlign w:val="center"/>
+          </w:tcPr>
+          <w:p>
+            <w:pPr>
+              <w:spacing w:after="0"/>
+            </w:pPr>
+            <w:r/>
+            <w:r>
+              <w:rPr>
+                <w:rFonts w:ascii="Arial" w:hAnsi="Arial" w:eastAsia="Arial"/>
+                <w:b w:val="0"/>
+                <w:i w:val="0"/>
+                <w:sz w:val="17"/>
+              </w:rPr>
+              <w:t>4</w:t>
+            </w:r>
+          </w:p>
+        </w:tc>
+        <w:tc>
+          <w:tcPr>
+            <w:tcW w:type="dxa" w:w="1152"/>
+            <w:vAlign w:val="center"/>
+          </w:tcPr>
+          <w:p>
+            <w:pPr>
+              <w:spacing w:after="0"/>
+            </w:pPr>
+            <w:r/>
+            <w:r>
+              <w:rPr>
+                <w:rFonts w:ascii="Arial" w:hAnsi="Arial" w:eastAsia="Arial"/>
+                <w:b w:val="0"/>
+                <w:i w:val="0"/>
+                <w:sz w:val="17"/>
+              </w:rPr>
+              <w:t>Oct 2026</w:t>
+            </w:r>
+          </w:p>
+        </w:tc>
+        <w:tc>
+          <w:tcPr>
+            <w:tcW w:type="dxa" w:w="1008"/>
+            <w:vAlign w:val="center"/>
+          </w:tcPr>
+          <w:p>
+            <w:pPr>
+              <w:spacing w:after="0"/>
+            </w:pPr>
+            <w:r/>
+            <w:r>
+              <w:rPr>
+                <w:rFonts w:ascii="Arial" w:hAnsi="Arial" w:eastAsia="Arial"/>
+                <w:b w:val="0"/>
+                <w:i w:val="0"/>
+                <w:sz w:val="17"/>
+              </w:rPr>
+              <w:t>Poster</w:t>
+            </w:r>
+          </w:p>
+        </w:tc>
+        <w:tc>
+          <w:tcPr>
+            <w:tcW w:type="dxa" w:w="4464"/>
+            <w:vAlign w:val="center"/>
+          </w:tcPr>
+          <w:p>
+            <w:pPr>
+              <w:spacing w:after="0"/>
+            </w:pPr>
+            <w:r/>
+            <w:r>
+              <w:rPr>
+                <w:rFonts w:ascii="Arial" w:hAnsi="Arial" w:eastAsia="Arial"/>
+                <w:b w:val="0"/>
+                <w:i w:val="0"/>
+                <w:sz w:val="17"/>
+              </w:rPr>
+              <w:t>Five-Year Utilization, Predictors, and Weight-Loss Thresholds for Plastic Surgery After Bariatric Surgery</w:t>
+            </w:r>
+          </w:p>
+        </w:tc>
+        <w:tc>
+          <w:tcPr>
+            <w:tcW w:type="dxa" w:w="2880"/>
+            <w:vAlign w:val="center"/>
+          </w:tcPr>
+          <w:p>
+            <w:pPr>
+              <w:spacing w:after="0"/>
+            </w:pPr>
+            <w:r/>
+            <w:r>
+              <w:rPr>
+                <w:rFonts w:ascii="Arial" w:hAnsi="Arial" w:eastAsia="Arial"/>
+                <w:b w:val="0"/>
+                <w:i w:val="0"/>
+                <w:sz w:val="17"/>
+              </w:rPr>
+              <w:t>32nd Annual Balfour Surgery Research Symposium; United States</w:t>
+            </w:r>
+          </w:p>
+        </w:tc>
+      </w:tr>
+      <w:tr>
+        <w:tc>
+          <w:tcPr>
+            <w:tcW w:type="dxa" w:w="504"/>
+            <w:vAlign w:val="center"/>
+          </w:tcPr>
+          <w:p>
+            <w:pPr>
+              <w:spacing w:after="0"/>
+            </w:pPr>
+            <w:r/>
+            <w:r>
+              <w:rPr>
+                <w:rFonts w:ascii="Arial" w:hAnsi="Arial" w:eastAsia="Arial"/>
+                <w:b w:val="0"/>
+                <w:i w:val="0"/>
+                <w:sz w:val="17"/>
+              </w:rPr>
+              <w:t>5</w:t>
+            </w:r>
+          </w:p>
+        </w:tc>
+        <w:tc>
+          <w:tcPr>
+            <w:tcW w:type="dxa" w:w="1152"/>
+            <w:vAlign w:val="center"/>
+          </w:tcPr>
+          <w:p>
+            <w:pPr>
+              <w:spacing w:after="0"/>
+            </w:pPr>
+            <w:r/>
+            <w:r>
+              <w:rPr>
+                <w:rFonts w:ascii="Arial" w:hAnsi="Arial" w:eastAsia="Arial"/>
+                <w:b w:val="0"/>
+                <w:i w:val="0"/>
+                <w:sz w:val="17"/>
+              </w:rPr>
+              <w:t>Oct 2026</w:t>
+            </w:r>
+          </w:p>
+        </w:tc>
+        <w:tc>
+          <w:tcPr>
+            <w:tcW w:type="dxa" w:w="1008"/>
+            <w:vAlign w:val="center"/>
+          </w:tcPr>
+          <w:p>
+            <w:pPr>
+              <w:spacing w:after="0"/>
+            </w:pPr>
+            <w:r/>
+            <w:r>
+              <w:rPr>
+                <w:rFonts w:ascii="Arial" w:hAnsi="Arial" w:eastAsia="Arial"/>
+                <w:b w:val="0"/>
+                <w:i w:val="0"/>
+                <w:sz w:val="17"/>
+              </w:rPr>
+              <w:t>Poster</w:t>
+            </w:r>
+          </w:p>
+        </w:tc>
+        <w:tc>
+          <w:tcPr>
+            <w:tcW w:type="dxa" w:w="4464"/>
+            <w:vAlign w:val="center"/>
+          </w:tcPr>
+          <w:p>
+            <w:pPr>
+              <w:spacing w:after="0"/>
+            </w:pPr>
+            <w:r/>
+            <w:r>
+              <w:rPr>
+                <w:rFonts w:ascii="Arial" w:hAnsi="Arial" w:eastAsia="Arial"/>
+                <w:b w:val="0"/>
+                <w:i w:val="0"/>
+                <w:sz w:val="17"/>
+              </w:rPr>
+              <w:t>The Mayo Obesity Staging Index (MOSI): Development of a Staging Framework for Metabolic Surgery</w:t>
+            </w:r>
+          </w:p>
+        </w:tc>
+        <w:tc>
+          <w:tcPr>
+            <w:tcW w:type="dxa" w:w="2880"/>
+            <w:vAlign w:val="center"/>
+          </w:tcPr>
+          <w:p>
+            <w:pPr>
+              <w:spacing w:after="0"/>
+            </w:pPr>
+            <w:r/>
+            <w:r>
+              <w:rPr>
+                <w:rFonts w:ascii="Arial" w:hAnsi="Arial" w:eastAsia="Arial"/>
+                <w:b w:val="0"/>
+                <w:i w:val="0"/>
+                <w:sz w:val="17"/>
+              </w:rPr>
+              <w:t>32nd Annual Balfour Surgery Research Symposium · Poster of Distinction; United States</w:t>
+            </w:r>
+          </w:p>
+        </w:tc>
+      </w:tr>
+      <w:tr>
+        <w:tc>
+          <w:tcPr>
+            <w:tcW w:type="dxa" w:w="504"/>
+            <w:vAlign w:val="center"/>
+          </w:tcPr>
+          <w:p>
+            <w:pPr>
+              <w:spacing w:after="0"/>
+            </w:pPr>
+            <w:r/>
+            <w:r>
+              <w:rPr>
+                <w:rFonts w:ascii="Arial" w:hAnsi="Arial" w:eastAsia="Arial"/>
+                <w:b w:val="0"/>
+                <w:i w:val="0"/>
+                <w:sz w:val="17"/>
+              </w:rPr>
+              <w:t>6</w:t>
+            </w:r>
+          </w:p>
+        </w:tc>
+        <w:tc>
+          <w:tcPr>
+            <w:tcW w:type="dxa" w:w="1152"/>
+            <w:vAlign w:val="center"/>
+          </w:tcPr>
+          <w:p>
+            <w:pPr>
+              <w:spacing w:after="0"/>
+            </w:pPr>
+            <w:r/>
+            <w:r>
+              <w:rPr>
+                <w:rFonts w:ascii="Arial" w:hAnsi="Arial" w:eastAsia="Arial"/>
+                <w:b w:val="0"/>
+                <w:i w:val="0"/>
+                <w:sz w:val="17"/>
+              </w:rPr>
+              <w:t>Oct 2026</w:t>
+            </w:r>
+          </w:p>
+        </w:tc>
+        <w:tc>
+          <w:tcPr>
+            <w:tcW w:type="dxa" w:w="1008"/>
+            <w:vAlign w:val="center"/>
+          </w:tcPr>
+          <w:p>
+            <w:pPr>
+              <w:spacing w:after="0"/>
+            </w:pPr>
+            <w:r/>
+            <w:r>
+              <w:rPr>
+                <w:rFonts w:ascii="Arial" w:hAnsi="Arial" w:eastAsia="Arial"/>
+                <w:b w:val="0"/>
+                <w:i w:val="0"/>
+                <w:sz w:val="17"/>
+              </w:rPr>
+              <w:t>Poster</w:t>
+            </w:r>
+          </w:p>
+        </w:tc>
+        <w:tc>
+          <w:tcPr>
+            <w:tcW w:type="dxa" w:w="4464"/>
+            <w:vAlign w:val="center"/>
+          </w:tcPr>
+          <w:p>
+            <w:pPr>
+              <w:spacing w:after="0"/>
+            </w:pPr>
+            <w:r/>
+            <w:r>
+              <w:rPr>
+                <w:rFonts w:ascii="Arial" w:hAnsi="Arial" w:eastAsia="Arial"/>
+                <w:b w:val="0"/>
+                <w:i w:val="0"/>
+                <w:sz w:val="17"/>
+              </w:rPr>
+              <w:t>Metabolic Surgery Improves Biological Aging as Assessed by AI-Derived Electrocardiogram Age</w:t>
+            </w:r>
+          </w:p>
+        </w:tc>
+        <w:tc>
+          <w:tcPr>
+            <w:tcW w:type="dxa" w:w="2880"/>
+            <w:vAlign w:val="center"/>
+          </w:tcPr>
+          <w:p>
+            <w:pPr>
+              <w:spacing w:after="0"/>
+            </w:pPr>
+            <w:r/>
+            <w:r>
+              <w:rPr>
+                <w:rFonts w:ascii="Arial" w:hAnsi="Arial" w:eastAsia="Arial"/>
+                <w:b w:val="0"/>
+                <w:i w:val="0"/>
+                <w:sz w:val="17"/>
+              </w:rPr>
+              <w:t>32nd Annual Balfour Surgery Research Symposium · Poster of Distinction; United States</w:t>
+            </w:r>
+          </w:p>
+        </w:tc>
+      </w:tr>
+      <w:tr>
+        <w:tc>
+          <w:tcPr>
+            <w:tcW w:type="dxa" w:w="504"/>
+            <w:vAlign w:val="center"/>
+          </w:tcPr>
+          <w:p>
+            <w:pPr>
+              <w:spacing w:after="0"/>
+            </w:pPr>
+            <w:r/>
+            <w:r>
+              <w:rPr>
+                <w:rFonts w:ascii="Arial" w:hAnsi="Arial" w:eastAsia="Arial"/>
+                <w:b w:val="0"/>
+                <w:i w:val="0"/>
+                <w:sz w:val="17"/>
+              </w:rPr>
+              <w:t>7</w:t>
+            </w:r>
+          </w:p>
+        </w:tc>
+        <w:tc>
+          <w:tcPr>
+            <w:tcW w:type="dxa" w:w="1152"/>
+            <w:vAlign w:val="center"/>
+          </w:tcPr>
+          <w:p>
+            <w:pPr>
+              <w:spacing w:after="0"/>
+            </w:pPr>
+            <w:r/>
+            <w:r>
+              <w:rPr>
+                <w:rFonts w:ascii="Arial" w:hAnsi="Arial" w:eastAsia="Arial"/>
+                <w:b w:val="0"/>
+                <w:i w:val="0"/>
+                <w:sz w:val="17"/>
+              </w:rPr>
+              <w:t>Sep 2026</w:t>
+            </w:r>
+          </w:p>
+        </w:tc>
+        <w:tc>
+          <w:tcPr>
+            <w:tcW w:type="dxa" w:w="1008"/>
+            <w:vAlign w:val="center"/>
+          </w:tcPr>
+          <w:p>
+            <w:pPr>
+              <w:spacing w:after="0"/>
+            </w:pPr>
+            <w:r/>
+            <w:r>
+              <w:rPr>
+                <w:rFonts w:ascii="Arial" w:hAnsi="Arial" w:eastAsia="Arial"/>
+                <w:b w:val="0"/>
+                <w:i w:val="0"/>
+                <w:sz w:val="17"/>
+              </w:rPr>
+              <w:t>Oral</w:t>
+            </w:r>
+          </w:p>
+        </w:tc>
+        <w:tc>
+          <w:tcPr>
+            <w:tcW w:type="dxa" w:w="4464"/>
+            <w:vAlign w:val="center"/>
+          </w:tcPr>
+          <w:p>
+            <w:pPr>
+              <w:spacing w:after="0"/>
+            </w:pPr>
+            <w:r/>
+            <w:r>
+              <w:rPr>
+                <w:rFonts w:ascii="Arial" w:hAnsi="Arial" w:eastAsia="Arial"/>
+                <w:b w:val="0"/>
+                <w:i w:val="0"/>
+                <w:sz w:val="17"/>
+              </w:rPr>
+              <w:t>Clinical Features and Outcomes of Microvascular Free Flap Reconstruction of the Head and Neck</w:t>
+            </w:r>
+          </w:p>
+        </w:tc>
+        <w:tc>
+          <w:tcPr>
+            <w:tcW w:type="dxa" w:w="2880"/>
+            <w:vAlign w:val="center"/>
+          </w:tcPr>
+          <w:p>
+            <w:pPr>
+              <w:spacing w:after="0"/>
+            </w:pPr>
+            <w:r/>
+            <w:r>
+              <w:rPr>
+                <w:rFonts w:ascii="Arial" w:hAnsi="Arial" w:eastAsia="Arial"/>
+                <w:b w:val="0"/>
+                <w:i w:val="0"/>
+                <w:sz w:val="17"/>
+              </w:rPr>
+              <w:t>American College of Surgeons (ACS) Clinical Congress; United States</w:t>
+            </w:r>
+          </w:p>
+        </w:tc>
+      </w:tr>
+      <w:tr>
+        <w:tc>
+          <w:tcPr>
+            <w:tcW w:type="dxa" w:w="504"/>
+            <w:vAlign w:val="center"/>
+          </w:tcPr>
+          <w:p>
+            <w:pPr>
+              <w:spacing w:after="0"/>
+            </w:pPr>
+            <w:r/>
+            <w:r>
+              <w:rPr>
+                <w:rFonts w:ascii="Arial" w:hAnsi="Arial" w:eastAsia="Arial"/>
+                <w:b w:val="0"/>
+                <w:i w:val="0"/>
+                <w:sz w:val="17"/>
+              </w:rPr>
+              <w:t>8</w:t>
+            </w:r>
+          </w:p>
+        </w:tc>
+        <w:tc>
+          <w:tcPr>
+            <w:tcW w:type="dxa" w:w="1152"/>
+            <w:vAlign w:val="center"/>
+          </w:tcPr>
+          <w:p>
+            <w:pPr>
+              <w:spacing w:after="0"/>
+            </w:pPr>
+            <w:r/>
+            <w:r>
+              <w:rPr>
+                <w:rFonts w:ascii="Arial" w:hAnsi="Arial" w:eastAsia="Arial"/>
+                <w:b w:val="0"/>
+                <w:i w:val="0"/>
+                <w:sz w:val="17"/>
+              </w:rPr>
+              <w:t>Jul 2026</w:t>
+            </w:r>
+          </w:p>
+        </w:tc>
+        <w:tc>
+          <w:tcPr>
+            <w:tcW w:type="dxa" w:w="1008"/>
+            <w:vAlign w:val="center"/>
+          </w:tcPr>
+          <w:p>
+            <w:pPr>
+              <w:spacing w:after="0"/>
+            </w:pPr>
+            <w:r/>
+            <w:r>
+              <w:rPr>
+                <w:rFonts w:ascii="Arial" w:hAnsi="Arial" w:eastAsia="Arial"/>
+                <w:b w:val="0"/>
+                <w:i w:val="0"/>
+                <w:sz w:val="17"/>
+              </w:rPr>
+              <w:t>Poster</w:t>
+            </w:r>
+          </w:p>
+        </w:tc>
+        <w:tc>
+          <w:tcPr>
+            <w:tcW w:type="dxa" w:w="4464"/>
+            <w:vAlign w:val="center"/>
+          </w:tcPr>
+          <w:p>
+            <w:pPr>
+              <w:spacing w:after="0"/>
+            </w:pPr>
+            <w:r/>
+            <w:r>
+              <w:rPr>
+                <w:rFonts w:ascii="Arial" w:hAnsi="Arial" w:eastAsia="Arial"/>
+                <w:b w:val="0"/>
+                <w:i w:val="0"/>
+                <w:sz w:val="17"/>
+              </w:rPr>
+              <w:t>Area Deprivation Index, Social Determinants of Health, and Weight-Loss Outcomes After Bariatric Surgery: A Retrospective Referral-Center Cohort Study</w:t>
+            </w:r>
+          </w:p>
+        </w:tc>
+        <w:tc>
+          <w:tcPr>
+            <w:tcW w:type="dxa" w:w="2880"/>
+            <w:vAlign w:val="center"/>
+          </w:tcPr>
+          <w:p>
+            <w:pPr>
+              <w:spacing w:after="0"/>
+            </w:pPr>
+            <w:r/>
+            <w:r>
+              <w:rPr>
+                <w:rFonts w:ascii="Arial" w:hAnsi="Arial" w:eastAsia="Arial"/>
+                <w:b w:val="0"/>
+                <w:i w:val="0"/>
+                <w:sz w:val="17"/>
+              </w:rPr>
+              <w:t>2026 Mayo Clinic Quality Conference; United States</w:t>
+            </w:r>
+          </w:p>
+        </w:tc>
+      </w:tr>
+      <w:tr>
+        <w:tc>
+          <w:tcPr>
+            <w:tcW w:type="dxa" w:w="504"/>
+            <w:vAlign w:val="center"/>
+          </w:tcPr>
+          <w:p>
+            <w:pPr>
+              <w:spacing w:after="0"/>
+            </w:pPr>
+            <w:r/>
+            <w:r>
+              <w:rPr>
+                <w:rFonts w:ascii="Arial" w:hAnsi="Arial" w:eastAsia="Arial"/>
+                <w:b w:val="0"/>
+                <w:i w:val="0"/>
+                <w:sz w:val="17"/>
+              </w:rPr>
+              <w:t>9</w:t>
+            </w:r>
+          </w:p>
+        </w:tc>
+        <w:tc>
+          <w:tcPr>
+            <w:tcW w:type="dxa" w:w="1152"/>
+            <w:vAlign w:val="center"/>
+          </w:tcPr>
+          <w:p>
+            <w:pPr>
+              <w:spacing w:after="0"/>
+            </w:pPr>
+            <w:r/>
+            <w:r>
+              <w:rPr>
+                <w:rFonts w:ascii="Arial" w:hAnsi="Arial" w:eastAsia="Arial"/>
+                <w:b w:val="0"/>
+                <w:i w:val="0"/>
+                <w:sz w:val="17"/>
+              </w:rPr>
               <w:t>Jun 2026</w:t>
             </w:r>
           </w:p>
@@ -19728,7 +20584,7 @@
                 <w:i w:val="0"/>
                 <w:sz w:val="17"/>
               </w:rPr>
-              <w:t>2</w:t>
+              <w:t>10</w:t>
             </w:r>
           </w:p>
         </w:tc>
@@ -19835,7 +20691,7 @@
                 <w:i w:val="0"/>
                 <w:sz w:val="17"/>
               </w:rPr>
-              <w:t>3</w:t>
+              <w:t>11</w:t>
             </w:r>
           </w:p>
         </w:tc>
@@ -19942,7 +20798,114 @@
                 <w:i w:val="0"/>
                 <w:sz w:val="17"/>
               </w:rPr>
-              <w:t>4</w:t>
+              <w:t>12</w:t>
+            </w:r>
+          </w:p>
+        </w:tc>
+        <w:tc>
+          <w:tcPr>
+            <w:tcW w:type="dxa" w:w="1152"/>
+            <w:vAlign w:val="center"/>
+          </w:tcPr>
+          <w:p>
+            <w:pPr>
+              <w:spacing w:after="0"/>
+            </w:pPr>
+            <w:r/>
+            <w:r>
+              <w:rPr>
+                <w:rFonts w:ascii="Arial" w:hAnsi="Arial" w:eastAsia="Arial"/>
+                <w:b w:val="0"/>
+                <w:i w:val="0"/>
+                <w:sz w:val="17"/>
+              </w:rPr>
+              <w:t>Jun 2026</w:t>
+            </w:r>
+          </w:p>
+        </w:tc>
+        <w:tc>
+          <w:tcPr>
+            <w:tcW w:type="dxa" w:w="1008"/>
+            <w:vAlign w:val="center"/>
+          </w:tcPr>
+          <w:p>
+            <w:pPr>
+              <w:spacing w:after="0"/>
+            </w:pPr>
+            <w:r/>
+            <w:r>
+              <w:rPr>
+                <w:rFonts w:ascii="Arial" w:hAnsi="Arial" w:eastAsia="Arial"/>
+                <w:b w:val="0"/>
+                <w:i w:val="0"/>
+                <w:sz w:val="17"/>
+              </w:rPr>
+              <w:t>Poster</w:t>
+            </w:r>
+          </w:p>
+        </w:tc>
+        <w:tc>
+          <w:tcPr>
+            <w:tcW w:type="dxa" w:w="4464"/>
+            <w:vAlign w:val="center"/>
+          </w:tcPr>
+          <w:p>
+            <w:pPr>
+              <w:spacing w:after="0"/>
+            </w:pPr>
+            <w:r/>
+            <w:r>
+              <w:rPr>
+                <w:rFonts w:ascii="Arial" w:hAnsi="Arial" w:eastAsia="Arial"/>
+                <w:b w:val="0"/>
+                <w:i w:val="0"/>
+                <w:sz w:val="17"/>
+              </w:rPr>
+              <w:t>Peripheral Nerve Fellowship Programs In The U.S.: A Cross-sectional Study of Online Information Accessibility</w:t>
+            </w:r>
+          </w:p>
+        </w:tc>
+        <w:tc>
+          <w:tcPr>
+            <w:tcW w:type="dxa" w:w="2880"/>
+            <w:vAlign w:val="center"/>
+          </w:tcPr>
+          <w:p>
+            <w:pPr>
+              <w:spacing w:after="0"/>
+            </w:pPr>
+            <w:r/>
+            <w:r>
+              <w:rPr>
+                <w:rFonts w:ascii="Arial" w:hAnsi="Arial" w:eastAsia="Arial"/>
+                <w:b w:val="0"/>
+                <w:i w:val="0"/>
+                <w:sz w:val="17"/>
+              </w:rPr>
+              <w:t>Plastic Surgery Research Council (PSRC); United States</w:t>
+            </w:r>
+          </w:p>
+        </w:tc>
+      </w:tr>
+      <w:tr>
+        <w:tc>
+          <w:tcPr>
+            <w:tcW w:type="dxa" w:w="504"/>
+            <w:vAlign w:val="center"/>
+          </w:tcPr>
+          <w:p>
+            <w:pPr>
+              <w:spacing w:after="0"/>
+            </w:pPr>
+            <w:r/>
+            <w:r>
+              <w:rPr>
+                <w:rFonts w:ascii="Arial" w:hAnsi="Arial" w:eastAsia="Arial"/>
+                <w:b w:val="0"/>
+                <w:i w:val="0"/>
+                <w:sz w:val="17"/>
+              </w:rPr>
+              <w:t>13</w:t>
             </w:r>
           </w:p>
         </w:tc>
@@ -20049,114 +21012,7 @@
                 <w:i w:val="0"/>
                 <w:sz w:val="17"/>
               </w:rPr>
-              <w:t>5</w:t>
-            </w:r>
-          </w:p>
-        </w:tc>
-        <w:tc>
-          <w:tcPr>
-            <w:tcW w:type="dxa" w:w="1152"/>
-            <w:vAlign w:val="center"/>
-          </w:tcPr>
-          <w:p>
-            <w:pPr>
-              <w:spacing w:after="0"/>
-            </w:pPr>
-            <w:r/>
-            <w:r>
-              <w:rPr>
-                <w:rFonts w:ascii="Arial" w:hAnsi="Arial" w:eastAsia="Arial"/>
-                <w:b w:val="0"/>
-                <w:i w:val="0"/>
-                <w:sz w:val="17"/>
-              </w:rPr>
-              <w:t>Jun 2026</w:t>
-            </w:r>
-          </w:p>
-        </w:tc>
-        <w:tc>
-          <w:tcPr>
-            <w:tcW w:type="dxa" w:w="1008"/>
-            <w:vAlign w:val="center"/>
-          </w:tcPr>
-          <w:p>
-            <w:pPr>
-              <w:spacing w:after="0"/>
-            </w:pPr>
-            <w:r/>
-            <w:r>
-              <w:rPr>
-                <w:rFonts w:ascii="Arial" w:hAnsi="Arial" w:eastAsia="Arial"/>
-                <w:b w:val="0"/>
-                <w:i w:val="0"/>
-                <w:sz w:val="17"/>
-              </w:rPr>
-              <w:t>Poster</w:t>
-            </w:r>
-          </w:p>
-        </w:tc>
-        <w:tc>
-          <w:tcPr>
-            <w:tcW w:type="dxa" w:w="4464"/>
-            <w:vAlign w:val="center"/>
-          </w:tcPr>
-          <w:p>
-            <w:pPr>
-              <w:spacing w:after="0"/>
-            </w:pPr>
-            <w:r/>
-            <w:r>
-              <w:rPr>
-                <w:rFonts w:ascii="Arial" w:hAnsi="Arial" w:eastAsia="Arial"/>
-                <w:b w:val="0"/>
-                <w:i w:val="0"/>
-                <w:sz w:val="17"/>
-              </w:rPr>
-              <w:t>Peripheral Nerve Fellowship Programs In The U.S.: A Cross-sectional Study of Online Information Accessibility</w:t>
-            </w:r>
-          </w:p>
-        </w:tc>
-        <w:tc>
-          <w:tcPr>
-            <w:tcW w:type="dxa" w:w="2880"/>
-            <w:vAlign w:val="center"/>
-          </w:tcPr>
-          <w:p>
-            <w:pPr>
-              <w:spacing w:after="0"/>
-            </w:pPr>
-            <w:r/>
-            <w:r>
-              <w:rPr>
-                <w:rFonts w:ascii="Arial" w:hAnsi="Arial" w:eastAsia="Arial"/>
-                <w:b w:val="0"/>
-                <w:i w:val="0"/>
-                <w:sz w:val="17"/>
-              </w:rPr>
-              <w:t>Plastic Surgery Research Council (PSRC); United States</w:t>
-            </w:r>
-          </w:p>
-        </w:tc>
-      </w:tr>
-      <w:tr>
-        <w:tc>
-          <w:tcPr>
-            <w:tcW w:type="dxa" w:w="504"/>
-            <w:vAlign w:val="center"/>
-          </w:tcPr>
-          <w:p>
-            <w:pPr>
-              <w:spacing w:after="0"/>
-            </w:pPr>
-            <w:r/>
-            <w:r>
-              <w:rPr>
-                <w:rFonts w:ascii="Arial" w:hAnsi="Arial" w:eastAsia="Arial"/>
-                <w:b w:val="0"/>
-                <w:i w:val="0"/>
-                <w:sz w:val="17"/>
-              </w:rPr>
-              <w:t>6</w:t>
+              <w:t>14</w:t>
             </w:r>
           </w:p>
         </w:tc>
@@ -20263,7 +21119,221 @@
                 <w:i w:val="0"/>
                 <w:sz w:val="17"/>
               </w:rPr>
-              <w:t>7</w:t>
+              <w:t>15</w:t>
+            </w:r>
+          </w:p>
+        </w:tc>
+        <w:tc>
+          <w:tcPr>
+            <w:tcW w:type="dxa" w:w="1152"/>
+            <w:vAlign w:val="center"/>
+          </w:tcPr>
+          <w:p>
+            <w:pPr>
+              <w:spacing w:after="0"/>
+            </w:pPr>
+            <w:r/>
+            <w:r>
+              <w:rPr>
+                <w:rFonts w:ascii="Arial" w:hAnsi="Arial" w:eastAsia="Arial"/>
+                <w:b w:val="0"/>
+                <w:i w:val="0"/>
+                <w:sz w:val="17"/>
+              </w:rPr>
+              <w:t>2026</w:t>
+            </w:r>
+          </w:p>
+        </w:tc>
+        <w:tc>
+          <w:tcPr>
+            <w:tcW w:type="dxa" w:w="1008"/>
+            <w:vAlign w:val="center"/>
+          </w:tcPr>
+          <w:p>
+            <w:pPr>
+              <w:spacing w:after="0"/>
+            </w:pPr>
+            <w:r/>
+            <w:r>
+              <w:rPr>
+                <w:rFonts w:ascii="Arial" w:hAnsi="Arial" w:eastAsia="Arial"/>
+                <w:b w:val="0"/>
+                <w:i w:val="0"/>
+                <w:sz w:val="17"/>
+              </w:rPr>
+              <w:t>Oral</w:t>
+            </w:r>
+          </w:p>
+        </w:tc>
+        <w:tc>
+          <w:tcPr>
+            <w:tcW w:type="dxa" w:w="4464"/>
+            <w:vAlign w:val="center"/>
+          </w:tcPr>
+          <w:p>
+            <w:pPr>
+              <w:spacing w:after="0"/>
+            </w:pPr>
+            <w:r/>
+            <w:r>
+              <w:rPr>
+                <w:rFonts w:ascii="Arial" w:hAnsi="Arial" w:eastAsia="Arial"/>
+                <w:b w:val="0"/>
+                <w:i w:val="0"/>
+                <w:sz w:val="17"/>
+              </w:rPr>
+              <w:t>Area Deprivation Index, Social Determinants of Health, and Weight-Loss Outcomes After Bariatric Surgery: A Retrospective Referral-Center Cohort Study</w:t>
+            </w:r>
+          </w:p>
+        </w:tc>
+        <w:tc>
+          <w:tcPr>
+            <w:tcW w:type="dxa" w:w="2880"/>
+            <w:vAlign w:val="center"/>
+          </w:tcPr>
+          <w:p>
+            <w:pPr>
+              <w:spacing w:after="0"/>
+            </w:pPr>
+            <w:r/>
+            <w:r>
+              <w:rPr>
+                <w:rFonts w:ascii="Arial" w:hAnsi="Arial" w:eastAsia="Arial"/>
+                <w:b w:val="0"/>
+                <w:i w:val="0"/>
+                <w:sz w:val="17"/>
+              </w:rPr>
+              <w:t>Minnesota Surgical Society Annual Meeting 2026; United States</w:t>
+            </w:r>
+          </w:p>
+        </w:tc>
+      </w:tr>
+      <w:tr>
+        <w:tc>
+          <w:tcPr>
+            <w:tcW w:type="dxa" w:w="504"/>
+            <w:vAlign w:val="center"/>
+          </w:tcPr>
+          <w:p>
+            <w:pPr>
+              <w:spacing w:after="0"/>
+            </w:pPr>
+            <w:r/>
+            <w:r>
+              <w:rPr>
+                <w:rFonts w:ascii="Arial" w:hAnsi="Arial" w:eastAsia="Arial"/>
+                <w:b w:val="0"/>
+                <w:i w:val="0"/>
+                <w:sz w:val="17"/>
+              </w:rPr>
+              <w:t>16</w:t>
+            </w:r>
+          </w:p>
+        </w:tc>
+        <w:tc>
+          <w:tcPr>
+            <w:tcW w:type="dxa" w:w="1152"/>
+            <w:vAlign w:val="center"/>
+          </w:tcPr>
+          <w:p>
+            <w:pPr>
+              <w:spacing w:after="0"/>
+            </w:pPr>
+            <w:r/>
+            <w:r>
+              <w:rPr>
+                <w:rFonts w:ascii="Arial" w:hAnsi="Arial" w:eastAsia="Arial"/>
+                <w:b w:val="0"/>
+                <w:i w:val="0"/>
+                <w:sz w:val="17"/>
+              </w:rPr>
+              <w:t>2026</w:t>
+            </w:r>
+          </w:p>
+        </w:tc>
+        <w:tc>
+          <w:tcPr>
+            <w:tcW w:type="dxa" w:w="1008"/>
+            <w:vAlign w:val="center"/>
+          </w:tcPr>
+          <w:p>
+            <w:pPr>
+              <w:spacing w:after="0"/>
+            </w:pPr>
+            <w:r/>
+            <w:r>
+              <w:rPr>
+                <w:rFonts w:ascii="Arial" w:hAnsi="Arial" w:eastAsia="Arial"/>
+                <w:b w:val="0"/>
+                <w:i w:val="0"/>
+                <w:sz w:val="17"/>
+              </w:rPr>
+              <w:t>Oral</w:t>
+            </w:r>
+          </w:p>
+        </w:tc>
+        <w:tc>
+          <w:tcPr>
+            <w:tcW w:type="dxa" w:w="4464"/>
+            <w:vAlign w:val="center"/>
+          </w:tcPr>
+          <w:p>
+            <w:pPr>
+              <w:spacing w:after="0"/>
+            </w:pPr>
+            <w:r/>
+            <w:r>
+              <w:rPr>
+                <w:rFonts w:ascii="Arial" w:hAnsi="Arial" w:eastAsia="Arial"/>
+                <w:b w:val="0"/>
+                <w:i w:val="0"/>
+                <w:sz w:val="17"/>
+              </w:rPr>
+              <w:t>The Mayo Obesity Staging Index (MOSI): A Novel Staging Framework for Metabolic Surgery</w:t>
+            </w:r>
+          </w:p>
+        </w:tc>
+        <w:tc>
+          <w:tcPr>
+            <w:tcW w:type="dxa" w:w="2880"/>
+            <w:vAlign w:val="center"/>
+          </w:tcPr>
+          <w:p>
+            <w:pPr>
+              <w:spacing w:after="0"/>
+            </w:pPr>
+            <w:r/>
+            <w:r>
+              <w:rPr>
+                <w:rFonts w:ascii="Arial" w:hAnsi="Arial" w:eastAsia="Arial"/>
+                <w:b w:val="0"/>
+                <w:i w:val="0"/>
+                <w:sz w:val="17"/>
+              </w:rPr>
+              <w:t>Minnesota Surgical Society Annual Meeting 2026; United States (presented by Abdulrahman Alomar, DO)</w:t>
+            </w:r>
+          </w:p>
+        </w:tc>
+      </w:tr>
+      <w:tr>
+        <w:tc>
+          <w:tcPr>
+            <w:tcW w:type="dxa" w:w="504"/>
+            <w:vAlign w:val="center"/>
+          </w:tcPr>
+          <w:p>
+            <w:pPr>
+              <w:spacing w:after="0"/>
+            </w:pPr>
+            <w:r/>
+            <w:r>
+              <w:rPr>
+                <w:rFonts w:ascii="Arial" w:hAnsi="Arial" w:eastAsia="Arial"/>
+                <w:b w:val="0"/>
+                <w:i w:val="0"/>
+                <w:sz w:val="17"/>
+              </w:rPr>
+              <w:t>17</w:t>
             </w:r>
           </w:p>
         </w:tc>
@@ -20370,7 +21440,7 @@
                 <w:i w:val="0"/>
                 <w:sz w:val="17"/>
               </w:rPr>
-              <w:t>8</w:t>
+              <w:t>18</w:t>
             </w:r>
           </w:p>
         </w:tc>
@@ -20477,7 +21547,7 @@
                 <w:i w:val="0"/>
                 <w:sz w:val="17"/>
               </w:rPr>
-              <w:t>9</w:t>
+              <w:t>19</w:t>
             </w:r>
           </w:p>
         </w:tc>
@@ -20584,7 +21654,7 @@
                 <w:i w:val="0"/>
                 <w:sz w:val="17"/>
               </w:rPr>
-              <w:t>10</w:t>
+              <w:t>20</w:t>
             </w:r>
           </w:p>
         </w:tc>
@@ -20691,7 +21761,7 @@
                 <w:i w:val="0"/>
                 <w:sz w:val="17"/>
               </w:rPr>
-              <w:t>11</w:t>
+              <w:t>21</w:t>
             </w:r>
           </w:p>
         </w:tc>
@@ -20798,7 +21868,7 @@
                 <w:i w:val="0"/>
                 <w:sz w:val="17"/>
               </w:rPr>
-              <w:t>12</w:t>
+              <w:t>22</w:t>
             </w:r>
           </w:p>
         </w:tc>
@@ -20905,7 +21975,7 @@
                 <w:i w:val="0"/>
                 <w:sz w:val="17"/>
               </w:rPr>
-              <w:t>13</w:t>
+              <w:t>23</w:t>
             </w:r>
           </w:p>
         </w:tc>
@@ -21012,7 +22082,7 @@
                 <w:i w:val="0"/>
                 <w:sz w:val="17"/>
               </w:rPr>
-              <w:t>14</w:t>
+              <w:t>24</w:t>
             </w:r>
           </w:p>
         </w:tc>
@@ -21119,7 +22189,7 @@
                 <w:i w:val="0"/>
                 <w:sz w:val="17"/>
               </w:rPr>
-              <w:t>15</w:t>
+              <w:t>25</w:t>
             </w:r>
           </w:p>
         </w:tc>
@@ -21226,7 +22296,7 @@
                 <w:i w:val="0"/>
                 <w:sz w:val="17"/>
               </w:rPr>
-              <w:t>16</w:t>
+              <w:t>26</w:t>
             </w:r>
           </w:p>
         </w:tc>
@@ -21333,7 +22403,7 @@
                 <w:i w:val="0"/>
                 <w:sz w:val="17"/>
               </w:rPr>
-              <w:t>17</w:t>
+              <w:t>27</w:t>
             </w:r>
           </w:p>
         </w:tc>
@@ -21440,7 +22510,7 @@
                 <w:i w:val="0"/>
                 <w:sz w:val="17"/>
               </w:rPr>
-              <w:t>18</w:t>
+              <w:t>28</w:t>
             </w:r>
           </w:p>
         </w:tc>
@@ -21547,7 +22617,7 @@
                 <w:i w:val="0"/>
                 <w:sz w:val="17"/>
               </w:rPr>
-              <w:t>19</w:t>
+              <w:t>29</w:t>
             </w:r>
           </w:p>
         </w:tc>
@@ -21654,7 +22724,7 @@
                 <w:i w:val="0"/>
                 <w:sz w:val="17"/>
               </w:rPr>
-              <w:t>20</w:t>
+              <w:t>30</w:t>
             </w:r>
           </w:p>
         </w:tc>
@@ -21761,7 +22831,7 @@
                 <w:i w:val="0"/>
                 <w:sz w:val="17"/>
               </w:rPr>
-              <w:t>21</w:t>
+              <w:t>31</w:t>
             </w:r>
           </w:p>
         </w:tc>
@@ -21846,1076 +22916,6 @@
                 <w:sz w:val="17"/>
               </w:rPr>
               <w:t>International Student Congress of (bio)Medical Sciences 2015 (ISCOMS); Netherlands</w:t>
-            </w:r>
-          </w:p>
-        </w:tc>
-      </w:tr>
-      <w:tr>
-        <w:tc>
-          <w:tcPr>
-            <w:tcW w:type="dxa" w:w="504"/>
-            <w:vAlign w:val="center"/>
-          </w:tcPr>
-          <w:p>
-            <w:pPr>
-              <w:spacing w:after="0"/>
-            </w:pPr>
-            <w:r/>
-            <w:r>
-              <w:rPr>
-                <w:rFonts w:ascii="Arial" w:hAnsi="Arial" w:eastAsia="Arial"/>
-                <w:b w:val="0"/>
-                <w:i w:val="0"/>
-                <w:sz w:val="17"/>
-              </w:rPr>
-              <w:t>22</w:t>
-            </w:r>
-          </w:p>
-        </w:tc>
-        <w:tc>
-          <w:tcPr>
-            <w:tcW w:type="dxa" w:w="1152"/>
-            <w:vAlign w:val="center"/>
-          </w:tcPr>
-          <w:p>
-            <w:pPr>
-              <w:spacing w:after="0"/>
-            </w:pPr>
-            <w:r/>
-            <w:r>
-              <w:rPr>
-                <w:rFonts w:ascii="Arial" w:hAnsi="Arial" w:eastAsia="Arial"/>
-                <w:b w:val="0"/>
-                <w:i w:val="0"/>
-                <w:sz w:val="17"/>
-              </w:rPr>
-              <w:t>Jul 22 2026</w:t>
-            </w:r>
-          </w:p>
-        </w:tc>
-        <w:tc>
-          <w:tcPr>
-            <w:tcW w:type="dxa" w:w="1008"/>
-            <w:vAlign w:val="center"/>
-          </w:tcPr>
-          <w:p>
-            <w:pPr>
-              <w:spacing w:after="0"/>
-            </w:pPr>
-            <w:r/>
-            <w:r>
-              <w:rPr>
-                <w:rFonts w:ascii="Arial" w:hAnsi="Arial" w:eastAsia="Arial"/>
-                <w:b w:val="0"/>
-                <w:i w:val="0"/>
-                <w:sz w:val="17"/>
-              </w:rPr>
-              <w:t>Poster</w:t>
-            </w:r>
-          </w:p>
-        </w:tc>
-        <w:tc>
-          <w:tcPr>
-            <w:tcW w:type="dxa" w:w="4464"/>
-            <w:vAlign w:val="center"/>
-          </w:tcPr>
-          <w:p>
-            <w:pPr>
-              <w:spacing w:after="0"/>
-            </w:pPr>
-            <w:r/>
-            <w:r>
-              <w:rPr>
-                <w:rFonts w:ascii="Arial" w:hAnsi="Arial" w:eastAsia="Arial"/>
-                <w:b w:val="0"/>
-                <w:i w:val="0"/>
-                <w:sz w:val="17"/>
-              </w:rPr>
-              <w:t>Area Deprivation Index, Social Determinants of Health, and Weight-Loss Outcomes After Bariatric Surgery: A Retrospective Referral-Center Cohort Study</w:t>
-            </w:r>
-          </w:p>
-        </w:tc>
-        <w:tc>
-          <w:tcPr>
-            <w:tcW w:type="dxa" w:w="2880"/>
-            <w:vAlign w:val="center"/>
-          </w:tcPr>
-          <w:p>
-            <w:pPr>
-              <w:spacing w:after="0"/>
-            </w:pPr>
-            <w:r/>
-            <w:r>
-              <w:rPr>
-                <w:rFonts w:ascii="Arial" w:hAnsi="Arial" w:eastAsia="Arial"/>
-                <w:b w:val="0"/>
-                <w:i w:val="0"/>
-                <w:sz w:val="17"/>
-              </w:rPr>
-              <w:t>2026 Mayo Clinic Quality Conference; United States</w:t>
-            </w:r>
-          </w:p>
-        </w:tc>
-      </w:tr>
-      <w:tr>
-        <w:tc>
-          <w:tcPr>
-            <w:tcW w:type="dxa" w:w="504"/>
-            <w:vAlign w:val="center"/>
-          </w:tcPr>
-          <w:p>
-            <w:pPr>
-              <w:spacing w:after="0"/>
-            </w:pPr>
-            <w:r/>
-            <w:r>
-              <w:rPr>
-                <w:rFonts w:ascii="Arial" w:hAnsi="Arial" w:eastAsia="Arial"/>
-                <w:b w:val="0"/>
-                <w:i w:val="0"/>
-                <w:sz w:val="17"/>
-              </w:rPr>
-              <w:t>23</w:t>
-            </w:r>
-          </w:p>
-        </w:tc>
-        <w:tc>
-          <w:tcPr>
-            <w:tcW w:type="dxa" w:w="1152"/>
-            <w:vAlign w:val="center"/>
-          </w:tcPr>
-          <w:p>
-            <w:pPr>
-              <w:spacing w:after="0"/>
-            </w:pPr>
-            <w:r/>
-            <w:r>
-              <w:rPr>
-                <w:rFonts w:ascii="Arial" w:hAnsi="Arial" w:eastAsia="Arial"/>
-                <w:b w:val="0"/>
-                <w:i w:val="0"/>
-                <w:sz w:val="17"/>
-              </w:rPr>
-              <w:t>Oct 2026</w:t>
-            </w:r>
-          </w:p>
-        </w:tc>
-        <w:tc>
-          <w:tcPr>
-            <w:tcW w:type="dxa" w:w="1008"/>
-            <w:vAlign w:val="center"/>
-          </w:tcPr>
-          <w:p>
-            <w:pPr>
-              <w:spacing w:after="0"/>
-            </w:pPr>
-            <w:r/>
-            <w:r>
-              <w:rPr>
-                <w:rFonts w:ascii="Arial" w:hAnsi="Arial" w:eastAsia="Arial"/>
-                <w:b w:val="0"/>
-                <w:i w:val="0"/>
-                <w:sz w:val="17"/>
-              </w:rPr>
-              <w:t>Poster</w:t>
-            </w:r>
-          </w:p>
-        </w:tc>
-        <w:tc>
-          <w:tcPr>
-            <w:tcW w:type="dxa" w:w="4464"/>
-            <w:vAlign w:val="center"/>
-          </w:tcPr>
-          <w:p>
-            <w:pPr>
-              <w:spacing w:after="0"/>
-            </w:pPr>
-            <w:r/>
-            <w:r>
-              <w:rPr>
-                <w:rFonts w:ascii="Arial" w:hAnsi="Arial" w:eastAsia="Arial"/>
-                <w:b w:val="0"/>
-                <w:i w:val="0"/>
-                <w:sz w:val="17"/>
-              </w:rPr>
-              <w:t>An AI-Based Computer Vision System for Surgical Decision Support in Abdominal Wall Reconstruction Using CT Imaging</w:t>
-            </w:r>
-          </w:p>
-        </w:tc>
-        <w:tc>
-          <w:tcPr>
-            <w:tcW w:type="dxa" w:w="2880"/>
-            <w:vAlign w:val="center"/>
-          </w:tcPr>
-          <w:p>
-            <w:pPr>
-              <w:spacing w:after="0"/>
-            </w:pPr>
-            <w:r/>
-            <w:r>
-              <w:rPr>
-                <w:rFonts w:ascii="Arial" w:hAnsi="Arial" w:eastAsia="Arial"/>
-                <w:b w:val="0"/>
-                <w:i w:val="0"/>
-                <w:sz w:val="17"/>
-              </w:rPr>
-              <w:t>32nd Annual Balfour Surgery Research Symposium; United States</w:t>
-            </w:r>
-          </w:p>
-        </w:tc>
-      </w:tr>
-      <w:tr>
-        <w:tc>
-          <w:tcPr>
-            <w:tcW w:type="dxa" w:w="504"/>
-            <w:vAlign w:val="center"/>
-          </w:tcPr>
-          <w:p>
-            <w:pPr>
-              <w:spacing w:after="0"/>
-            </w:pPr>
-            <w:r/>
-            <w:r>
-              <w:rPr>
-                <w:rFonts w:ascii="Arial" w:hAnsi="Arial" w:eastAsia="Arial"/>
-                <w:b w:val="0"/>
-                <w:i w:val="0"/>
-                <w:sz w:val="17"/>
-              </w:rPr>
-              <w:t>24</w:t>
-            </w:r>
-          </w:p>
-        </w:tc>
-        <w:tc>
-          <w:tcPr>
-            <w:tcW w:type="dxa" w:w="1152"/>
-            <w:vAlign w:val="center"/>
-          </w:tcPr>
-          <w:p>
-            <w:pPr>
-              <w:spacing w:after="0"/>
-            </w:pPr>
-            <w:r/>
-            <w:r>
-              <w:rPr>
-                <w:rFonts w:ascii="Arial" w:hAnsi="Arial" w:eastAsia="Arial"/>
-                <w:b w:val="0"/>
-                <w:i w:val="0"/>
-                <w:sz w:val="17"/>
-              </w:rPr>
-              <w:t>Oct 2026</w:t>
-            </w:r>
-          </w:p>
-        </w:tc>
-        <w:tc>
-          <w:tcPr>
-            <w:tcW w:type="dxa" w:w="1008"/>
-            <w:vAlign w:val="center"/>
-          </w:tcPr>
-          <w:p>
-            <w:pPr>
-              <w:spacing w:after="0"/>
-            </w:pPr>
-            <w:r/>
-            <w:r>
-              <w:rPr>
-                <w:rFonts w:ascii="Arial" w:hAnsi="Arial" w:eastAsia="Arial"/>
-                <w:b w:val="0"/>
-                <w:i w:val="0"/>
-                <w:sz w:val="17"/>
-              </w:rPr>
-              <w:t>Poster</w:t>
-            </w:r>
-          </w:p>
-        </w:tc>
-        <w:tc>
-          <w:tcPr>
-            <w:tcW w:type="dxa" w:w="4464"/>
-            <w:vAlign w:val="center"/>
-          </w:tcPr>
-          <w:p>
-            <w:pPr>
-              <w:spacing w:after="0"/>
-            </w:pPr>
-            <w:r/>
-            <w:r>
-              <w:rPr>
-                <w:rFonts w:ascii="Arial" w:hAnsi="Arial" w:eastAsia="Arial"/>
-                <w:b w:val="0"/>
-                <w:i w:val="0"/>
-                <w:sz w:val="17"/>
-              </w:rPr>
-              <w:t>Establishment of a Personalized AI-Based Decision Aid for Breast Reconstruction Surgery Candidates: Pilot Study of the BRIDGE AI Tool</w:t>
-            </w:r>
-          </w:p>
-        </w:tc>
-        <w:tc>
-          <w:tcPr>
-            <w:tcW w:type="dxa" w:w="2880"/>
-            <w:vAlign w:val="center"/>
-          </w:tcPr>
-          <w:p>
-            <w:pPr>
-              <w:spacing w:after="0"/>
-            </w:pPr>
-            <w:r/>
-            <w:r>
-              <w:rPr>
-                <w:rFonts w:ascii="Arial" w:hAnsi="Arial" w:eastAsia="Arial"/>
-                <w:b w:val="0"/>
-                <w:i w:val="0"/>
-                <w:sz w:val="17"/>
-              </w:rPr>
-              <w:t>32nd Annual Balfour Surgery Research Symposium; United States</w:t>
-            </w:r>
-          </w:p>
-        </w:tc>
-      </w:tr>
-      <w:tr>
-        <w:tc>
-          <w:tcPr>
-            <w:tcW w:type="dxa" w:w="504"/>
-            <w:vAlign w:val="center"/>
-          </w:tcPr>
-          <w:p>
-            <w:pPr>
-              <w:spacing w:after="0"/>
-            </w:pPr>
-            <w:r/>
-            <w:r>
-              <w:rPr>
-                <w:rFonts w:ascii="Arial" w:hAnsi="Arial" w:eastAsia="Arial"/>
-                <w:b w:val="0"/>
-                <w:i w:val="0"/>
-                <w:sz w:val="17"/>
-              </w:rPr>
-              <w:t>25</w:t>
-            </w:r>
-          </w:p>
-        </w:tc>
-        <w:tc>
-          <w:tcPr>
-            <w:tcW w:type="dxa" w:w="1152"/>
-            <w:vAlign w:val="center"/>
-          </w:tcPr>
-          <w:p>
-            <w:pPr>
-              <w:spacing w:after="0"/>
-            </w:pPr>
-            <w:r/>
-            <w:r>
-              <w:rPr>
-                <w:rFonts w:ascii="Arial" w:hAnsi="Arial" w:eastAsia="Arial"/>
-                <w:b w:val="0"/>
-                <w:i w:val="0"/>
-                <w:sz w:val="17"/>
-              </w:rPr>
-              <w:t>Oct 2026</w:t>
-            </w:r>
-          </w:p>
-        </w:tc>
-        <w:tc>
-          <w:tcPr>
-            <w:tcW w:type="dxa" w:w="1008"/>
-            <w:vAlign w:val="center"/>
-          </w:tcPr>
-          <w:p>
-            <w:pPr>
-              <w:spacing w:after="0"/>
-            </w:pPr>
-            <w:r/>
-            <w:r>
-              <w:rPr>
-                <w:rFonts w:ascii="Arial" w:hAnsi="Arial" w:eastAsia="Arial"/>
-                <w:b w:val="0"/>
-                <w:i w:val="0"/>
-                <w:sz w:val="17"/>
-              </w:rPr>
-              <w:t>Poster</w:t>
-            </w:r>
-          </w:p>
-        </w:tc>
-        <w:tc>
-          <w:tcPr>
-            <w:tcW w:type="dxa" w:w="4464"/>
-            <w:vAlign w:val="center"/>
-          </w:tcPr>
-          <w:p>
-            <w:pPr>
-              <w:spacing w:after="0"/>
-            </w:pPr>
-            <w:r/>
-            <w:r>
-              <w:rPr>
-                <w:rFonts w:ascii="Arial" w:hAnsi="Arial" w:eastAsia="Arial"/>
-                <w:b w:val="0"/>
-                <w:i w:val="0"/>
-                <w:sz w:val="17"/>
-              </w:rPr>
-              <w:t>Five-Year Utilization, Predictors, and Weight-Loss Thresholds for Plastic Surgery After Bariatric Surgery</w:t>
-            </w:r>
-          </w:p>
-        </w:tc>
-        <w:tc>
-          <w:tcPr>
-            <w:tcW w:type="dxa" w:w="2880"/>
-            <w:vAlign w:val="center"/>
-          </w:tcPr>
-          <w:p>
-            <w:pPr>
-              <w:spacing w:after="0"/>
-            </w:pPr>
-            <w:r/>
-            <w:r>
-              <w:rPr>
-                <w:rFonts w:ascii="Arial" w:hAnsi="Arial" w:eastAsia="Arial"/>
-                <w:b w:val="0"/>
-                <w:i w:val="0"/>
-                <w:sz w:val="17"/>
-              </w:rPr>
-              <w:t>32nd Annual Balfour Surgery Research Symposium; United States</w:t>
-            </w:r>
-          </w:p>
-        </w:tc>
-      </w:tr>
-      <w:tr>
-        <w:tc>
-          <w:tcPr>
-            <w:tcW w:type="dxa" w:w="504"/>
-            <w:vAlign w:val="center"/>
-          </w:tcPr>
-          <w:p>
-            <w:pPr>
-              <w:spacing w:after="0"/>
-            </w:pPr>
-            <w:r/>
-            <w:r>
-              <w:rPr>
-                <w:rFonts w:ascii="Arial" w:hAnsi="Arial" w:eastAsia="Arial"/>
-                <w:b w:val="0"/>
-                <w:i w:val="0"/>
-                <w:sz w:val="17"/>
-              </w:rPr>
-              <w:t>26</w:t>
-            </w:r>
-          </w:p>
-        </w:tc>
-        <w:tc>
-          <w:tcPr>
-            <w:tcW w:type="dxa" w:w="1152"/>
-            <w:vAlign w:val="center"/>
-          </w:tcPr>
-          <w:p>
-            <w:pPr>
-              <w:spacing w:after="0"/>
-            </w:pPr>
-            <w:r/>
-            <w:r>
-              <w:rPr>
-                <w:rFonts w:ascii="Arial" w:hAnsi="Arial" w:eastAsia="Arial"/>
-                <w:b w:val="0"/>
-                <w:i w:val="0"/>
-                <w:sz w:val="17"/>
-              </w:rPr>
-              <w:t>Oct 2026</w:t>
-            </w:r>
-          </w:p>
-        </w:tc>
-        <w:tc>
-          <w:tcPr>
-            <w:tcW w:type="dxa" w:w="1008"/>
-            <w:vAlign w:val="center"/>
-          </w:tcPr>
-          <w:p>
-            <w:pPr>
-              <w:spacing w:after="0"/>
-            </w:pPr>
-            <w:r/>
-            <w:r>
-              <w:rPr>
-                <w:rFonts w:ascii="Arial" w:hAnsi="Arial" w:eastAsia="Arial"/>
-                <w:b w:val="0"/>
-                <w:i w:val="0"/>
-                <w:sz w:val="17"/>
-              </w:rPr>
-              <w:t>Poster</w:t>
-            </w:r>
-          </w:p>
-        </w:tc>
-        <w:tc>
-          <w:tcPr>
-            <w:tcW w:type="dxa" w:w="4464"/>
-            <w:vAlign w:val="center"/>
-          </w:tcPr>
-          <w:p>
-            <w:pPr>
-              <w:spacing w:after="0"/>
-            </w:pPr>
-            <w:r/>
-            <w:r>
-              <w:rPr>
-                <w:rFonts w:ascii="Arial" w:hAnsi="Arial" w:eastAsia="Arial"/>
-                <w:b w:val="0"/>
-                <w:i w:val="0"/>
-                <w:sz w:val="17"/>
-              </w:rPr>
-              <w:t>The Mayo Obesity Staging Index (MOSI): Development of a Staging Framework for Metabolic Surgery</w:t>
-            </w:r>
-          </w:p>
-        </w:tc>
-        <w:tc>
-          <w:tcPr>
-            <w:tcW w:type="dxa" w:w="2880"/>
-            <w:vAlign w:val="center"/>
-          </w:tcPr>
-          <w:p>
-            <w:pPr>
-              <w:spacing w:after="0"/>
-            </w:pPr>
-            <w:r/>
-            <w:r>
-              <w:rPr>
-                <w:rFonts w:ascii="Arial" w:hAnsi="Arial" w:eastAsia="Arial"/>
-                <w:b w:val="0"/>
-                <w:i w:val="0"/>
-                <w:sz w:val="17"/>
-              </w:rPr>
-              <w:t>32nd Annual Balfour Surgery Research Symposium · Poster of Distinction; United States</w:t>
-            </w:r>
-          </w:p>
-        </w:tc>
-      </w:tr>
-      <w:tr>
-        <w:tc>
-          <w:tcPr>
-            <w:tcW w:type="dxa" w:w="504"/>
-            <w:vAlign w:val="center"/>
-          </w:tcPr>
-          <w:p>
-            <w:pPr>
-              <w:spacing w:after="0"/>
-            </w:pPr>
-            <w:r/>
-            <w:r>
-              <w:rPr>
-                <w:rFonts w:ascii="Arial" w:hAnsi="Arial" w:eastAsia="Arial"/>
-                <w:b w:val="0"/>
-                <w:i w:val="0"/>
-                <w:sz w:val="17"/>
-              </w:rPr>
-              <w:t>27</w:t>
-            </w:r>
-          </w:p>
-        </w:tc>
-        <w:tc>
-          <w:tcPr>
-            <w:tcW w:type="dxa" w:w="1152"/>
-            <w:vAlign w:val="center"/>
-          </w:tcPr>
-          <w:p>
-            <w:pPr>
-              <w:spacing w:after="0"/>
-            </w:pPr>
-            <w:r/>
-            <w:r>
-              <w:rPr>
-                <w:rFonts w:ascii="Arial" w:hAnsi="Arial" w:eastAsia="Arial"/>
-                <w:b w:val="0"/>
-                <w:i w:val="0"/>
-                <w:sz w:val="17"/>
-              </w:rPr>
-              <w:t>Oct 2026</w:t>
-            </w:r>
-          </w:p>
-        </w:tc>
-        <w:tc>
-          <w:tcPr>
-            <w:tcW w:type="dxa" w:w="1008"/>
-            <w:vAlign w:val="center"/>
-          </w:tcPr>
-          <w:p>
-            <w:pPr>
-              <w:spacing w:after="0"/>
-            </w:pPr>
-            <w:r/>
-            <w:r>
-              <w:rPr>
-                <w:rFonts w:ascii="Arial" w:hAnsi="Arial" w:eastAsia="Arial"/>
-                <w:b w:val="0"/>
-                <w:i w:val="0"/>
-                <w:sz w:val="17"/>
-              </w:rPr>
-              <w:t>Poster</w:t>
-            </w:r>
-          </w:p>
-        </w:tc>
-        <w:tc>
-          <w:tcPr>
-            <w:tcW w:type="dxa" w:w="4464"/>
-            <w:vAlign w:val="center"/>
-          </w:tcPr>
-          <w:p>
-            <w:pPr>
-              <w:spacing w:after="0"/>
-            </w:pPr>
-            <w:r/>
-            <w:r>
-              <w:rPr>
-                <w:rFonts w:ascii="Arial" w:hAnsi="Arial" w:eastAsia="Arial"/>
-                <w:b w:val="0"/>
-                <w:i w:val="0"/>
-                <w:sz w:val="17"/>
-              </w:rPr>
-              <w:t>Metabolic Surgery Improves Biological Aging as Assessed by AI-Derived Electrocardiogram Age</w:t>
-            </w:r>
-          </w:p>
-        </w:tc>
-        <w:tc>
-          <w:tcPr>
-            <w:tcW w:type="dxa" w:w="2880"/>
-            <w:vAlign w:val="center"/>
-          </w:tcPr>
-          <w:p>
-            <w:pPr>
-              <w:spacing w:after="0"/>
-            </w:pPr>
-            <w:r/>
-            <w:r>
-              <w:rPr>
-                <w:rFonts w:ascii="Arial" w:hAnsi="Arial" w:eastAsia="Arial"/>
-                <w:b w:val="0"/>
-                <w:i w:val="0"/>
-                <w:sz w:val="17"/>
-              </w:rPr>
-              <w:t>32nd Annual Balfour Surgery Research Symposium · Poster of Distinction; United States</w:t>
-            </w:r>
-          </w:p>
-        </w:tc>
-      </w:tr>
-      <w:tr>
-        <w:tc>
-          <w:tcPr>
-            <w:tcW w:type="dxa" w:w="504"/>
-            <w:vAlign w:val="center"/>
-          </w:tcPr>
-          <w:p>
-            <w:pPr>
-              <w:spacing w:after="0"/>
-            </w:pPr>
-            <w:r/>
-            <w:r>
-              <w:rPr>
-                <w:rFonts w:ascii="Arial" w:hAnsi="Arial" w:eastAsia="Arial"/>
-                <w:b w:val="0"/>
-                <w:i w:val="0"/>
-                <w:sz w:val="17"/>
-              </w:rPr>
-              <w:t>28</w:t>
-            </w:r>
-          </w:p>
-        </w:tc>
-        <w:tc>
-          <w:tcPr>
-            <w:tcW w:type="dxa" w:w="1152"/>
-            <w:vAlign w:val="center"/>
-          </w:tcPr>
-          <w:p>
-            <w:pPr>
-              <w:spacing w:after="0"/>
-            </w:pPr>
-            <w:r/>
-            <w:r>
-              <w:rPr>
-                <w:rFonts w:ascii="Arial" w:hAnsi="Arial" w:eastAsia="Arial"/>
-                <w:b w:val="0"/>
-                <w:i w:val="0"/>
-                <w:sz w:val="17"/>
-              </w:rPr>
-              <w:t>Sep 2026</w:t>
-            </w:r>
-          </w:p>
-        </w:tc>
-        <w:tc>
-          <w:tcPr>
-            <w:tcW w:type="dxa" w:w="1008"/>
-            <w:vAlign w:val="center"/>
-          </w:tcPr>
-          <w:p>
-            <w:pPr>
-              <w:spacing w:after="0"/>
-            </w:pPr>
-            <w:r/>
-            <w:r>
-              <w:rPr>
-                <w:rFonts w:ascii="Arial" w:hAnsi="Arial" w:eastAsia="Arial"/>
-                <w:b w:val="0"/>
-                <w:i w:val="0"/>
-                <w:sz w:val="17"/>
-              </w:rPr>
-              <w:t>Oral</w:t>
-            </w:r>
-          </w:p>
-        </w:tc>
-        <w:tc>
-          <w:tcPr>
-            <w:tcW w:type="dxa" w:w="4464"/>
-            <w:vAlign w:val="center"/>
-          </w:tcPr>
-          <w:p>
-            <w:pPr>
-              <w:spacing w:after="0"/>
-            </w:pPr>
-            <w:r/>
-            <w:r>
-              <w:rPr>
-                <w:rFonts w:ascii="Arial" w:hAnsi="Arial" w:eastAsia="Arial"/>
-                <w:b w:val="0"/>
-                <w:i w:val="0"/>
-                <w:sz w:val="17"/>
-              </w:rPr>
-              <w:t>Clinical Features and Outcomes of Microvascular Free Flap Reconstruction of the Head and Neck</w:t>
-            </w:r>
-          </w:p>
-        </w:tc>
-        <w:tc>
-          <w:tcPr>
-            <w:tcW w:type="dxa" w:w="2880"/>
-            <w:vAlign w:val="center"/>
-          </w:tcPr>
-          <w:p>
-            <w:pPr>
-              <w:spacing w:after="0"/>
-            </w:pPr>
-            <w:r/>
-            <w:r>
-              <w:rPr>
-                <w:rFonts w:ascii="Arial" w:hAnsi="Arial" w:eastAsia="Arial"/>
-                <w:b w:val="0"/>
-                <w:i w:val="0"/>
-                <w:sz w:val="17"/>
-              </w:rPr>
-              <w:t>American College of Surgeons (ACS) Clinical Congress; United States</w:t>
-            </w:r>
-          </w:p>
-        </w:tc>
-      </w:tr>
-      <w:tr>
-        <w:tc>
-          <w:tcPr>
-            <w:tcW w:type="dxa" w:w="504"/>
-            <w:vAlign w:val="center"/>
-          </w:tcPr>
-          <w:p>
-            <w:pPr>
-              <w:spacing w:after="0"/>
-            </w:pPr>
-            <w:r/>
-            <w:r>
-              <w:rPr>
-                <w:rFonts w:ascii="Arial" w:hAnsi="Arial" w:eastAsia="Arial"/>
-                <w:b w:val="0"/>
-                <w:i w:val="0"/>
-                <w:sz w:val="17"/>
-              </w:rPr>
-              <w:t>29</w:t>
-            </w:r>
-          </w:p>
-        </w:tc>
-        <w:tc>
-          <w:tcPr>
-            <w:tcW w:type="dxa" w:w="1152"/>
-            <w:vAlign w:val="center"/>
-          </w:tcPr>
-          <w:p>
-            <w:pPr>
-              <w:spacing w:after="0"/>
-            </w:pPr>
-            <w:r/>
-            <w:r>
-              <w:rPr>
-                <w:rFonts w:ascii="Arial" w:hAnsi="Arial" w:eastAsia="Arial"/>
-                <w:b w:val="0"/>
-                <w:i w:val="0"/>
-                <w:sz w:val="17"/>
-              </w:rPr>
-              <w:t>Jan 2027</w:t>
-            </w:r>
-          </w:p>
-        </w:tc>
-        <w:tc>
-          <w:tcPr>
-            <w:tcW w:type="dxa" w:w="1008"/>
-            <w:vAlign w:val="center"/>
-          </w:tcPr>
-          <w:p>
-            <w:pPr>
-              <w:spacing w:after="0"/>
-            </w:pPr>
-            <w:r/>
-            <w:r>
-              <w:rPr>
-                <w:rFonts w:ascii="Arial" w:hAnsi="Arial" w:eastAsia="Arial"/>
-                <w:b w:val="0"/>
-                <w:i w:val="0"/>
-                <w:sz w:val="17"/>
-              </w:rPr>
-              <w:t>Oral</w:t>
-            </w:r>
-          </w:p>
-        </w:tc>
-        <w:tc>
-          <w:tcPr>
-            <w:tcW w:type="dxa" w:w="4464"/>
-            <w:vAlign w:val="center"/>
-          </w:tcPr>
-          <w:p>
-            <w:pPr>
-              <w:spacing w:after="0"/>
-            </w:pPr>
-            <w:r/>
-            <w:r>
-              <w:rPr>
-                <w:rFonts w:ascii="Arial" w:hAnsi="Arial" w:eastAsia="Arial"/>
-                <w:b w:val="0"/>
-                <w:i w:val="0"/>
-                <w:sz w:val="17"/>
-              </w:rPr>
-              <w:t>Femoral Nerve Procedures for the Spastic Knee: A Clinical and Anatomic Study</w:t>
-            </w:r>
-          </w:p>
-        </w:tc>
-        <w:tc>
-          <w:tcPr>
-            <w:tcW w:type="dxa" w:w="2880"/>
-            <w:vAlign w:val="center"/>
-          </w:tcPr>
-          <w:p>
-            <w:pPr>
-              <w:spacing w:after="0"/>
-            </w:pPr>
-            <w:r/>
-            <w:r>
-              <w:rPr>
-                <w:rFonts w:ascii="Arial" w:hAnsi="Arial" w:eastAsia="Arial"/>
-                <w:b w:val="0"/>
-                <w:i w:val="0"/>
-                <w:sz w:val="17"/>
-              </w:rPr>
-              <w:t>American Society for Peripheral Nerve (ASPN) Annual Meeting; United States</w:t>
-            </w:r>
-          </w:p>
-        </w:tc>
-      </w:tr>
-      <w:tr>
-        <w:tc>
-          <w:tcPr>
-            <w:tcW w:type="dxa" w:w="504"/>
-            <w:vAlign w:val="center"/>
-          </w:tcPr>
-          <w:p>
-            <w:pPr>
-              <w:spacing w:after="0"/>
-            </w:pPr>
-            <w:r/>
-            <w:r>
-              <w:rPr>
-                <w:rFonts w:ascii="Arial" w:hAnsi="Arial" w:eastAsia="Arial"/>
-                <w:b w:val="0"/>
-                <w:i w:val="0"/>
-                <w:sz w:val="17"/>
-              </w:rPr>
-              <w:t>30</w:t>
-            </w:r>
-          </w:p>
-        </w:tc>
-        <w:tc>
-          <w:tcPr>
-            <w:tcW w:type="dxa" w:w="1152"/>
-            <w:vAlign w:val="center"/>
-          </w:tcPr>
-          <w:p>
-            <w:pPr>
-              <w:spacing w:after="0"/>
-            </w:pPr>
-            <w:r/>
-            <w:r>
-              <w:rPr>
-                <w:rFonts w:ascii="Arial" w:hAnsi="Arial" w:eastAsia="Arial"/>
-                <w:b w:val="0"/>
-                <w:i w:val="0"/>
-                <w:sz w:val="17"/>
-              </w:rPr>
-              <w:t>2026</w:t>
-            </w:r>
-          </w:p>
-        </w:tc>
-        <w:tc>
-          <w:tcPr>
-            <w:tcW w:type="dxa" w:w="1008"/>
-            <w:vAlign w:val="center"/>
-          </w:tcPr>
-          <w:p>
-            <w:pPr>
-              <w:spacing w:after="0"/>
-            </w:pPr>
-            <w:r/>
-            <w:r>
-              <w:rPr>
-                <w:rFonts w:ascii="Arial" w:hAnsi="Arial" w:eastAsia="Arial"/>
-                <w:b w:val="0"/>
-                <w:i w:val="0"/>
-                <w:sz w:val="17"/>
-              </w:rPr>
-              <w:t>Oral</w:t>
-            </w:r>
-          </w:p>
-        </w:tc>
-        <w:tc>
-          <w:tcPr>
-            <w:tcW w:type="dxa" w:w="4464"/>
-            <w:vAlign w:val="center"/>
-          </w:tcPr>
-          <w:p>
-            <w:pPr>
-              <w:spacing w:after="0"/>
-            </w:pPr>
-            <w:r/>
-            <w:r>
-              <w:rPr>
-                <w:rFonts w:ascii="Arial" w:hAnsi="Arial" w:eastAsia="Arial"/>
-                <w:b w:val="0"/>
-                <w:i w:val="0"/>
-                <w:sz w:val="17"/>
-              </w:rPr>
-              <w:t>Area Deprivation Index, Social Determinants of Health, and Weight-Loss Outcomes After Bariatric Surgery: A Retrospective Referral-Center Cohort Study</w:t>
-            </w:r>
-          </w:p>
-        </w:tc>
-        <w:tc>
-          <w:tcPr>
-            <w:tcW w:type="dxa" w:w="2880"/>
-            <w:vAlign w:val="center"/>
-          </w:tcPr>
-          <w:p>
-            <w:pPr>
-              <w:spacing w:after="0"/>
-            </w:pPr>
-            <w:r/>
-            <w:r>
-              <w:rPr>
-                <w:rFonts w:ascii="Arial" w:hAnsi="Arial" w:eastAsia="Arial"/>
-                <w:b w:val="0"/>
-                <w:i w:val="0"/>
-                <w:sz w:val="17"/>
-              </w:rPr>
-              <w:t>Minnesota Surgical Society Annual Meeting 2026; United States</w:t>
-            </w:r>
-          </w:p>
-        </w:tc>
-      </w:tr>
-      <w:tr>
-        <w:tc>
-          <w:tcPr>
-            <w:tcW w:type="dxa" w:w="504"/>
-            <w:vAlign w:val="center"/>
-          </w:tcPr>
-          <w:p>
-            <w:pPr>
-              <w:spacing w:after="0"/>
-            </w:pPr>
-            <w:r/>
-            <w:r>
-              <w:rPr>
-                <w:rFonts w:ascii="Arial" w:hAnsi="Arial" w:eastAsia="Arial"/>
-                <w:b w:val="0"/>
-                <w:i w:val="0"/>
-                <w:sz w:val="17"/>
-              </w:rPr>
-              <w:t>31</w:t>
-            </w:r>
-          </w:p>
-        </w:tc>
-        <w:tc>
-          <w:tcPr>
-            <w:tcW w:type="dxa" w:w="1152"/>
-            <w:vAlign w:val="center"/>
-          </w:tcPr>
-          <w:p>
-            <w:pPr>
-              <w:spacing w:after="0"/>
-            </w:pPr>
-            <w:r/>
-            <w:r>
-              <w:rPr>
-                <w:rFonts w:ascii="Arial" w:hAnsi="Arial" w:eastAsia="Arial"/>
-                <w:b w:val="0"/>
-                <w:i w:val="0"/>
-                <w:sz w:val="17"/>
-              </w:rPr>
-              <w:t>2026</w:t>
-            </w:r>
-          </w:p>
-        </w:tc>
-        <w:tc>
-          <w:tcPr>
-            <w:tcW w:type="dxa" w:w="1008"/>
-            <w:vAlign w:val="center"/>
-          </w:tcPr>
-          <w:p>
-            <w:pPr>
-              <w:spacing w:after="0"/>
-            </w:pPr>
-            <w:r/>
-            <w:r>
-              <w:rPr>
-                <w:rFonts w:ascii="Arial" w:hAnsi="Arial" w:eastAsia="Arial"/>
-                <w:b w:val="0"/>
-                <w:i w:val="0"/>
-                <w:sz w:val="17"/>
-              </w:rPr>
-              <w:t>Oral</w:t>
-            </w:r>
-          </w:p>
-        </w:tc>
-        <w:tc>
-          <w:tcPr>
-            <w:tcW w:type="dxa" w:w="4464"/>
-            <w:vAlign w:val="center"/>
-          </w:tcPr>
-          <w:p>
-            <w:pPr>
-              <w:spacing w:after="0"/>
-            </w:pPr>
-            <w:r/>
-            <w:r>
-              <w:rPr>
-                <w:rFonts w:ascii="Arial" w:hAnsi="Arial" w:eastAsia="Arial"/>
-                <w:b w:val="0"/>
-                <w:i w:val="0"/>
-                <w:sz w:val="17"/>
-              </w:rPr>
-              <w:t>The Mayo Obesity Staging Index (MOSI): A Novel Staging Framework for Metabolic Surgery</w:t>
-            </w:r>
-          </w:p>
-        </w:tc>
-        <w:tc>
-          <w:tcPr>
-            <w:tcW w:type="dxa" w:w="2880"/>
-            <w:vAlign w:val="center"/>
-          </w:tcPr>
-          <w:p>
-            <w:pPr>
-              <w:spacing w:after="0"/>
-            </w:pPr>
-            <w:r/>
-            <w:r>
-              <w:rPr>
-                <w:rFonts w:ascii="Arial" w:hAnsi="Arial" w:eastAsia="Arial"/>
-                <w:b w:val="0"/>
-                <w:i w:val="0"/>
-                <w:sz w:val="17"/>
-              </w:rPr>
-              <w:t>Minnesota Surgical Society Annual Meeting 2026; United States</w:t>
             </w:r>
           </w:p>
         </w:tc>

--- a/Shahriarirad_Reza_CV.docx
+++ b/Shahriarirad_Reza_CV.docx
@@ -395,7 +395,7 @@
                 <w:i w:val="0"/>
                 <w:sz w:val="17"/>
               </w:rPr>
-              <w:t>24</w:t>
+              <w:t>25</w:t>
             </w:r>
           </w:p>
         </w:tc>
@@ -439,7 +439,7 @@
                 <w:i w:val="0"/>
                 <w:sz w:val="17"/>
               </w:rPr>
-              <w:t>3496</w:t>
+              <w:t>3533</w:t>
             </w:r>
           </w:p>
         </w:tc>
@@ -739,7 +739,7 @@
                 <w:i w:val="0"/>
                 <w:sz w:val="17"/>
               </w:rPr>
-              <w:t>3496</w:t>
+              <w:t>3533</w:t>
             </w:r>
           </w:p>
         </w:tc>
@@ -783,7 +783,7 @@
                 <w:i w:val="0"/>
                 <w:sz w:val="17"/>
               </w:rPr>
-              <w:t>24</w:t>
+              <w:t>25</w:t>
             </w:r>
           </w:p>
         </w:tc>

--- a/Shahriarirad_Reza_CV.docx
+++ b/Shahriarirad_Reza_CV.docx
@@ -20284,6 +20284,220 @@
                 <w:i w:val="0"/>
                 <w:sz w:val="17"/>
               </w:rPr>
+              <w:t>Oct 2026</w:t>
+            </w:r>
+          </w:p>
+        </w:tc>
+        <w:tc>
+          <w:tcPr>
+            <w:tcW w:type="dxa" w:w="1008"/>
+            <w:vAlign w:val="center"/>
+          </w:tcPr>
+          <w:p>
+            <w:pPr>
+              <w:spacing w:after="0"/>
+            </w:pPr>
+            <w:r/>
+            <w:r>
+              <w:rPr>
+                <w:rFonts w:ascii="Arial" w:hAnsi="Arial" w:eastAsia="Arial"/>
+                <w:b w:val="0"/>
+                <w:i w:val="0"/>
+                <w:sz w:val="17"/>
+              </w:rPr>
+              <w:t>Oral</w:t>
+            </w:r>
+          </w:p>
+        </w:tc>
+        <w:tc>
+          <w:tcPr>
+            <w:tcW w:type="dxa" w:w="4464"/>
+            <w:vAlign w:val="center"/>
+          </w:tcPr>
+          <w:p>
+            <w:pPr>
+              <w:spacing w:after="0"/>
+            </w:pPr>
+            <w:r/>
+            <w:r>
+              <w:rPr>
+                <w:rFonts w:ascii="Arial" w:hAnsi="Arial" w:eastAsia="Arial"/>
+                <w:b w:val="0"/>
+                <w:i w:val="0"/>
+                <w:sz w:val="17"/>
+              </w:rPr>
+              <w:t>Area Deprivation Index, Social Determinants of Health, and Weight-Loss Outcomes After Bariatric Surgery: A Retrospective Referral-Center Cohort Study</w:t>
+            </w:r>
+          </w:p>
+        </w:tc>
+        <w:tc>
+          <w:tcPr>
+            <w:tcW w:type="dxa" w:w="2880"/>
+            <w:vAlign w:val="center"/>
+          </w:tcPr>
+          <w:p>
+            <w:pPr>
+              <w:spacing w:after="0"/>
+            </w:pPr>
+            <w:r/>
+            <w:r>
+              <w:rPr>
+                <w:rFonts w:ascii="Arial" w:hAnsi="Arial" w:eastAsia="Arial"/>
+                <w:b w:val="0"/>
+                <w:i w:val="0"/>
+                <w:sz w:val="17"/>
+              </w:rPr>
+              <w:t>Minnesota Surgical Society Annual Meeting 2026; United States</w:t>
+            </w:r>
+          </w:p>
+        </w:tc>
+      </w:tr>
+      <w:tr>
+        <w:tc>
+          <w:tcPr>
+            <w:tcW w:type="dxa" w:w="504"/>
+            <w:vAlign w:val="center"/>
+          </w:tcPr>
+          <w:p>
+            <w:pPr>
+              <w:spacing w:after="0"/>
+            </w:pPr>
+            <w:r/>
+            <w:r>
+              <w:rPr>
+                <w:rFonts w:ascii="Arial" w:hAnsi="Arial" w:eastAsia="Arial"/>
+                <w:b w:val="0"/>
+                <w:i w:val="0"/>
+                <w:sz w:val="17"/>
+              </w:rPr>
+              <w:t>8</w:t>
+            </w:r>
+          </w:p>
+        </w:tc>
+        <w:tc>
+          <w:tcPr>
+            <w:tcW w:type="dxa" w:w="1152"/>
+            <w:vAlign w:val="center"/>
+          </w:tcPr>
+          <w:p>
+            <w:pPr>
+              <w:spacing w:after="0"/>
+            </w:pPr>
+            <w:r/>
+            <w:r>
+              <w:rPr>
+                <w:rFonts w:ascii="Arial" w:hAnsi="Arial" w:eastAsia="Arial"/>
+                <w:b w:val="0"/>
+                <w:i w:val="0"/>
+                <w:sz w:val="17"/>
+              </w:rPr>
+              <w:t>Oct 2026</w:t>
+            </w:r>
+          </w:p>
+        </w:tc>
+        <w:tc>
+          <w:tcPr>
+            <w:tcW w:type="dxa" w:w="1008"/>
+            <w:vAlign w:val="center"/>
+          </w:tcPr>
+          <w:p>
+            <w:pPr>
+              <w:spacing w:after="0"/>
+            </w:pPr>
+            <w:r/>
+            <w:r>
+              <w:rPr>
+                <w:rFonts w:ascii="Arial" w:hAnsi="Arial" w:eastAsia="Arial"/>
+                <w:b w:val="0"/>
+                <w:i w:val="0"/>
+                <w:sz w:val="17"/>
+              </w:rPr>
+              <w:t>Oral</w:t>
+            </w:r>
+          </w:p>
+        </w:tc>
+        <w:tc>
+          <w:tcPr>
+            <w:tcW w:type="dxa" w:w="4464"/>
+            <w:vAlign w:val="center"/>
+          </w:tcPr>
+          <w:p>
+            <w:pPr>
+              <w:spacing w:after="0"/>
+            </w:pPr>
+            <w:r/>
+            <w:r>
+              <w:rPr>
+                <w:rFonts w:ascii="Arial" w:hAnsi="Arial" w:eastAsia="Arial"/>
+                <w:b w:val="0"/>
+                <w:i w:val="0"/>
+                <w:sz w:val="17"/>
+              </w:rPr>
+              <w:t>The Mayo Obesity Staging Index (MOSI): A Novel Staging Framework for Metabolic Surgery</w:t>
+            </w:r>
+          </w:p>
+        </w:tc>
+        <w:tc>
+          <w:tcPr>
+            <w:tcW w:type="dxa" w:w="2880"/>
+            <w:vAlign w:val="center"/>
+          </w:tcPr>
+          <w:p>
+            <w:pPr>
+              <w:spacing w:after="0"/>
+            </w:pPr>
+            <w:r/>
+            <w:r>
+              <w:rPr>
+                <w:rFonts w:ascii="Arial" w:hAnsi="Arial" w:eastAsia="Arial"/>
+                <w:b w:val="0"/>
+                <w:i w:val="0"/>
+                <w:sz w:val="17"/>
+              </w:rPr>
+              <w:t>Minnesota Surgical Society Annual Meeting 2026; United States (presented by Abdulrahman Alomar, DO)</w:t>
+            </w:r>
+          </w:p>
+        </w:tc>
+      </w:tr>
+      <w:tr>
+        <w:tc>
+          <w:tcPr>
+            <w:tcW w:type="dxa" w:w="504"/>
+            <w:vAlign w:val="center"/>
+          </w:tcPr>
+          <w:p>
+            <w:pPr>
+              <w:spacing w:after="0"/>
+            </w:pPr>
+            <w:r/>
+            <w:r>
+              <w:rPr>
+                <w:rFonts w:ascii="Arial" w:hAnsi="Arial" w:eastAsia="Arial"/>
+                <w:b w:val="0"/>
+                <w:i w:val="0"/>
+                <w:sz w:val="17"/>
+              </w:rPr>
+              <w:t>9</w:t>
+            </w:r>
+          </w:p>
+        </w:tc>
+        <w:tc>
+          <w:tcPr>
+            <w:tcW w:type="dxa" w:w="1152"/>
+            <w:vAlign w:val="center"/>
+          </w:tcPr>
+          <w:p>
+            <w:pPr>
+              <w:spacing w:after="0"/>
+            </w:pPr>
+            <w:r/>
+            <w:r>
+              <w:rPr>
+                <w:rFonts w:ascii="Arial" w:hAnsi="Arial" w:eastAsia="Arial"/>
+                <w:b w:val="0"/>
+                <w:i w:val="0"/>
+                <w:sz w:val="17"/>
+              </w:rPr>
               <w:t>Sep 2026</w:t>
             </w:r>
           </w:p>
@@ -20370,7 +20584,7 @@
                 <w:i w:val="0"/>
                 <w:sz w:val="17"/>
               </w:rPr>
-              <w:t>8</w:t>
+              <w:t>10</w:t>
             </w:r>
           </w:p>
         </w:tc>
@@ -20477,7 +20691,7 @@
                 <w:i w:val="0"/>
                 <w:sz w:val="17"/>
               </w:rPr>
-              <w:t>9</w:t>
+              <w:t>11</w:t>
             </w:r>
           </w:p>
         </w:tc>
@@ -20584,7 +20798,7 @@
                 <w:i w:val="0"/>
                 <w:sz w:val="17"/>
               </w:rPr>
-              <w:t>10</w:t>
+              <w:t>12</w:t>
             </w:r>
           </w:p>
         </w:tc>
@@ -20691,7 +20905,7 @@
                 <w:i w:val="0"/>
                 <w:sz w:val="17"/>
               </w:rPr>
-              <w:t>11</w:t>
+              <w:t>13</w:t>
             </w:r>
           </w:p>
         </w:tc>
@@ -20798,7 +21012,7 @@
                 <w:i w:val="0"/>
                 <w:sz w:val="17"/>
               </w:rPr>
-              <w:t>12</w:t>
+              <w:t>14</w:t>
             </w:r>
           </w:p>
         </w:tc>
@@ -20905,7 +21119,7 @@
                 <w:i w:val="0"/>
                 <w:sz w:val="17"/>
               </w:rPr>
-              <w:t>13</w:t>
+              <w:t>15</w:t>
             </w:r>
           </w:p>
         </w:tc>
@@ -21012,7 +21226,7 @@
                 <w:i w:val="0"/>
                 <w:sz w:val="17"/>
               </w:rPr>
-              <w:t>14</w:t>
+              <w:t>16</w:t>
             </w:r>
           </w:p>
         </w:tc>
@@ -21097,220 +21311,6 @@
                 <w:sz w:val="17"/>
               </w:rPr>
               <w:t>Society of Surgical Oncology (SSO); United States</w:t>
-            </w:r>
-          </w:p>
-        </w:tc>
-      </w:tr>
-      <w:tr>
-        <w:tc>
-          <w:tcPr>
-            <w:tcW w:type="dxa" w:w="504"/>
-            <w:vAlign w:val="center"/>
-          </w:tcPr>
-          <w:p>
-            <w:pPr>
-              <w:spacing w:after="0"/>
-            </w:pPr>
-            <w:r/>
-            <w:r>
-              <w:rPr>
-                <w:rFonts w:ascii="Arial" w:hAnsi="Arial" w:eastAsia="Arial"/>
-                <w:b w:val="0"/>
-                <w:i w:val="0"/>
-                <w:sz w:val="17"/>
-              </w:rPr>
-              <w:t>15</w:t>
-            </w:r>
-          </w:p>
-        </w:tc>
-        <w:tc>
-          <w:tcPr>
-            <w:tcW w:type="dxa" w:w="1152"/>
-            <w:vAlign w:val="center"/>
-          </w:tcPr>
-          <w:p>
-            <w:pPr>
-              <w:spacing w:after="0"/>
-            </w:pPr>
-            <w:r/>
-            <w:r>
-              <w:rPr>
-                <w:rFonts w:ascii="Arial" w:hAnsi="Arial" w:eastAsia="Arial"/>
-                <w:b w:val="0"/>
-                <w:i w:val="0"/>
-                <w:sz w:val="17"/>
-              </w:rPr>
-              <w:t>2026</w:t>
-            </w:r>
-          </w:p>
-        </w:tc>
-        <w:tc>
-          <w:tcPr>
-            <w:tcW w:type="dxa" w:w="1008"/>
-            <w:vAlign w:val="center"/>
-          </w:tcPr>
-          <w:p>
-            <w:pPr>
-              <w:spacing w:after="0"/>
-            </w:pPr>
-            <w:r/>
-            <w:r>
-              <w:rPr>
-                <w:rFonts w:ascii="Arial" w:hAnsi="Arial" w:eastAsia="Arial"/>
-                <w:b w:val="0"/>
-                <w:i w:val="0"/>
-                <w:sz w:val="17"/>
-              </w:rPr>
-              <w:t>Oral</w:t>
-            </w:r>
-          </w:p>
-        </w:tc>
-        <w:tc>
-          <w:tcPr>
-            <w:tcW w:type="dxa" w:w="4464"/>
-            <w:vAlign w:val="center"/>
-          </w:tcPr>
-          <w:p>
-            <w:pPr>
-              <w:spacing w:after="0"/>
-            </w:pPr>
-            <w:r/>
-            <w:r>
-              <w:rPr>
-                <w:rFonts w:ascii="Arial" w:hAnsi="Arial" w:eastAsia="Arial"/>
-                <w:b w:val="0"/>
-                <w:i w:val="0"/>
-                <w:sz w:val="17"/>
-              </w:rPr>
-              <w:t>Area Deprivation Index, Social Determinants of Health, and Weight-Loss Outcomes After Bariatric Surgery: A Retrospective Referral-Center Cohort Study</w:t>
-            </w:r>
-          </w:p>
-        </w:tc>
-        <w:tc>
-          <w:tcPr>
-            <w:tcW w:type="dxa" w:w="2880"/>
-            <w:vAlign w:val="center"/>
-          </w:tcPr>
-          <w:p>
-            <w:pPr>
-              <w:spacing w:after="0"/>
-            </w:pPr>
-            <w:r/>
-            <w:r>
-              <w:rPr>
-                <w:rFonts w:ascii="Arial" w:hAnsi="Arial" w:eastAsia="Arial"/>
-                <w:b w:val="0"/>
-                <w:i w:val="0"/>
-                <w:sz w:val="17"/>
-              </w:rPr>
-              <w:t>Minnesota Surgical Society Annual Meeting 2026; United States</w:t>
-            </w:r>
-          </w:p>
-        </w:tc>
-      </w:tr>
-      <w:tr>
-        <w:tc>
-          <w:tcPr>
-            <w:tcW w:type="dxa" w:w="504"/>
-            <w:vAlign w:val="center"/>
-          </w:tcPr>
-          <w:p>
-            <w:pPr>
-              <w:spacing w:after="0"/>
-            </w:pPr>
-            <w:r/>
-            <w:r>
-              <w:rPr>
-                <w:rFonts w:ascii="Arial" w:hAnsi="Arial" w:eastAsia="Arial"/>
-                <w:b w:val="0"/>
-                <w:i w:val="0"/>
-                <w:sz w:val="17"/>
-              </w:rPr>
-              <w:t>16</w:t>
-            </w:r>
-          </w:p>
-        </w:tc>
-        <w:tc>
-          <w:tcPr>
-            <w:tcW w:type="dxa" w:w="1152"/>
-            <w:vAlign w:val="center"/>
-          </w:tcPr>
-          <w:p>
-            <w:pPr>
-              <w:spacing w:after="0"/>
-            </w:pPr>
-            <w:r/>
-            <w:r>
-              <w:rPr>
-                <w:rFonts w:ascii="Arial" w:hAnsi="Arial" w:eastAsia="Arial"/>
-                <w:b w:val="0"/>
-                <w:i w:val="0"/>
-                <w:sz w:val="17"/>
-              </w:rPr>
-              <w:t>2026</w:t>
-            </w:r>
-          </w:p>
-        </w:tc>
-        <w:tc>
-          <w:tcPr>
-            <w:tcW w:type="dxa" w:w="1008"/>
-            <w:vAlign w:val="center"/>
-          </w:tcPr>
-          <w:p>
-            <w:pPr>
-              <w:spacing w:after="0"/>
-            </w:pPr>
-            <w:r/>
-            <w:r>
-              <w:rPr>
-                <w:rFonts w:ascii="Arial" w:hAnsi="Arial" w:eastAsia="Arial"/>
-                <w:b w:val="0"/>
-                <w:i w:val="0"/>
-                <w:sz w:val="17"/>
-              </w:rPr>
-              <w:t>Oral</w:t>
-            </w:r>
-          </w:p>
-        </w:tc>
-        <w:tc>
-          <w:tcPr>
-            <w:tcW w:type="dxa" w:w="4464"/>
-            <w:vAlign w:val="center"/>
-          </w:tcPr>
-          <w:p>
-            <w:pPr>
-              <w:spacing w:after="0"/>
-            </w:pPr>
-            <w:r/>
-            <w:r>
-              <w:rPr>
-                <w:rFonts w:ascii="Arial" w:hAnsi="Arial" w:eastAsia="Arial"/>
-                <w:b w:val="0"/>
-                <w:i w:val="0"/>
-                <w:sz w:val="17"/>
-              </w:rPr>
-              <w:t>The Mayo Obesity Staging Index (MOSI): A Novel Staging Framework for Metabolic Surgery</w:t>
-            </w:r>
-          </w:p>
-        </w:tc>
-        <w:tc>
-          <w:tcPr>
-            <w:tcW w:type="dxa" w:w="2880"/>
-            <w:vAlign w:val="center"/>
-          </w:tcPr>
-          <w:p>
-            <w:pPr>
-              <w:spacing w:after="0"/>
-            </w:pPr>
-            <w:r/>
-            <w:r>
-              <w:rPr>
-                <w:rFonts w:ascii="Arial" w:hAnsi="Arial" w:eastAsia="Arial"/>
-                <w:b w:val="0"/>
-                <w:i w:val="0"/>
-                <w:sz w:val="17"/>
-              </w:rPr>
-              <w:t>Minnesota Surgical Society Annual Meeting 2026; United States (presented by Abdulrahman Alomar, DO)</w:t>
             </w:r>
           </w:p>
         </w:tc>

--- a/Shahriarirad_Reza_CV.docx
+++ b/Shahriarirad_Reza_CV.docx
@@ -20454,7 +20454,7 @@
                 <w:i w:val="0"/>
                 <w:sz w:val="17"/>
               </w:rPr>
-              <w:t>Minnesota Surgical Society Annual Meeting 2026; United States (presented by Abdulrahman Alomar, DO)</w:t>
+              <w:t>Minnesota Surgical Society Annual Meeting 2026; United States</w:t>
             </w:r>
           </w:p>
         </w:tc>

--- a/Shahriarirad_Reza_CV.docx
+++ b/Shahriarirad_Reza_CV.docx
@@ -651,7 +651,7 @@
                 <w:i w:val="0"/>
                 <w:sz w:val="17"/>
               </w:rPr>
-              <w:t>September 15, 2026</w:t>
+              <w:t>September 17, 2026</w:t>
             </w:r>
           </w:p>
         </w:tc>
@@ -3355,7 +3355,7 @@
                 <w:i w:val="0"/>
                 <w:sz w:val="17"/>
               </w:rPr>
-              <w:t>31</w:t>
+              <w:t>33</w:t>
             </w:r>
           </w:p>
         </w:tc>
@@ -3399,7 +3399,7 @@
                 <w:i w:val="0"/>
                 <w:sz w:val="17"/>
               </w:rPr>
-              <w:t>25</w:t>
+              <w:t>27</w:t>
             </w:r>
           </w:p>
         </w:tc>
@@ -19749,6 +19749,220 @@
                 <w:i w:val="0"/>
                 <w:sz w:val="17"/>
               </w:rPr>
+              <w:t>Jan 2027</w:t>
+            </w:r>
+          </w:p>
+        </w:tc>
+        <w:tc>
+          <w:tcPr>
+            <w:tcW w:type="dxa" w:w="1008"/>
+            <w:vAlign w:val="center"/>
+          </w:tcPr>
+          <w:p>
+            <w:pPr>
+              <w:spacing w:after="0"/>
+            </w:pPr>
+            <w:r/>
+            <w:r>
+              <w:rPr>
+                <w:rFonts w:ascii="Arial" w:hAnsi="Arial" w:eastAsia="Arial"/>
+                <w:b w:val="0"/>
+                <w:i w:val="0"/>
+                <w:sz w:val="17"/>
+              </w:rPr>
+              <w:t>Poster</w:t>
+            </w:r>
+          </w:p>
+        </w:tc>
+        <w:tc>
+          <w:tcPr>
+            <w:tcW w:type="dxa" w:w="4464"/>
+            <w:vAlign w:val="center"/>
+          </w:tcPr>
+          <w:p>
+            <w:pPr>
+              <w:spacing w:after="0"/>
+            </w:pPr>
+            <w:r/>
+            <w:r>
+              <w:rPr>
+                <w:rFonts w:ascii="Arial" w:hAnsi="Arial" w:eastAsia="Arial"/>
+                <w:b w:val="0"/>
+                <w:i w:val="0"/>
+                <w:sz w:val="17"/>
+              </w:rPr>
+              <w:t>Nerve- and Tendon-Based Procedures for Spastic Calcaneal, Planovalgus, and Striatal Toe Deformities: An Anatomic Study</w:t>
+            </w:r>
+          </w:p>
+        </w:tc>
+        <w:tc>
+          <w:tcPr>
+            <w:tcW w:type="dxa" w:w="2880"/>
+            <w:vAlign w:val="center"/>
+          </w:tcPr>
+          <w:p>
+            <w:pPr>
+              <w:spacing w:after="0"/>
+            </w:pPr>
+            <w:r/>
+            <w:r>
+              <w:rPr>
+                <w:rFonts w:ascii="Arial" w:hAnsi="Arial" w:eastAsia="Arial"/>
+                <w:b w:val="0"/>
+                <w:i w:val="0"/>
+                <w:sz w:val="17"/>
+              </w:rPr>
+              <w:t>American Society for Peripheral Nerve (ASPN) Annual Meeting; United States</w:t>
+            </w:r>
+          </w:p>
+        </w:tc>
+      </w:tr>
+      <w:tr>
+        <w:tc>
+          <w:tcPr>
+            <w:tcW w:type="dxa" w:w="504"/>
+            <w:vAlign w:val="center"/>
+          </w:tcPr>
+          <w:p>
+            <w:pPr>
+              <w:spacing w:after="0"/>
+            </w:pPr>
+            <w:r/>
+            <w:r>
+              <w:rPr>
+                <w:rFonts w:ascii="Arial" w:hAnsi="Arial" w:eastAsia="Arial"/>
+                <w:b w:val="0"/>
+                <w:i w:val="0"/>
+                <w:sz w:val="17"/>
+              </w:rPr>
+              <w:t>3</w:t>
+            </w:r>
+          </w:p>
+        </w:tc>
+        <w:tc>
+          <w:tcPr>
+            <w:tcW w:type="dxa" w:w="1152"/>
+            <w:vAlign w:val="center"/>
+          </w:tcPr>
+          <w:p>
+            <w:pPr>
+              <w:spacing w:after="0"/>
+            </w:pPr>
+            <w:r/>
+            <w:r>
+              <w:rPr>
+                <w:rFonts w:ascii="Arial" w:hAnsi="Arial" w:eastAsia="Arial"/>
+                <w:b w:val="0"/>
+                <w:i w:val="0"/>
+                <w:sz w:val="17"/>
+              </w:rPr>
+              <w:t>Jan 2027</w:t>
+            </w:r>
+          </w:p>
+        </w:tc>
+        <w:tc>
+          <w:tcPr>
+            <w:tcW w:type="dxa" w:w="1008"/>
+            <w:vAlign w:val="center"/>
+          </w:tcPr>
+          <w:p>
+            <w:pPr>
+              <w:spacing w:after="0"/>
+            </w:pPr>
+            <w:r/>
+            <w:r>
+              <w:rPr>
+                <w:rFonts w:ascii="Arial" w:hAnsi="Arial" w:eastAsia="Arial"/>
+                <w:b w:val="0"/>
+                <w:i w:val="0"/>
+                <w:sz w:val="17"/>
+              </w:rPr>
+              <w:t>Poster</w:t>
+            </w:r>
+          </w:p>
+        </w:tc>
+        <w:tc>
+          <w:tcPr>
+            <w:tcW w:type="dxa" w:w="4464"/>
+            <w:vAlign w:val="center"/>
+          </w:tcPr>
+          <w:p>
+            <w:pPr>
+              <w:spacing w:after="0"/>
+            </w:pPr>
+            <w:r/>
+            <w:r>
+              <w:rPr>
+                <w:rFonts w:ascii="Arial" w:hAnsi="Arial" w:eastAsia="Arial"/>
+                <w:b w:val="0"/>
+                <w:i w:val="0"/>
+                <w:sz w:val="17"/>
+              </w:rPr>
+              <w:t>Sciatic Nerve Procedures for the Spastic Knee in Ambulatory Patients: An Anatomic Study and Case Report</w:t>
+            </w:r>
+          </w:p>
+        </w:tc>
+        <w:tc>
+          <w:tcPr>
+            <w:tcW w:type="dxa" w:w="2880"/>
+            <w:vAlign w:val="center"/>
+          </w:tcPr>
+          <w:p>
+            <w:pPr>
+              <w:spacing w:after="0"/>
+            </w:pPr>
+            <w:r/>
+            <w:r>
+              <w:rPr>
+                <w:rFonts w:ascii="Arial" w:hAnsi="Arial" w:eastAsia="Arial"/>
+                <w:b w:val="0"/>
+                <w:i w:val="0"/>
+                <w:sz w:val="17"/>
+              </w:rPr>
+              <w:t>American Society for Peripheral Nerve (ASPN) Annual Meeting; United States</w:t>
+            </w:r>
+          </w:p>
+        </w:tc>
+      </w:tr>
+      <w:tr>
+        <w:tc>
+          <w:tcPr>
+            <w:tcW w:type="dxa" w:w="504"/>
+            <w:vAlign w:val="center"/>
+          </w:tcPr>
+          <w:p>
+            <w:pPr>
+              <w:spacing w:after="0"/>
+            </w:pPr>
+            <w:r/>
+            <w:r>
+              <w:rPr>
+                <w:rFonts w:ascii="Arial" w:hAnsi="Arial" w:eastAsia="Arial"/>
+                <w:b w:val="0"/>
+                <w:i w:val="0"/>
+                <w:sz w:val="17"/>
+              </w:rPr>
+              <w:t>4</w:t>
+            </w:r>
+          </w:p>
+        </w:tc>
+        <w:tc>
+          <w:tcPr>
+            <w:tcW w:type="dxa" w:w="1152"/>
+            <w:vAlign w:val="center"/>
+          </w:tcPr>
+          <w:p>
+            <w:pPr>
+              <w:spacing w:after="0"/>
+            </w:pPr>
+            <w:r/>
+            <w:r>
+              <w:rPr>
+                <w:rFonts w:ascii="Arial" w:hAnsi="Arial" w:eastAsia="Arial"/>
+                <w:b w:val="0"/>
+                <w:i w:val="0"/>
+                <w:sz w:val="17"/>
+              </w:rPr>
               <w:t>Oct 2026</w:t>
             </w:r>
           </w:p>
@@ -19835,7 +20049,7 @@
                 <w:i w:val="0"/>
                 <w:sz w:val="17"/>
               </w:rPr>
-              <w:t>3</w:t>
+              <w:t>5</w:t>
             </w:r>
           </w:p>
         </w:tc>
@@ -19942,7 +20156,7 @@
                 <w:i w:val="0"/>
                 <w:sz w:val="17"/>
               </w:rPr>
-              <w:t>4</w:t>
+              <w:t>6</w:t>
             </w:r>
           </w:p>
         </w:tc>
@@ -20049,7 +20263,7 @@
                 <w:i w:val="0"/>
                 <w:sz w:val="17"/>
               </w:rPr>
-              <w:t>5</w:t>
+              <w:t>7</w:t>
             </w:r>
           </w:p>
         </w:tc>
@@ -20156,7 +20370,7 @@
                 <w:i w:val="0"/>
                 <w:sz w:val="17"/>
               </w:rPr>
-              <w:t>6</w:t>
+              <w:t>8</w:t>
             </w:r>
           </w:p>
         </w:tc>
@@ -20263,7 +20477,7 @@
                 <w:i w:val="0"/>
                 <w:sz w:val="17"/>
               </w:rPr>
-              <w:t>7</w:t>
+              <w:t>9</w:t>
             </w:r>
           </w:p>
         </w:tc>
@@ -20370,7 +20584,7 @@
                 <w:i w:val="0"/>
                 <w:sz w:val="17"/>
               </w:rPr>
-              <w:t>8</w:t>
+              <w:t>10</w:t>
             </w:r>
           </w:p>
         </w:tc>
@@ -20477,7 +20691,7 @@
                 <w:i w:val="0"/>
                 <w:sz w:val="17"/>
               </w:rPr>
-              <w:t>9</w:t>
+              <w:t>11</w:t>
             </w:r>
           </w:p>
         </w:tc>
@@ -20584,7 +20798,7 @@
                 <w:i w:val="0"/>
                 <w:sz w:val="17"/>
               </w:rPr>
-              <w:t>10</w:t>
+              <w:t>12</w:t>
             </w:r>
           </w:p>
         </w:tc>
@@ -20691,7 +20905,7 @@
                 <w:i w:val="0"/>
                 <w:sz w:val="17"/>
               </w:rPr>
-              <w:t>11</w:t>
+              <w:t>13</w:t>
             </w:r>
           </w:p>
         </w:tc>
@@ -20798,7 +21012,7 @@
                 <w:i w:val="0"/>
                 <w:sz w:val="17"/>
               </w:rPr>
-              <w:t>12</w:t>
+              <w:t>14</w:t>
             </w:r>
           </w:p>
         </w:tc>
@@ -20905,7 +21119,7 @@
                 <w:i w:val="0"/>
                 <w:sz w:val="17"/>
               </w:rPr>
-              <w:t>13</w:t>
+              <w:t>15</w:t>
             </w:r>
           </w:p>
         </w:tc>
@@ -21012,7 +21226,7 @@
                 <w:i w:val="0"/>
                 <w:sz w:val="17"/>
               </w:rPr>
-              <w:t>14</w:t>
+              <w:t>16</w:t>
             </w:r>
           </w:p>
         </w:tc>
@@ -21119,7 +21333,7 @@
                 <w:i w:val="0"/>
                 <w:sz w:val="17"/>
               </w:rPr>
-              <w:t>15</w:t>
+              <w:t>17</w:t>
             </w:r>
           </w:p>
         </w:tc>
@@ -21226,7 +21440,7 @@
                 <w:i w:val="0"/>
                 <w:sz w:val="17"/>
               </w:rPr>
-              <w:t>16</w:t>
+              <w:t>18</w:t>
             </w:r>
           </w:p>
         </w:tc>
@@ -21333,7 +21547,7 @@
                 <w:i w:val="0"/>
                 <w:sz w:val="17"/>
               </w:rPr>
-              <w:t>17</w:t>
+              <w:t>19</w:t>
             </w:r>
           </w:p>
         </w:tc>
@@ -21440,7 +21654,7 @@
                 <w:i w:val="0"/>
                 <w:sz w:val="17"/>
               </w:rPr>
-              <w:t>18</w:t>
+              <w:t>20</w:t>
             </w:r>
           </w:p>
         </w:tc>
@@ -21547,7 +21761,7 @@
                 <w:i w:val="0"/>
                 <w:sz w:val="17"/>
               </w:rPr>
-              <w:t>19</w:t>
+              <w:t>21</w:t>
             </w:r>
           </w:p>
         </w:tc>
@@ -21654,7 +21868,7 @@
                 <w:i w:val="0"/>
                 <w:sz w:val="17"/>
               </w:rPr>
-              <w:t>20</w:t>
+              <w:t>22</w:t>
             </w:r>
           </w:p>
         </w:tc>
@@ -21761,7 +21975,7 @@
                 <w:i w:val="0"/>
                 <w:sz w:val="17"/>
               </w:rPr>
-              <w:t>21</w:t>
+              <w:t>23</w:t>
             </w:r>
           </w:p>
         </w:tc>
@@ -21868,7 +22082,7 @@
                 <w:i w:val="0"/>
                 <w:sz w:val="17"/>
               </w:rPr>
-              <w:t>22</w:t>
+              <w:t>24</w:t>
             </w:r>
           </w:p>
         </w:tc>
@@ -21975,7 +22189,7 @@
                 <w:i w:val="0"/>
                 <w:sz w:val="17"/>
               </w:rPr>
-              <w:t>23</w:t>
+              <w:t>25</w:t>
             </w:r>
           </w:p>
         </w:tc>
@@ -22082,7 +22296,7 @@
                 <w:i w:val="0"/>
                 <w:sz w:val="17"/>
               </w:rPr>
-              <w:t>24</w:t>
+              <w:t>26</w:t>
             </w:r>
           </w:p>
         </w:tc>
@@ -22189,7 +22403,7 @@
                 <w:i w:val="0"/>
                 <w:sz w:val="17"/>
               </w:rPr>
-              <w:t>25</w:t>
+              <w:t>27</w:t>
             </w:r>
           </w:p>
         </w:tc>
@@ -22296,7 +22510,7 @@
                 <w:i w:val="0"/>
                 <w:sz w:val="17"/>
               </w:rPr>
-              <w:t>26</w:t>
+              <w:t>28</w:t>
             </w:r>
           </w:p>
         </w:tc>
@@ -22403,7 +22617,7 @@
                 <w:i w:val="0"/>
                 <w:sz w:val="17"/>
               </w:rPr>
-              <w:t>27</w:t>
+              <w:t>29</w:t>
             </w:r>
           </w:p>
         </w:tc>
@@ -22510,7 +22724,7 @@
                 <w:i w:val="0"/>
                 <w:sz w:val="17"/>
               </w:rPr>
-              <w:t>28</w:t>
+              <w:t>30</w:t>
             </w:r>
           </w:p>
         </w:tc>
@@ -22617,7 +22831,7 @@
                 <w:i w:val="0"/>
                 <w:sz w:val="17"/>
               </w:rPr>
-              <w:t>29</w:t>
+              <w:t>31</w:t>
             </w:r>
           </w:p>
         </w:tc>
@@ -22724,7 +22938,7 @@
                 <w:i w:val="0"/>
                 <w:sz w:val="17"/>
               </w:rPr>
-              <w:t>30</w:t>
+              <w:t>32</w:t>
             </w:r>
           </w:p>
         </w:tc>
@@ -22831,7 +23045,7 @@
                 <w:i w:val="0"/>
                 <w:sz w:val="17"/>
               </w:rPr>
-              <w:t>31</w:t>
+              <w:t>33</w:t>
             </w:r>
           </w:p>
         </w:tc>

--- a/Shahriarirad_Reza_CV.docx
+++ b/Shahriarirad_Reza_CV.docx
@@ -651,7 +651,7 @@
                 <w:i w:val="0"/>
                 <w:sz w:val="17"/>
               </w:rPr>
-              <w:t>September 17, 2026</w:t>
+              <w:t>September 21, 2026</w:t>
             </w:r>
           </w:p>
         </w:tc>

--- a/Shahriarirad_Reza_CV.docx
+++ b/Shahriarirad_Reza_CV.docx
@@ -651,7 +651,7 @@
                 <w:i w:val="0"/>
                 <w:sz w:val="17"/>
               </w:rPr>
-              <w:t>September 21, 2026</w:t>
+              <w:t>September 28, 2026</w:t>
             </w:r>
           </w:p>
         </w:tc>

--- a/Shahriarirad_Reza_CV.docx
+++ b/Shahriarirad_Reza_CV.docx
@@ -651,7 +651,7 @@
                 <w:i w:val="0"/>
                 <w:sz w:val="17"/>
               </w:rPr>
-              <w:t>September 28, 2026</w:t>
+              <w:t>October 05, 2026</w:t>
             </w:r>
           </w:p>
         </w:tc>

--- a/Shahriarirad_Reza_CV.docx
+++ b/Shahriarirad_Reza_CV.docx
@@ -651,7 +651,7 @@
                 <w:i w:val="0"/>
                 <w:sz w:val="17"/>
               </w:rPr>
-              <w:t>October 05, 2026</w:t>
+              <w:t>October 06, 2026</w:t>
             </w:r>
           </w:p>
         </w:tc>
@@ -2122,6 +2122,92 @@
                 <w:sz w:val="17"/>
               </w:rPr>
               <w:t>Description</w:t>
+            </w:r>
+          </w:p>
+        </w:tc>
+      </w:tr>
+      <w:tr>
+        <w:tc>
+          <w:tcPr>
+            <w:tcW w:type="dxa" w:w="2592"/>
+            <w:vAlign w:val="center"/>
+          </w:tcPr>
+          <w:p>
+            <w:pPr>
+              <w:spacing w:after="0"/>
+            </w:pPr>
+            <w:r/>
+            <w:r>
+              <w:rPr>
+                <w:rFonts w:ascii="Arial" w:hAnsi="Arial" w:eastAsia="Arial"/>
+                <w:b w:val="0"/>
+                <w:i w:val="0"/>
+                <w:sz w:val="17"/>
+              </w:rPr>
+              <w:t>Sep 2026</w:t>
+            </w:r>
+          </w:p>
+        </w:tc>
+        <w:tc>
+          <w:tcPr>
+            <w:tcW w:type="dxa" w:w="2592"/>
+            <w:vAlign w:val="center"/>
+          </w:tcPr>
+          <w:p>
+            <w:pPr>
+              <w:spacing w:after="0"/>
+            </w:pPr>
+            <w:r/>
+            <w:r>
+              <w:rPr>
+                <w:rFonts w:ascii="Arial" w:hAnsi="Arial" w:eastAsia="Arial"/>
+                <w:b w:val="0"/>
+                <w:i w:val="0"/>
+                <w:sz w:val="17"/>
+              </w:rPr>
+              <w:t>Teaching Assistant – ACS Clinical Congress 2026 Hands-On AI Course (Computer Vision Session)</w:t>
+            </w:r>
+          </w:p>
+        </w:tc>
+        <w:tc>
+          <w:tcPr>
+            <w:tcW w:type="dxa" w:w="2592"/>
+            <w:vAlign w:val="center"/>
+          </w:tcPr>
+          <w:p>
+            <w:pPr>
+              <w:spacing w:after="0"/>
+            </w:pPr>
+            <w:r/>
+            <w:r>
+              <w:rPr>
+                <w:rFonts w:ascii="Arial" w:hAnsi="Arial" w:eastAsia="Arial"/>
+                <w:b w:val="0"/>
+                <w:i w:val="0"/>
+                <w:sz w:val="17"/>
+              </w:rPr>
+              <w:t>American College of Surgeons Clinical Congress 2026, Washington, DC</w:t>
+            </w:r>
+          </w:p>
+        </w:tc>
+        <w:tc>
+          <w:tcPr>
+            <w:tcW w:type="dxa" w:w="2592"/>
+            <w:vAlign w:val="center"/>
+          </w:tcPr>
+          <w:p>
+            <w:pPr>
+              <w:spacing w:after="0"/>
+            </w:pPr>
+            <w:r/>
+            <w:r>
+              <w:rPr>
+                <w:rFonts w:ascii="Arial" w:hAnsi="Arial" w:eastAsia="Arial"/>
+                <w:b w:val="0"/>
+                <w:i w:val="0"/>
+                <w:sz w:val="17"/>
+              </w:rPr>
+              <w:t>Taught in the computer vision session of the ACS hands-on course “AI Skills: What Can I Do Now and What's Coming in the Future?” as part of the A-Star Lab faculty team, alongside faculty from Moonshot AI and Stanford University. Guided surgeons and clinicians as they annotated laparoscopic cholecystectomy frames in teams, labeling anatomy and instruments, then trained models on their own labels and compared the results side by side to see how annotation quality shapes what AI learns to see.</w:t>
             </w:r>
           </w:p>
         </w:tc>

--- a/Shahriarirad_Reza_CV.docx
+++ b/Shahriarirad_Reza_CV.docx
@@ -439,7 +439,7 @@
                 <w:i w:val="0"/>
                 <w:sz w:val="17"/>
               </w:rPr>
-              <w:t>3533</w:t>
+              <w:t>3575</w:t>
             </w:r>
           </w:p>
         </w:tc>
@@ -739,7 +739,7 @@
                 <w:i w:val="0"/>
                 <w:sz w:val="17"/>
               </w:rPr>
-              <w:t>3533</w:t>
+              <w:t>3575</w:t>
             </w:r>
           </w:p>
         </w:tc>

--- a/Shahriarirad_Reza_CV.docx
+++ b/Shahriarirad_Reza_CV.docx
@@ -439,7 +439,7 @@
                 <w:i w:val="0"/>
                 <w:sz w:val="17"/>
               </w:rPr>
-              <w:t>3575</w:t>
+              <w:t>3582</w:t>
             </w:r>
           </w:p>
         </w:tc>
@@ -651,7 +651,7 @@
                 <w:i w:val="0"/>
                 <w:sz w:val="17"/>
               </w:rPr>
-              <w:t>October 06, 2026</w:t>
+              <w:t>October 12, 2026</w:t>
             </w:r>
           </w:p>
         </w:tc>
@@ -739,7 +739,7 @@
                 <w:i w:val="0"/>
                 <w:sz w:val="17"/>
               </w:rPr>
-              <w:t>3575</w:t>
+              <w:t>3582</w:t>
             </w:r>
           </w:p>
         </w:tc>

--- a/Shahriarirad_Reza_CV.docx
+++ b/Shahriarirad_Reza_CV.docx
@@ -651,7 +651,7 @@
                 <w:i w:val="0"/>
                 <w:sz w:val="17"/>
               </w:rPr>
-              <w:t>October 12, 2026</w:t>
+              <w:t>October 14, 2026</w:t>
             </w:r>
           </w:p>
         </w:tc>

--- a/Shahriarirad_Reza_CV.docx
+++ b/Shahriarirad_Reza_CV.docx
@@ -651,7 +651,7 @@
                 <w:i w:val="0"/>
                 <w:sz w:val="17"/>
               </w:rPr>
-              <w:t>October 14, 2026</w:t>
+              <w:t>October 19, 2026</w:t>
             </w:r>
           </w:p>
         </w:tc>

--- a/Shahriarirad_Reza_CV.docx
+++ b/Shahriarirad_Reza_CV.docx
@@ -307,7 +307,7 @@
                 <w:i w:val="0"/>
                 <w:sz w:val="17"/>
               </w:rPr>
-              <w:t>38</w:t>
+              <w:t>51</w:t>
             </w:r>
           </w:p>
         </w:tc>
@@ -651,7 +651,7 @@
                 <w:i w:val="0"/>
                 <w:sz w:val="17"/>
               </w:rPr>
-              <w:t>October 19, 2026</w:t>
+              <w:t>October 27, 2026</w:t>
             </w:r>
           </w:p>
         </w:tc>

--- a/Shahriarirad_Reza_CV.docx
+++ b/Shahriarirad_Reza_CV.docx
@@ -219,7 +219,7 @@
                 <w:i w:val="0"/>
                 <w:sz w:val="17"/>
               </w:rPr>
-              <w:t>21</w:t>
+              <w:t>20</w:t>
             </w:r>
           </w:p>
         </w:tc>
@@ -307,7 +307,7 @@
                 <w:i w:val="0"/>
                 <w:sz w:val="17"/>
               </w:rPr>
-              <w:t>51</w:t>
+              <w:t>48</w:t>
             </w:r>
           </w:p>
         </w:tc>
@@ -351,7 +351,7 @@
                 <w:i w:val="0"/>
                 <w:sz w:val="17"/>
               </w:rPr>
-              <w:t>68</w:t>
+              <w:t>69</w:t>
             </w:r>
           </w:p>
         </w:tc>

--- a/Shahriarirad_Reza_CV.docx
+++ b/Shahriarirad_Reza_CV.docx
@@ -439,7 +439,7 @@
                 <w:i w:val="0"/>
                 <w:sz w:val="17"/>
               </w:rPr>
-              <w:t>3582</w:t>
+              <w:t>3604</w:t>
             </w:r>
           </w:p>
         </w:tc>
@@ -739,7 +739,7 @@
                 <w:i w:val="0"/>
                 <w:sz w:val="17"/>
               </w:rPr>
-              <w:t>3582</w:t>
+              <w:t>3604</w:t>
             </w:r>
           </w:p>
         </w:tc>

--- a/Shahriarirad_Reza_CV.docx
+++ b/Shahriarirad_Reza_CV.docx
@@ -1860,6 +1860,71 @@
                 <w:sz w:val="17"/>
               </w:rPr>
               <w:t>Organization</w:t>
+            </w:r>
+          </w:p>
+        </w:tc>
+      </w:tr>
+      <w:tr>
+        <w:tc>
+          <w:tcPr>
+            <w:tcW w:type="dxa" w:w="3456"/>
+            <w:vAlign w:val="center"/>
+          </w:tcPr>
+          <w:p>
+            <w:pPr>
+              <w:spacing w:after="0"/>
+            </w:pPr>
+            <w:r/>
+            <w:r>
+              <w:rPr>
+                <w:rFonts w:ascii="Arial" w:hAnsi="Arial" w:eastAsia="Arial"/>
+                <w:b w:val="0"/>
+                <w:i w:val="0"/>
+                <w:sz w:val="17"/>
+              </w:rPr>
+              <w:t>2026</w:t>
+            </w:r>
+          </w:p>
+        </w:tc>
+        <w:tc>
+          <w:tcPr>
+            <w:tcW w:type="dxa" w:w="3456"/>
+            <w:vAlign w:val="center"/>
+          </w:tcPr>
+          <w:p>
+            <w:pPr>
+              <w:spacing w:after="0"/>
+            </w:pPr>
+            <w:r/>
+            <w:r>
+              <w:rPr>
+                <w:rFonts w:ascii="Arial" w:hAnsi="Arial" w:eastAsia="Arial"/>
+                <w:b w:val="0"/>
+                <w:i w:val="0"/>
+                <w:sz w:val="17"/>
+              </w:rPr>
+              <w:t>Team Collaboration Award (Project Lead)</w:t>
+            </w:r>
+          </w:p>
+        </w:tc>
+        <w:tc>
+          <w:tcPr>
+            <w:tcW w:type="dxa" w:w="3456"/>
+            <w:vAlign w:val="center"/>
+          </w:tcPr>
+          <w:p>
+            <w:pPr>
+              <w:spacing w:after="0"/>
+            </w:pPr>
+            <w:r/>
+            <w:r>
+              <w:rPr>
+                <w:rFonts w:ascii="Arial" w:hAnsi="Arial" w:eastAsia="Arial"/>
+                <w:b w:val="0"/>
+                <w:i w:val="0"/>
+                <w:sz w:val="17"/>
+              </w:rPr>
+              <w:t>Mayo Research Fellows' Association</w:t>
             </w:r>
           </w:p>
         </w:tc>
@@ -20049,6 +20114,220 @@
                 <w:i w:val="0"/>
                 <w:sz w:val="17"/>
               </w:rPr>
+              <w:t>Nov 2026</w:t>
+            </w:r>
+          </w:p>
+        </w:tc>
+        <w:tc>
+          <w:tcPr>
+            <w:tcW w:type="dxa" w:w="1008"/>
+            <w:vAlign w:val="center"/>
+          </w:tcPr>
+          <w:p>
+            <w:pPr>
+              <w:spacing w:after="0"/>
+            </w:pPr>
+            <w:r/>
+            <w:r>
+              <w:rPr>
+                <w:rFonts w:ascii="Arial" w:hAnsi="Arial" w:eastAsia="Arial"/>
+                <w:b w:val="0"/>
+                <w:i w:val="0"/>
+                <w:sz w:val="17"/>
+              </w:rPr>
+              <w:t>Oral</w:t>
+            </w:r>
+          </w:p>
+        </w:tc>
+        <w:tc>
+          <w:tcPr>
+            <w:tcW w:type="dxa" w:w="4464"/>
+            <w:vAlign w:val="center"/>
+          </w:tcPr>
+          <w:p>
+            <w:pPr>
+              <w:spacing w:after="0"/>
+            </w:pPr>
+            <w:r/>
+            <w:r>
+              <w:rPr>
+                <w:rFonts w:ascii="Arial" w:hAnsi="Arial" w:eastAsia="Arial"/>
+                <w:b w:val="0"/>
+                <w:i w:val="0"/>
+                <w:sz w:val="17"/>
+              </w:rPr>
+              <w:t>Area Deprivation Index, Social Determinants of Health, and Weight-Loss Outcomes After Bariatric Surgery: A Retrospective Referral-Center Cohort Study</w:t>
+            </w:r>
+          </w:p>
+        </w:tc>
+        <w:tc>
+          <w:tcPr>
+            <w:tcW w:type="dxa" w:w="2880"/>
+            <w:vAlign w:val="center"/>
+          </w:tcPr>
+          <w:p>
+            <w:pPr>
+              <w:spacing w:after="0"/>
+            </w:pPr>
+            <w:r/>
+            <w:r>
+              <w:rPr>
+                <w:rFonts w:ascii="Arial" w:hAnsi="Arial" w:eastAsia="Arial"/>
+                <w:b w:val="0"/>
+                <w:i w:val="0"/>
+                <w:sz w:val="17"/>
+              </w:rPr>
+              <w:t>Minnesota Surgical Society Annual Meeting 2026; United States</w:t>
+            </w:r>
+          </w:p>
+        </w:tc>
+      </w:tr>
+      <w:tr>
+        <w:tc>
+          <w:tcPr>
+            <w:tcW w:type="dxa" w:w="504"/>
+            <w:vAlign w:val="center"/>
+          </w:tcPr>
+          <w:p>
+            <w:pPr>
+              <w:spacing w:after="0"/>
+            </w:pPr>
+            <w:r/>
+            <w:r>
+              <w:rPr>
+                <w:rFonts w:ascii="Arial" w:hAnsi="Arial" w:eastAsia="Arial"/>
+                <w:b w:val="0"/>
+                <w:i w:val="0"/>
+                <w:sz w:val="17"/>
+              </w:rPr>
+              <w:t>5</w:t>
+            </w:r>
+          </w:p>
+        </w:tc>
+        <w:tc>
+          <w:tcPr>
+            <w:tcW w:type="dxa" w:w="1152"/>
+            <w:vAlign w:val="center"/>
+          </w:tcPr>
+          <w:p>
+            <w:pPr>
+              <w:spacing w:after="0"/>
+            </w:pPr>
+            <w:r/>
+            <w:r>
+              <w:rPr>
+                <w:rFonts w:ascii="Arial" w:hAnsi="Arial" w:eastAsia="Arial"/>
+                <w:b w:val="0"/>
+                <w:i w:val="0"/>
+                <w:sz w:val="17"/>
+              </w:rPr>
+              <w:t>Nov 2026</w:t>
+            </w:r>
+          </w:p>
+        </w:tc>
+        <w:tc>
+          <w:tcPr>
+            <w:tcW w:type="dxa" w:w="1008"/>
+            <w:vAlign w:val="center"/>
+          </w:tcPr>
+          <w:p>
+            <w:pPr>
+              <w:spacing w:after="0"/>
+            </w:pPr>
+            <w:r/>
+            <w:r>
+              <w:rPr>
+                <w:rFonts w:ascii="Arial" w:hAnsi="Arial" w:eastAsia="Arial"/>
+                <w:b w:val="0"/>
+                <w:i w:val="0"/>
+                <w:sz w:val="17"/>
+              </w:rPr>
+              <w:t>Oral</w:t>
+            </w:r>
+          </w:p>
+        </w:tc>
+        <w:tc>
+          <w:tcPr>
+            <w:tcW w:type="dxa" w:w="4464"/>
+            <w:vAlign w:val="center"/>
+          </w:tcPr>
+          <w:p>
+            <w:pPr>
+              <w:spacing w:after="0"/>
+            </w:pPr>
+            <w:r/>
+            <w:r>
+              <w:rPr>
+                <w:rFonts w:ascii="Arial" w:hAnsi="Arial" w:eastAsia="Arial"/>
+                <w:b w:val="0"/>
+                <w:i w:val="0"/>
+                <w:sz w:val="17"/>
+              </w:rPr>
+              <w:t>The Mayo Obesity Staging Index (MOSI): A Novel Staging Framework for Metabolic Surgery</w:t>
+            </w:r>
+          </w:p>
+        </w:tc>
+        <w:tc>
+          <w:tcPr>
+            <w:tcW w:type="dxa" w:w="2880"/>
+            <w:vAlign w:val="center"/>
+          </w:tcPr>
+          <w:p>
+            <w:pPr>
+              <w:spacing w:after="0"/>
+            </w:pPr>
+            <w:r/>
+            <w:r>
+              <w:rPr>
+                <w:rFonts w:ascii="Arial" w:hAnsi="Arial" w:eastAsia="Arial"/>
+                <w:b w:val="0"/>
+                <w:i w:val="0"/>
+                <w:sz w:val="17"/>
+              </w:rPr>
+              <w:t>Minnesota Surgical Society Annual Meeting 2026 · Best Oral Presentation Award; United States</w:t>
+            </w:r>
+          </w:p>
+        </w:tc>
+      </w:tr>
+      <w:tr>
+        <w:tc>
+          <w:tcPr>
+            <w:tcW w:type="dxa" w:w="504"/>
+            <w:vAlign w:val="center"/>
+          </w:tcPr>
+          <w:p>
+            <w:pPr>
+              <w:spacing w:after="0"/>
+            </w:pPr>
+            <w:r/>
+            <w:r>
+              <w:rPr>
+                <w:rFonts w:ascii="Arial" w:hAnsi="Arial" w:eastAsia="Arial"/>
+                <w:b w:val="0"/>
+                <w:i w:val="0"/>
+                <w:sz w:val="17"/>
+              </w:rPr>
+              <w:t>6</w:t>
+            </w:r>
+          </w:p>
+        </w:tc>
+        <w:tc>
+          <w:tcPr>
+            <w:tcW w:type="dxa" w:w="1152"/>
+            <w:vAlign w:val="center"/>
+          </w:tcPr>
+          <w:p>
+            <w:pPr>
+              <w:spacing w:after="0"/>
+            </w:pPr>
+            <w:r/>
+            <w:r>
+              <w:rPr>
+                <w:rFonts w:ascii="Arial" w:hAnsi="Arial" w:eastAsia="Arial"/>
+                <w:b w:val="0"/>
+                <w:i w:val="0"/>
+                <w:sz w:val="17"/>
+              </w:rPr>
               <w:t>Oct 2026</w:t>
             </w:r>
           </w:p>
@@ -20135,7 +20414,7 @@
                 <w:i w:val="0"/>
                 <w:sz w:val="17"/>
               </w:rPr>
-              <w:t>5</w:t>
+              <w:t>7</w:t>
             </w:r>
           </w:p>
         </w:tc>
@@ -20242,7 +20521,7 @@
                 <w:i w:val="0"/>
                 <w:sz w:val="17"/>
               </w:rPr>
-              <w:t>6</w:t>
+              <w:t>8</w:t>
             </w:r>
           </w:p>
         </w:tc>
@@ -20349,7 +20628,7 @@
                 <w:i w:val="0"/>
                 <w:sz w:val="17"/>
               </w:rPr>
-              <w:t>7</w:t>
+              <w:t>9</w:t>
             </w:r>
           </w:p>
         </w:tc>
@@ -20456,7 +20735,7 @@
                 <w:i w:val="0"/>
                 <w:sz w:val="17"/>
               </w:rPr>
-              <w:t>8</w:t>
+              <w:t>10</w:t>
             </w:r>
           </w:p>
         </w:tc>
@@ -20541,220 +20820,6 @@
                 <w:sz w:val="17"/>
               </w:rPr>
               <w:t>32nd Annual Balfour Surgery Research Symposium · Poster of Distinction; United States</w:t>
-            </w:r>
-          </w:p>
-        </w:tc>
-      </w:tr>
-      <w:tr>
-        <w:tc>
-          <w:tcPr>
-            <w:tcW w:type="dxa" w:w="504"/>
-            <w:vAlign w:val="center"/>
-          </w:tcPr>
-          <w:p>
-            <w:pPr>
-              <w:spacing w:after="0"/>
-            </w:pPr>
-            <w:r/>
-            <w:r>
-              <w:rPr>
-                <w:rFonts w:ascii="Arial" w:hAnsi="Arial" w:eastAsia="Arial"/>
-                <w:b w:val="0"/>
-                <w:i w:val="0"/>
-                <w:sz w:val="17"/>
-              </w:rPr>
-              <w:t>9</w:t>
-            </w:r>
-          </w:p>
-        </w:tc>
-        <w:tc>
-          <w:tcPr>
-            <w:tcW w:type="dxa" w:w="1152"/>
-            <w:vAlign w:val="center"/>
-          </w:tcPr>
-          <w:p>
-            <w:pPr>
-              <w:spacing w:after="0"/>
-            </w:pPr>
-            <w:r/>
-            <w:r>
-              <w:rPr>
-                <w:rFonts w:ascii="Arial" w:hAnsi="Arial" w:eastAsia="Arial"/>
-                <w:b w:val="0"/>
-                <w:i w:val="0"/>
-                <w:sz w:val="17"/>
-              </w:rPr>
-              <w:t>Oct 2026</w:t>
-            </w:r>
-          </w:p>
-        </w:tc>
-        <w:tc>
-          <w:tcPr>
-            <w:tcW w:type="dxa" w:w="1008"/>
-            <w:vAlign w:val="center"/>
-          </w:tcPr>
-          <w:p>
-            <w:pPr>
-              <w:spacing w:after="0"/>
-            </w:pPr>
-            <w:r/>
-            <w:r>
-              <w:rPr>
-                <w:rFonts w:ascii="Arial" w:hAnsi="Arial" w:eastAsia="Arial"/>
-                <w:b w:val="0"/>
-                <w:i w:val="0"/>
-                <w:sz w:val="17"/>
-              </w:rPr>
-              <w:t>Oral</w:t>
-            </w:r>
-          </w:p>
-        </w:tc>
-        <w:tc>
-          <w:tcPr>
-            <w:tcW w:type="dxa" w:w="4464"/>
-            <w:vAlign w:val="center"/>
-          </w:tcPr>
-          <w:p>
-            <w:pPr>
-              <w:spacing w:after="0"/>
-            </w:pPr>
-            <w:r/>
-            <w:r>
-              <w:rPr>
-                <w:rFonts w:ascii="Arial" w:hAnsi="Arial" w:eastAsia="Arial"/>
-                <w:b w:val="0"/>
-                <w:i w:val="0"/>
-                <w:sz w:val="17"/>
-              </w:rPr>
-              <w:t>Area Deprivation Index, Social Determinants of Health, and Weight-Loss Outcomes After Bariatric Surgery: A Retrospective Referral-Center Cohort Study</w:t>
-            </w:r>
-          </w:p>
-        </w:tc>
-        <w:tc>
-          <w:tcPr>
-            <w:tcW w:type="dxa" w:w="2880"/>
-            <w:vAlign w:val="center"/>
-          </w:tcPr>
-          <w:p>
-            <w:pPr>
-              <w:spacing w:after="0"/>
-            </w:pPr>
-            <w:r/>
-            <w:r>
-              <w:rPr>
-                <w:rFonts w:ascii="Arial" w:hAnsi="Arial" w:eastAsia="Arial"/>
-                <w:b w:val="0"/>
-                <w:i w:val="0"/>
-                <w:sz w:val="17"/>
-              </w:rPr>
-              <w:t>Minnesota Surgical Society Annual Meeting 2026; United States</w:t>
-            </w:r>
-          </w:p>
-        </w:tc>
-      </w:tr>
-      <w:tr>
-        <w:tc>
-          <w:tcPr>
-            <w:tcW w:type="dxa" w:w="504"/>
-            <w:vAlign w:val="center"/>
-          </w:tcPr>
-          <w:p>
-            <w:pPr>
-              <w:spacing w:after="0"/>
-            </w:pPr>
-            <w:r/>
-            <w:r>
-              <w:rPr>
-                <w:rFonts w:ascii="Arial" w:hAnsi="Arial" w:eastAsia="Arial"/>
-                <w:b w:val="0"/>
-                <w:i w:val="0"/>
-                <w:sz w:val="17"/>
-              </w:rPr>
-              <w:t>10</w:t>
-            </w:r>
-          </w:p>
-        </w:tc>
-        <w:tc>
-          <w:tcPr>
-            <w:tcW w:type="dxa" w:w="1152"/>
-            <w:vAlign w:val="center"/>
-          </w:tcPr>
-          <w:p>
-            <w:pPr>
-              <w:spacing w:after="0"/>
-            </w:pPr>
-            <w:r/>
-            <w:r>
-              <w:rPr>
-                <w:rFonts w:ascii="Arial" w:hAnsi="Arial" w:eastAsia="Arial"/>
-                <w:b w:val="0"/>
-                <w:i w:val="0"/>
-                <w:sz w:val="17"/>
-              </w:rPr>
-              <w:t>Oct 2026</w:t>
-            </w:r>
-          </w:p>
-        </w:tc>
-        <w:tc>
-          <w:tcPr>
-            <w:tcW w:type="dxa" w:w="1008"/>
-            <w:vAlign w:val="center"/>
-          </w:tcPr>
-          <w:p>
-            <w:pPr>
-              <w:spacing w:after="0"/>
-            </w:pPr>
-            <w:r/>
-            <w:r>
-              <w:rPr>
-                <w:rFonts w:ascii="Arial" w:hAnsi="Arial" w:eastAsia="Arial"/>
-                <w:b w:val="0"/>
-                <w:i w:val="0"/>
-                <w:sz w:val="17"/>
-              </w:rPr>
-              <w:t>Oral</w:t>
-            </w:r>
-          </w:p>
-        </w:tc>
-        <w:tc>
-          <w:tcPr>
-            <w:tcW w:type="dxa" w:w="4464"/>
-            <w:vAlign w:val="center"/>
-          </w:tcPr>
-          <w:p>
-            <w:pPr>
-              <w:spacing w:after="0"/>
-            </w:pPr>
-            <w:r/>
-            <w:r>
-              <w:rPr>
-                <w:rFonts w:ascii="Arial" w:hAnsi="Arial" w:eastAsia="Arial"/>
-                <w:b w:val="0"/>
-                <w:i w:val="0"/>
-                <w:sz w:val="17"/>
-              </w:rPr>
-              <w:t>The Mayo Obesity Staging Index (MOSI): A Novel Staging Framework for Metabolic Surgery</w:t>
-            </w:r>
-          </w:p>
-        </w:tc>
-        <w:tc>
-          <w:tcPr>
-            <w:tcW w:type="dxa" w:w="2880"/>
-            <w:vAlign w:val="center"/>
-          </w:tcPr>
-          <w:p>
-            <w:pPr>
-              <w:spacing w:after="0"/>
-            </w:pPr>
-            <w:r/>
-            <w:r>
-              <w:rPr>
-                <w:rFonts w:ascii="Arial" w:hAnsi="Arial" w:eastAsia="Arial"/>
-                <w:b w:val="0"/>
-                <w:i w:val="0"/>
-                <w:sz w:val="17"/>
-              </w:rPr>
-              <w:t>Minnesota Surgical Society Annual Meeting 2026; United States</w:t>
             </w:r>
           </w:p>
         </w:tc>

--- a/Shahriarirad_Reza_CV.docx
+++ b/Shahriarirad_Reza_CV.docx
@@ -129,12 +129,13 @@
         <w:tblStyle w:val="TableGrid"/>
         <w:tblW w:type="auto" w:w="0"/>
         <w:jc w:val="left"/>
-        <w:tblLayout w:type="autofit"/>
+        <w:tblLayout w:type="fixed"/>
         <w:tblLook w:firstColumn="1" w:firstRow="1" w:lastColumn="0" w:lastRow="0" w:noHBand="0" w:noVBand="1" w:val="04A0"/>
+        <w:tblLayout w:type="fixed"/>
       </w:tblPr>
       <w:tblGrid>
-        <w:gridCol w:w="5184"/>
-        <w:gridCol w:w="5184"/>
+        <w:gridCol w:w="3168"/>
+        <w:gridCol w:w="6336"/>
       </w:tblGrid>
       <w:tr>
         <w:tc>
@@ -473,12 +474,13 @@
         <w:tblStyle w:val="TableGrid"/>
         <w:tblW w:type="auto" w:w="0"/>
         <w:jc w:val="left"/>
-        <w:tblLayout w:type="autofit"/>
+        <w:tblLayout w:type="fixed"/>
         <w:tblLook w:firstColumn="1" w:firstRow="1" w:lastColumn="0" w:lastRow="0" w:noHBand="0" w:noVBand="1" w:val="04A0"/>
+        <w:tblLayout w:type="fixed"/>
       </w:tblPr>
       <w:tblGrid>
-        <w:gridCol w:w="5184"/>
-        <w:gridCol w:w="5184"/>
+        <w:gridCol w:w="2664"/>
+        <w:gridCol w:w="6840"/>
       </w:tblGrid>
       <w:tr>
         <w:tc>
@@ -861,19 +863,20 @@
         <w:tblStyle w:val="TableGrid"/>
         <w:tblW w:type="auto" w:w="0"/>
         <w:jc w:val="left"/>
-        <w:tblLayout w:type="autofit"/>
+        <w:tblLayout w:type="fixed"/>
         <w:tblLook w:firstColumn="1" w:firstRow="1" w:lastColumn="0" w:lastRow="0" w:noHBand="0" w:noVBand="1" w:val="04A0"/>
+        <w:tblLayout w:type="fixed"/>
       </w:tblPr>
       <w:tblGrid>
-        <w:gridCol w:w="2592"/>
-        <w:gridCol w:w="2592"/>
-        <w:gridCol w:w="2592"/>
-        <w:gridCol w:w="2592"/>
+        <w:gridCol w:w="1440"/>
+        <w:gridCol w:w="2736"/>
+        <w:gridCol w:w="4176"/>
+        <w:gridCol w:w="2015"/>
       </w:tblGrid>
       <w:tr>
         <w:tc>
           <w:tcPr>
-            <w:tcW w:type="dxa" w:w="2592"/>
+            <w:tcW w:type="dxa" w:w="1440"/>
             <w:vAlign w:val="center"/>
             <w:shd w:fill="D9EAF7"/>
           </w:tcPr>
@@ -896,7 +899,7 @@
         </w:tc>
         <w:tc>
           <w:tcPr>
-            <w:tcW w:type="dxa" w:w="2592"/>
+            <w:tcW w:type="dxa" w:w="2736"/>
             <w:vAlign w:val="center"/>
             <w:shd w:fill="D9EAF7"/>
           </w:tcPr>
@@ -919,7 +922,7 @@
         </w:tc>
         <w:tc>
           <w:tcPr>
-            <w:tcW w:type="dxa" w:w="2592"/>
+            <w:tcW w:type="dxa" w:w="4176"/>
             <w:vAlign w:val="center"/>
             <w:shd w:fill="D9EAF7"/>
           </w:tcPr>
@@ -942,7 +945,7 @@
         </w:tc>
         <w:tc>
           <w:tcPr>
-            <w:tcW w:type="dxa" w:w="2592"/>
+            <w:tcW w:type="dxa" w:w="2016"/>
             <w:vAlign w:val="center"/>
             <w:shd w:fill="D9EAF7"/>
           </w:tcPr>
@@ -967,7 +970,7 @@
       <w:tr>
         <w:tc>
           <w:tcPr>
-            <w:tcW w:type="dxa" w:w="2592"/>
+            <w:tcW w:type="dxa" w:w="1440"/>
             <w:vAlign w:val="center"/>
           </w:tcPr>
           <w:p>
@@ -988,7 +991,7 @@
         </w:tc>
         <w:tc>
           <w:tcPr>
-            <w:tcW w:type="dxa" w:w="2592"/>
+            <w:tcW w:type="dxa" w:w="2736"/>
             <w:vAlign w:val="center"/>
           </w:tcPr>
           <w:p>
@@ -1009,7 +1012,7 @@
         </w:tc>
         <w:tc>
           <w:tcPr>
-            <w:tcW w:type="dxa" w:w="2592"/>
+            <w:tcW w:type="dxa" w:w="4176"/>
             <w:vAlign w:val="center"/>
           </w:tcPr>
           <w:p>
@@ -1030,7 +1033,7 @@
         </w:tc>
         <w:tc>
           <w:tcPr>
-            <w:tcW w:type="dxa" w:w="2592"/>
+            <w:tcW w:type="dxa" w:w="2016"/>
             <w:vAlign w:val="center"/>
           </w:tcPr>
           <w:p>
@@ -1053,7 +1056,7 @@
       <w:tr>
         <w:tc>
           <w:tcPr>
-            <w:tcW w:type="dxa" w:w="2592"/>
+            <w:tcW w:type="dxa" w:w="1440"/>
             <w:vAlign w:val="center"/>
           </w:tcPr>
           <w:p>
@@ -1074,7 +1077,7 @@
         </w:tc>
         <w:tc>
           <w:tcPr>
-            <w:tcW w:type="dxa" w:w="2592"/>
+            <w:tcW w:type="dxa" w:w="2736"/>
             <w:vAlign w:val="center"/>
           </w:tcPr>
           <w:p>
@@ -1095,7 +1098,7 @@
         </w:tc>
         <w:tc>
           <w:tcPr>
-            <w:tcW w:type="dxa" w:w="2592"/>
+            <w:tcW w:type="dxa" w:w="4176"/>
             <w:vAlign w:val="center"/>
           </w:tcPr>
           <w:p>
@@ -1116,7 +1119,7 @@
         </w:tc>
         <w:tc>
           <w:tcPr>
-            <w:tcW w:type="dxa" w:w="2592"/>
+            <w:tcW w:type="dxa" w:w="2016"/>
             <w:vAlign w:val="center"/>
           </w:tcPr>
           <w:p>
@@ -1165,19 +1168,20 @@
         <w:tblStyle w:val="TableGrid"/>
         <w:tblW w:type="auto" w:w="0"/>
         <w:jc w:val="left"/>
-        <w:tblLayout w:type="autofit"/>
+        <w:tblLayout w:type="fixed"/>
         <w:tblLook w:firstColumn="1" w:firstRow="1" w:lastColumn="0" w:lastRow="0" w:noHBand="0" w:noVBand="1" w:val="04A0"/>
+        <w:tblLayout w:type="fixed"/>
       </w:tblPr>
       <w:tblGrid>
-        <w:gridCol w:w="2592"/>
-        <w:gridCol w:w="2592"/>
-        <w:gridCol w:w="2592"/>
-        <w:gridCol w:w="2592"/>
+        <w:gridCol w:w="1440"/>
+        <w:gridCol w:w="3311"/>
+        <w:gridCol w:w="1655"/>
+        <w:gridCol w:w="3960"/>
       </w:tblGrid>
       <w:tr>
         <w:tc>
           <w:tcPr>
-            <w:tcW w:type="dxa" w:w="2592"/>
+            <w:tcW w:type="dxa" w:w="1440"/>
             <w:vAlign w:val="center"/>
             <w:shd w:fill="D9EAF7"/>
           </w:tcPr>
@@ -1200,7 +1204,7 @@
         </w:tc>
         <w:tc>
           <w:tcPr>
-            <w:tcW w:type="dxa" w:w="2592"/>
+            <w:tcW w:type="dxa" w:w="3312"/>
             <w:vAlign w:val="center"/>
             <w:shd w:fill="D9EAF7"/>
           </w:tcPr>
@@ -1223,7 +1227,7 @@
         </w:tc>
         <w:tc>
           <w:tcPr>
-            <w:tcW w:type="dxa" w:w="2592"/>
+            <w:tcW w:type="dxa" w:w="1656"/>
             <w:vAlign w:val="center"/>
             <w:shd w:fill="D9EAF7"/>
           </w:tcPr>
@@ -1246,7 +1250,7 @@
         </w:tc>
         <w:tc>
           <w:tcPr>
-            <w:tcW w:type="dxa" w:w="2592"/>
+            <w:tcW w:type="dxa" w:w="3960"/>
             <w:vAlign w:val="center"/>
             <w:shd w:fill="D9EAF7"/>
           </w:tcPr>
@@ -1271,7 +1275,7 @@
       <w:tr>
         <w:tc>
           <w:tcPr>
-            <w:tcW w:type="dxa" w:w="2592"/>
+            <w:tcW w:type="dxa" w:w="1440"/>
             <w:vAlign w:val="center"/>
           </w:tcPr>
           <w:p>
@@ -1292,7 +1296,7 @@
         </w:tc>
         <w:tc>
           <w:tcPr>
-            <w:tcW w:type="dxa" w:w="2592"/>
+            <w:tcW w:type="dxa" w:w="3312"/>
             <w:vAlign w:val="center"/>
           </w:tcPr>
           <w:p>
@@ -1313,7 +1317,7 @@
         </w:tc>
         <w:tc>
           <w:tcPr>
-            <w:tcW w:type="dxa" w:w="2592"/>
+            <w:tcW w:type="dxa" w:w="1656"/>
             <w:vAlign w:val="center"/>
           </w:tcPr>
           <w:p>
@@ -1334,7 +1338,7 @@
         </w:tc>
         <w:tc>
           <w:tcPr>
-            <w:tcW w:type="dxa" w:w="2592"/>
+            <w:tcW w:type="dxa" w:w="3960"/>
             <w:vAlign w:val="center"/>
           </w:tcPr>
           <w:p>
@@ -1356,7 +1360,7 @@
       <w:tr>
         <w:tc>
           <w:tcPr>
-            <w:tcW w:type="dxa" w:w="2592"/>
+            <w:tcW w:type="dxa" w:w="1440"/>
             <w:vAlign w:val="center"/>
           </w:tcPr>
           <w:p>
@@ -1377,7 +1381,7 @@
         </w:tc>
         <w:tc>
           <w:tcPr>
-            <w:tcW w:type="dxa" w:w="2592"/>
+            <w:tcW w:type="dxa" w:w="3312"/>
             <w:vAlign w:val="center"/>
           </w:tcPr>
           <w:p>
@@ -1398,7 +1402,7 @@
         </w:tc>
         <w:tc>
           <w:tcPr>
-            <w:tcW w:type="dxa" w:w="2592"/>
+            <w:tcW w:type="dxa" w:w="1656"/>
             <w:vAlign w:val="center"/>
           </w:tcPr>
           <w:p>
@@ -1419,7 +1423,7 @@
         </w:tc>
         <w:tc>
           <w:tcPr>
-            <w:tcW w:type="dxa" w:w="2592"/>
+            <w:tcW w:type="dxa" w:w="3960"/>
             <w:vAlign w:val="center"/>
           </w:tcPr>
           <w:p>
@@ -1442,7 +1446,7 @@
       <w:tr>
         <w:tc>
           <w:tcPr>
-            <w:tcW w:type="dxa" w:w="2592"/>
+            <w:tcW w:type="dxa" w:w="1440"/>
             <w:vAlign w:val="center"/>
           </w:tcPr>
           <w:p>
@@ -1463,7 +1467,7 @@
         </w:tc>
         <w:tc>
           <w:tcPr>
-            <w:tcW w:type="dxa" w:w="2592"/>
+            <w:tcW w:type="dxa" w:w="3312"/>
             <w:vAlign w:val="center"/>
           </w:tcPr>
           <w:p>
@@ -1484,7 +1488,7 @@
         </w:tc>
         <w:tc>
           <w:tcPr>
-            <w:tcW w:type="dxa" w:w="2592"/>
+            <w:tcW w:type="dxa" w:w="1656"/>
             <w:vAlign w:val="center"/>
           </w:tcPr>
           <w:p>
@@ -1505,7 +1509,7 @@
         </w:tc>
         <w:tc>
           <w:tcPr>
-            <w:tcW w:type="dxa" w:w="2592"/>
+            <w:tcW w:type="dxa" w:w="3960"/>
             <w:vAlign w:val="center"/>
           </w:tcPr>
           <w:p>
@@ -1527,7 +1531,7 @@
       <w:tr>
         <w:tc>
           <w:tcPr>
-            <w:tcW w:type="dxa" w:w="2592"/>
+            <w:tcW w:type="dxa" w:w="1440"/>
             <w:vAlign w:val="center"/>
           </w:tcPr>
           <w:p>
@@ -1548,7 +1552,7 @@
         </w:tc>
         <w:tc>
           <w:tcPr>
-            <w:tcW w:type="dxa" w:w="2592"/>
+            <w:tcW w:type="dxa" w:w="3312"/>
             <w:vAlign w:val="center"/>
           </w:tcPr>
           <w:p>
@@ -1569,7 +1573,7 @@
         </w:tc>
         <w:tc>
           <w:tcPr>
-            <w:tcW w:type="dxa" w:w="2592"/>
+            <w:tcW w:type="dxa" w:w="1656"/>
             <w:vAlign w:val="center"/>
           </w:tcPr>
           <w:p>
@@ -1590,7 +1594,7 @@
         </w:tc>
         <w:tc>
           <w:tcPr>
-            <w:tcW w:type="dxa" w:w="2592"/>
+            <w:tcW w:type="dxa" w:w="3960"/>
             <w:vAlign w:val="center"/>
           </w:tcPr>
           <w:p>
@@ -1613,7 +1617,7 @@
       <w:tr>
         <w:tc>
           <w:tcPr>
-            <w:tcW w:type="dxa" w:w="2592"/>
+            <w:tcW w:type="dxa" w:w="1440"/>
             <w:vAlign w:val="center"/>
           </w:tcPr>
           <w:p>
@@ -1634,7 +1638,7 @@
         </w:tc>
         <w:tc>
           <w:tcPr>
-            <w:tcW w:type="dxa" w:w="2592"/>
+            <w:tcW w:type="dxa" w:w="3312"/>
             <w:vAlign w:val="center"/>
           </w:tcPr>
           <w:p>
@@ -1655,7 +1659,7 @@
         </w:tc>
         <w:tc>
           <w:tcPr>
-            <w:tcW w:type="dxa" w:w="2592"/>
+            <w:tcW w:type="dxa" w:w="1656"/>
             <w:vAlign w:val="center"/>
           </w:tcPr>
           <w:p>
@@ -1676,7 +1680,7 @@
         </w:tc>
         <w:tc>
           <w:tcPr>
-            <w:tcW w:type="dxa" w:w="2592"/>
+            <w:tcW w:type="dxa" w:w="3960"/>
             <w:vAlign w:val="center"/>
           </w:tcPr>
           <w:p>
@@ -1785,18 +1789,19 @@
         <w:tblStyle w:val="TableGrid"/>
         <w:tblW w:type="auto" w:w="0"/>
         <w:jc w:val="left"/>
-        <w:tblLayout w:type="autofit"/>
+        <w:tblLayout w:type="fixed"/>
         <w:tblLook w:firstColumn="1" w:firstRow="1" w:lastColumn="0" w:lastRow="0" w:noHBand="0" w:noVBand="1" w:val="04A0"/>
+        <w:tblLayout w:type="fixed"/>
       </w:tblPr>
       <w:tblGrid>
-        <w:gridCol w:w="3456"/>
-        <w:gridCol w:w="3456"/>
-        <w:gridCol w:w="3456"/>
+        <w:gridCol w:w="1296"/>
+        <w:gridCol w:w="5040"/>
+        <w:gridCol w:w="4031"/>
       </w:tblGrid>
       <w:tr>
         <w:tc>
           <w:tcPr>
-            <w:tcW w:type="dxa" w:w="3456"/>
+            <w:tcW w:type="dxa" w:w="1296"/>
             <w:vAlign w:val="center"/>
             <w:shd w:fill="D9EAF7"/>
           </w:tcPr>
@@ -1819,7 +1824,7 @@
         </w:tc>
         <w:tc>
           <w:tcPr>
-            <w:tcW w:type="dxa" w:w="3456"/>
+            <w:tcW w:type="dxa" w:w="5040"/>
             <w:vAlign w:val="center"/>
             <w:shd w:fill="D9EAF7"/>
           </w:tcPr>
@@ -1842,7 +1847,7 @@
         </w:tc>
         <w:tc>
           <w:tcPr>
-            <w:tcW w:type="dxa" w:w="3456"/>
+            <w:tcW w:type="dxa" w:w="4032"/>
             <w:vAlign w:val="center"/>
             <w:shd w:fill="D9EAF7"/>
           </w:tcPr>
@@ -1867,7 +1872,7 @@
       <w:tr>
         <w:tc>
           <w:tcPr>
-            <w:tcW w:type="dxa" w:w="3456"/>
+            <w:tcW w:type="dxa" w:w="1296"/>
             <w:vAlign w:val="center"/>
           </w:tcPr>
           <w:p>
@@ -1888,7 +1893,7 @@
         </w:tc>
         <w:tc>
           <w:tcPr>
-            <w:tcW w:type="dxa" w:w="3456"/>
+            <w:tcW w:type="dxa" w:w="5040"/>
             <w:vAlign w:val="center"/>
           </w:tcPr>
           <w:p>
@@ -1909,7 +1914,7 @@
         </w:tc>
         <w:tc>
           <w:tcPr>
-            <w:tcW w:type="dxa" w:w="3456"/>
+            <w:tcW w:type="dxa" w:w="4032"/>
             <w:vAlign w:val="center"/>
           </w:tcPr>
           <w:p>
@@ -1932,7 +1937,7 @@
       <w:tr>
         <w:tc>
           <w:tcPr>
-            <w:tcW w:type="dxa" w:w="3456"/>
+            <w:tcW w:type="dxa" w:w="1296"/>
             <w:vAlign w:val="center"/>
           </w:tcPr>
           <w:p>
@@ -1953,7 +1958,7 @@
         </w:tc>
         <w:tc>
           <w:tcPr>
-            <w:tcW w:type="dxa" w:w="3456"/>
+            <w:tcW w:type="dxa" w:w="5040"/>
             <w:vAlign w:val="center"/>
           </w:tcPr>
           <w:p>
@@ -1974,7 +1979,7 @@
         </w:tc>
         <w:tc>
           <w:tcPr>
-            <w:tcW w:type="dxa" w:w="3456"/>
+            <w:tcW w:type="dxa" w:w="4032"/>
             <w:vAlign w:val="center"/>
           </w:tcPr>
           <w:p>
@@ -1997,7 +2002,7 @@
       <w:tr>
         <w:tc>
           <w:tcPr>
-            <w:tcW w:type="dxa" w:w="3456"/>
+            <w:tcW w:type="dxa" w:w="1296"/>
             <w:vAlign w:val="center"/>
           </w:tcPr>
           <w:p>
@@ -2018,7 +2023,7 @@
         </w:tc>
         <w:tc>
           <w:tcPr>
-            <w:tcW w:type="dxa" w:w="3456"/>
+            <w:tcW w:type="dxa" w:w="5040"/>
             <w:vAlign w:val="center"/>
           </w:tcPr>
           <w:p>
@@ -2039,7 +2044,7 @@
         </w:tc>
         <w:tc>
           <w:tcPr>
-            <w:tcW w:type="dxa" w:w="3456"/>
+            <w:tcW w:type="dxa" w:w="4032"/>
             <w:vAlign w:val="center"/>
           </w:tcPr>
           <w:p>
@@ -2088,19 +2093,20 @@
         <w:tblStyle w:val="TableGrid"/>
         <w:tblW w:type="auto" w:w="0"/>
         <w:jc w:val="left"/>
-        <w:tblLayout w:type="autofit"/>
+        <w:tblLayout w:type="fixed"/>
         <w:tblLook w:firstColumn="1" w:firstRow="1" w:lastColumn="0" w:lastRow="0" w:noHBand="0" w:noVBand="1" w:val="04A0"/>
+        <w:tblLayout w:type="fixed"/>
       </w:tblPr>
       <w:tblGrid>
-        <w:gridCol w:w="2592"/>
-        <w:gridCol w:w="2592"/>
-        <w:gridCol w:w="2592"/>
-        <w:gridCol w:w="2592"/>
+        <w:gridCol w:w="1296"/>
+        <w:gridCol w:w="2880"/>
+        <w:gridCol w:w="2232"/>
+        <w:gridCol w:w="3960"/>
       </w:tblGrid>
       <w:tr>
         <w:tc>
           <w:tcPr>
-            <w:tcW w:type="dxa" w:w="2592"/>
+            <w:tcW w:type="dxa" w:w="1296"/>
             <w:vAlign w:val="center"/>
             <w:shd w:fill="D9EAF7"/>
           </w:tcPr>
@@ -2123,7 +2129,7 @@
         </w:tc>
         <w:tc>
           <w:tcPr>
-            <w:tcW w:type="dxa" w:w="2592"/>
+            <w:tcW w:type="dxa" w:w="2880"/>
             <w:vAlign w:val="center"/>
             <w:shd w:fill="D9EAF7"/>
           </w:tcPr>
@@ -2146,7 +2152,7 @@
         </w:tc>
         <w:tc>
           <w:tcPr>
-            <w:tcW w:type="dxa" w:w="2592"/>
+            <w:tcW w:type="dxa" w:w="2232"/>
             <w:vAlign w:val="center"/>
             <w:shd w:fill="D9EAF7"/>
           </w:tcPr>
@@ -2169,7 +2175,7 @@
         </w:tc>
         <w:tc>
           <w:tcPr>
-            <w:tcW w:type="dxa" w:w="2592"/>
+            <w:tcW w:type="dxa" w:w="3960"/>
             <w:vAlign w:val="center"/>
             <w:shd w:fill="D9EAF7"/>
           </w:tcPr>
@@ -2194,7 +2200,7 @@
       <w:tr>
         <w:tc>
           <w:tcPr>
-            <w:tcW w:type="dxa" w:w="2592"/>
+            <w:tcW w:type="dxa" w:w="1296"/>
             <w:vAlign w:val="center"/>
           </w:tcPr>
           <w:p>
@@ -2215,7 +2221,7 @@
         </w:tc>
         <w:tc>
           <w:tcPr>
-            <w:tcW w:type="dxa" w:w="2592"/>
+            <w:tcW w:type="dxa" w:w="2880"/>
             <w:vAlign w:val="center"/>
           </w:tcPr>
           <w:p>
@@ -2236,7 +2242,7 @@
         </w:tc>
         <w:tc>
           <w:tcPr>
-            <w:tcW w:type="dxa" w:w="2592"/>
+            <w:tcW w:type="dxa" w:w="2232"/>
             <w:vAlign w:val="center"/>
           </w:tcPr>
           <w:p>
@@ -2257,7 +2263,7 @@
         </w:tc>
         <w:tc>
           <w:tcPr>
-            <w:tcW w:type="dxa" w:w="2592"/>
+            <w:tcW w:type="dxa" w:w="3960"/>
             <w:vAlign w:val="center"/>
           </w:tcPr>
           <w:p>
@@ -2280,7 +2286,7 @@
       <w:tr>
         <w:tc>
           <w:tcPr>
-            <w:tcW w:type="dxa" w:w="2592"/>
+            <w:tcW w:type="dxa" w:w="1296"/>
             <w:vAlign w:val="center"/>
           </w:tcPr>
           <w:p>
@@ -2301,7 +2307,7 @@
         </w:tc>
         <w:tc>
           <w:tcPr>
-            <w:tcW w:type="dxa" w:w="2592"/>
+            <w:tcW w:type="dxa" w:w="2880"/>
             <w:vAlign w:val="center"/>
           </w:tcPr>
           <w:p>
@@ -2322,7 +2328,7 @@
         </w:tc>
         <w:tc>
           <w:tcPr>
-            <w:tcW w:type="dxa" w:w="2592"/>
+            <w:tcW w:type="dxa" w:w="2232"/>
             <w:vAlign w:val="center"/>
           </w:tcPr>
           <w:p>
@@ -2343,7 +2349,7 @@
         </w:tc>
         <w:tc>
           <w:tcPr>
-            <w:tcW w:type="dxa" w:w="2592"/>
+            <w:tcW w:type="dxa" w:w="3960"/>
             <w:vAlign w:val="center"/>
           </w:tcPr>
           <w:p>
@@ -2366,7 +2372,7 @@
       <w:tr>
         <w:tc>
           <w:tcPr>
-            <w:tcW w:type="dxa" w:w="2592"/>
+            <w:tcW w:type="dxa" w:w="1296"/>
             <w:vAlign w:val="center"/>
           </w:tcPr>
           <w:p>
@@ -2387,7 +2393,7 @@
         </w:tc>
         <w:tc>
           <w:tcPr>
-            <w:tcW w:type="dxa" w:w="2592"/>
+            <w:tcW w:type="dxa" w:w="2880"/>
             <w:vAlign w:val="center"/>
           </w:tcPr>
           <w:p>
@@ -2408,7 +2414,7 @@
         </w:tc>
         <w:tc>
           <w:tcPr>
-            <w:tcW w:type="dxa" w:w="2592"/>
+            <w:tcW w:type="dxa" w:w="2232"/>
             <w:vAlign w:val="center"/>
           </w:tcPr>
           <w:p>
@@ -2429,7 +2435,7 @@
         </w:tc>
         <w:tc>
           <w:tcPr>
-            <w:tcW w:type="dxa" w:w="2592"/>
+            <w:tcW w:type="dxa" w:w="3960"/>
             <w:vAlign w:val="center"/>
           </w:tcPr>
           <w:p>
@@ -2452,7 +2458,7 @@
       <w:tr>
         <w:tc>
           <w:tcPr>
-            <w:tcW w:type="dxa" w:w="2592"/>
+            <w:tcW w:type="dxa" w:w="1296"/>
             <w:vAlign w:val="center"/>
           </w:tcPr>
           <w:p>
@@ -2473,7 +2479,7 @@
         </w:tc>
         <w:tc>
           <w:tcPr>
-            <w:tcW w:type="dxa" w:w="2592"/>
+            <w:tcW w:type="dxa" w:w="2880"/>
             <w:vAlign w:val="center"/>
           </w:tcPr>
           <w:p>
@@ -2494,7 +2500,7 @@
         </w:tc>
         <w:tc>
           <w:tcPr>
-            <w:tcW w:type="dxa" w:w="2592"/>
+            <w:tcW w:type="dxa" w:w="2232"/>
             <w:vAlign w:val="center"/>
           </w:tcPr>
           <w:p>
@@ -2515,7 +2521,7 @@
         </w:tc>
         <w:tc>
           <w:tcPr>
-            <w:tcW w:type="dxa" w:w="2592"/>
+            <w:tcW w:type="dxa" w:w="3960"/>
             <w:vAlign w:val="center"/>
           </w:tcPr>
           <w:p>
@@ -2538,7 +2544,7 @@
       <w:tr>
         <w:tc>
           <w:tcPr>
-            <w:tcW w:type="dxa" w:w="2592"/>
+            <w:tcW w:type="dxa" w:w="1296"/>
             <w:vAlign w:val="center"/>
           </w:tcPr>
           <w:p>
@@ -2559,7 +2565,7 @@
         </w:tc>
         <w:tc>
           <w:tcPr>
-            <w:tcW w:type="dxa" w:w="2592"/>
+            <w:tcW w:type="dxa" w:w="2880"/>
             <w:vAlign w:val="center"/>
           </w:tcPr>
           <w:p>
@@ -2580,7 +2586,7 @@
         </w:tc>
         <w:tc>
           <w:tcPr>
-            <w:tcW w:type="dxa" w:w="2592"/>
+            <w:tcW w:type="dxa" w:w="2232"/>
             <w:vAlign w:val="center"/>
           </w:tcPr>
           <w:p>
@@ -2601,7 +2607,7 @@
         </w:tc>
         <w:tc>
           <w:tcPr>
-            <w:tcW w:type="dxa" w:w="2592"/>
+            <w:tcW w:type="dxa" w:w="3960"/>
             <w:vAlign w:val="center"/>
           </w:tcPr>
           <w:p>
@@ -2624,7 +2630,7 @@
       <w:tr>
         <w:tc>
           <w:tcPr>
-            <w:tcW w:type="dxa" w:w="2592"/>
+            <w:tcW w:type="dxa" w:w="1296"/>
             <w:vAlign w:val="center"/>
           </w:tcPr>
           <w:p>
@@ -2645,7 +2651,7 @@
         </w:tc>
         <w:tc>
           <w:tcPr>
-            <w:tcW w:type="dxa" w:w="2592"/>
+            <w:tcW w:type="dxa" w:w="2880"/>
             <w:vAlign w:val="center"/>
           </w:tcPr>
           <w:p>
@@ -2666,7 +2672,7 @@
         </w:tc>
         <w:tc>
           <w:tcPr>
-            <w:tcW w:type="dxa" w:w="2592"/>
+            <w:tcW w:type="dxa" w:w="2232"/>
             <w:vAlign w:val="center"/>
           </w:tcPr>
           <w:p>
@@ -2687,7 +2693,7 @@
         </w:tc>
         <w:tc>
           <w:tcPr>
-            <w:tcW w:type="dxa" w:w="2592"/>
+            <w:tcW w:type="dxa" w:w="3960"/>
             <w:vAlign w:val="center"/>
           </w:tcPr>
           <w:p>
@@ -2736,12 +2742,13 @@
         <w:tblStyle w:val="TableGrid"/>
         <w:tblW w:type="auto" w:w="0"/>
         <w:jc w:val="left"/>
-        <w:tblLayout w:type="autofit"/>
+        <w:tblLayout w:type="fixed"/>
         <w:tblLook w:firstColumn="1" w:firstRow="1" w:lastColumn="0" w:lastRow="0" w:noHBand="0" w:noVBand="1" w:val="04A0"/>
+        <w:tblLayout w:type="fixed"/>
       </w:tblPr>
       <w:tblGrid>
-        <w:gridCol w:w="5184"/>
-        <w:gridCol w:w="5184"/>
+        <w:gridCol w:w="2448"/>
+        <w:gridCol w:w="7056"/>
       </w:tblGrid>
       <w:tr>
         <w:tc>
@@ -2904,19 +2911,20 @@
         <w:tblStyle w:val="TableGrid"/>
         <w:tblW w:type="auto" w:w="0"/>
         <w:jc w:val="left"/>
-        <w:tblLayout w:type="autofit"/>
+        <w:tblLayout w:type="fixed"/>
         <w:tblLook w:firstColumn="1" w:firstRow="1" w:lastColumn="0" w:lastRow="0" w:noHBand="0" w:noVBand="1" w:val="04A0"/>
+        <w:tblLayout w:type="fixed"/>
       </w:tblPr>
       <w:tblGrid>
-        <w:gridCol w:w="2592"/>
-        <w:gridCol w:w="2592"/>
-        <w:gridCol w:w="2592"/>
-        <w:gridCol w:w="2592"/>
+        <w:gridCol w:w="1296"/>
+        <w:gridCol w:w="5184"/>
+        <w:gridCol w:w="1152"/>
+        <w:gridCol w:w="2736"/>
       </w:tblGrid>
       <w:tr>
         <w:tc>
           <w:tcPr>
-            <w:tcW w:type="dxa" w:w="2592"/>
+            <w:tcW w:type="dxa" w:w="1296"/>
             <w:vAlign w:val="center"/>
             <w:shd w:fill="D9EAF7"/>
           </w:tcPr>
@@ -2939,7 +2947,7 @@
         </w:tc>
         <w:tc>
           <w:tcPr>
-            <w:tcW w:type="dxa" w:w="2592"/>
+            <w:tcW w:type="dxa" w:w="5184"/>
             <w:vAlign w:val="center"/>
             <w:shd w:fill="D9EAF7"/>
           </w:tcPr>
@@ -2962,7 +2970,7 @@
         </w:tc>
         <w:tc>
           <w:tcPr>
-            <w:tcW w:type="dxa" w:w="2592"/>
+            <w:tcW w:type="dxa" w:w="1152"/>
             <w:vAlign w:val="center"/>
             <w:shd w:fill="D9EAF7"/>
           </w:tcPr>
@@ -2985,7 +2993,7 @@
         </w:tc>
         <w:tc>
           <w:tcPr>
-            <w:tcW w:type="dxa" w:w="2592"/>
+            <w:tcW w:type="dxa" w:w="2736"/>
             <w:vAlign w:val="center"/>
             <w:shd w:fill="D9EAF7"/>
           </w:tcPr>
@@ -3010,7 +3018,7 @@
       <w:tr>
         <w:tc>
           <w:tcPr>
-            <w:tcW w:type="dxa" w:w="2592"/>
+            <w:tcW w:type="dxa" w:w="1296"/>
             <w:vAlign w:val="center"/>
           </w:tcPr>
           <w:p>
@@ -3031,7 +3039,7 @@
         </w:tc>
         <w:tc>
           <w:tcPr>
-            <w:tcW w:type="dxa" w:w="2592"/>
+            <w:tcW w:type="dxa" w:w="5184"/>
             <w:vAlign w:val="center"/>
           </w:tcPr>
           <w:p>
@@ -3052,7 +3060,7 @@
         </w:tc>
         <w:tc>
           <w:tcPr>
-            <w:tcW w:type="dxa" w:w="2592"/>
+            <w:tcW w:type="dxa" w:w="1152"/>
             <w:vAlign w:val="center"/>
           </w:tcPr>
           <w:p>
@@ -3073,7 +3081,7 @@
         </w:tc>
         <w:tc>
           <w:tcPr>
-            <w:tcW w:type="dxa" w:w="2592"/>
+            <w:tcW w:type="dxa" w:w="2736"/>
             <w:vAlign w:val="center"/>
           </w:tcPr>
           <w:p>
@@ -3096,7 +3104,7 @@
       <w:tr>
         <w:tc>
           <w:tcPr>
-            <w:tcW w:type="dxa" w:w="2592"/>
+            <w:tcW w:type="dxa" w:w="1296"/>
             <w:vAlign w:val="center"/>
           </w:tcPr>
           <w:p>
@@ -3117,7 +3125,7 @@
         </w:tc>
         <w:tc>
           <w:tcPr>
-            <w:tcW w:type="dxa" w:w="2592"/>
+            <w:tcW w:type="dxa" w:w="5184"/>
             <w:vAlign w:val="center"/>
           </w:tcPr>
           <w:p>
@@ -3138,7 +3146,7 @@
         </w:tc>
         <w:tc>
           <w:tcPr>
-            <w:tcW w:type="dxa" w:w="2592"/>
+            <w:tcW w:type="dxa" w:w="1152"/>
             <w:vAlign w:val="center"/>
           </w:tcPr>
           <w:p>
@@ -3159,7 +3167,7 @@
         </w:tc>
         <w:tc>
           <w:tcPr>
-            <w:tcW w:type="dxa" w:w="2592"/>
+            <w:tcW w:type="dxa" w:w="2736"/>
             <w:vAlign w:val="center"/>
           </w:tcPr>
           <w:p>
@@ -3200,7 +3208,7 @@
           <w:color w:val="1F3864"/>
           <w:sz w:val="21"/>
         </w:rPr>
-        <w:t>EDITOR &amp; REVIEWER EXPERIENCE</w:t>
+        <w:t>EDITORIAL &amp; PEER REVIEW</w:t>
       </w:r>
     </w:p>
     <w:tbl>
@@ -3208,13 +3216,14 @@
         <w:tblStyle w:val="TableGrid"/>
         <w:tblW w:type="auto" w:w="0"/>
         <w:jc w:val="left"/>
-        <w:tblLayout w:type="autofit"/>
+        <w:tblLayout w:type="fixed"/>
         <w:tblLook w:firstColumn="1" w:firstRow="1" w:lastColumn="0" w:lastRow="0" w:noHBand="0" w:noVBand="1" w:val="04A0"/>
+        <w:tblLayout w:type="fixed"/>
       </w:tblPr>
       <w:tblGrid>
-        <w:gridCol w:w="3456"/>
-        <w:gridCol w:w="3456"/>
-        <w:gridCol w:w="3456"/>
+        <w:gridCol w:w="2448"/>
+        <w:gridCol w:w="4608"/>
+        <w:gridCol w:w="1728"/>
       </w:tblGrid>
       <w:tr>
         <w:tc>
@@ -3460,12 +3469,13 @@
         <w:tblStyle w:val="TableGrid"/>
         <w:tblW w:type="auto" w:w="0"/>
         <w:jc w:val="left"/>
-        <w:tblLayout w:type="autofit"/>
+        <w:tblLayout w:type="fixed"/>
         <w:tblLook w:firstColumn="1" w:firstRow="1" w:lastColumn="0" w:lastRow="0" w:noHBand="0" w:noVBand="1" w:val="04A0"/>
+        <w:tblLayout w:type="fixed"/>
       </w:tblPr>
       <w:tblGrid>
-        <w:gridCol w:w="5184"/>
-        <w:gridCol w:w="5184"/>
+        <w:gridCol w:w="3168"/>
+        <w:gridCol w:w="6336"/>
       </w:tblGrid>
       <w:tr>
         <w:tc>
@@ -3628,12 +3638,13 @@
         <w:tblStyle w:val="TableGrid"/>
         <w:tblW w:type="auto" w:w="0"/>
         <w:jc w:val="left"/>
-        <w:tblLayout w:type="autofit"/>
+        <w:tblLayout w:type="fixed"/>
         <w:tblLook w:firstColumn="1" w:firstRow="1" w:lastColumn="0" w:lastRow="0" w:noHBand="0" w:noVBand="1" w:val="04A0"/>
+        <w:tblLayout w:type="fixed"/>
       </w:tblPr>
       <w:tblGrid>
-        <w:gridCol w:w="5184"/>
-        <w:gridCol w:w="5184"/>
+        <w:gridCol w:w="2015"/>
+        <w:gridCol w:w="7488"/>
       </w:tblGrid>
       <w:tr>
         <w:tc>
@@ -3752,19 +3763,20 @@
         <w:tblStyle w:val="TableGrid"/>
         <w:tblW w:type="auto" w:w="0"/>
         <w:jc w:val="left"/>
-        <w:tblLayout w:type="autofit"/>
+        <w:tblLayout w:type="fixed"/>
         <w:tblLook w:firstColumn="1" w:firstRow="1" w:lastColumn="0" w:lastRow="0" w:noHBand="0" w:noVBand="1" w:val="04A0"/>
+        <w:tblLayout w:type="fixed"/>
       </w:tblPr>
       <w:tblGrid>
-        <w:gridCol w:w="2592"/>
-        <w:gridCol w:w="2592"/>
-        <w:gridCol w:w="2592"/>
-        <w:gridCol w:w="2592"/>
+        <w:gridCol w:w="2088"/>
+        <w:gridCol w:w="3096"/>
+        <w:gridCol w:w="2736"/>
+        <w:gridCol w:w="2448"/>
       </w:tblGrid>
       <w:tr>
         <w:tc>
           <w:tcPr>
-            <w:tcW w:type="dxa" w:w="2232"/>
+            <w:tcW w:type="dxa" w:w="2088"/>
             <w:vAlign w:val="center"/>
             <w:shd w:fill="D9EAF7"/>
           </w:tcPr>
@@ -3787,7 +3799,7 @@
         </w:tc>
         <w:tc>
           <w:tcPr>
-            <w:tcW w:type="dxa" w:w="2880"/>
+            <w:tcW w:type="dxa" w:w="3096"/>
             <w:vAlign w:val="center"/>
             <w:shd w:fill="D9EAF7"/>
           </w:tcPr>
@@ -3810,7 +3822,7 @@
         </w:tc>
         <w:tc>
           <w:tcPr>
-            <w:tcW w:type="dxa" w:w="3096"/>
+            <w:tcW w:type="dxa" w:w="2736"/>
             <w:vAlign w:val="center"/>
             <w:shd w:fill="D9EAF7"/>
           </w:tcPr>
@@ -3833,7 +3845,7 @@
         </w:tc>
         <w:tc>
           <w:tcPr>
-            <w:tcW w:type="dxa" w:w="1800"/>
+            <w:tcW w:type="dxa" w:w="2448"/>
             <w:vAlign w:val="center"/>
             <w:shd w:fill="D9EAF7"/>
           </w:tcPr>
@@ -3858,7 +3870,7 @@
       <w:tr>
         <w:tc>
           <w:tcPr>
-            <w:tcW w:type="dxa" w:w="2232"/>
+            <w:tcW w:type="dxa" w:w="2088"/>
             <w:vAlign w:val="center"/>
           </w:tcPr>
           <w:p>
@@ -3879,7 +3891,7 @@
         </w:tc>
         <w:tc>
           <w:tcPr>
-            <w:tcW w:type="dxa" w:w="2880"/>
+            <w:tcW w:type="dxa" w:w="3096"/>
             <w:vAlign w:val="center"/>
           </w:tcPr>
           <w:p>
@@ -3900,7 +3912,7 @@
         </w:tc>
         <w:tc>
           <w:tcPr>
-            <w:tcW w:type="dxa" w:w="3096"/>
+            <w:tcW w:type="dxa" w:w="2736"/>
             <w:vAlign w:val="center"/>
           </w:tcPr>
           <w:p>
@@ -3921,7 +3933,7 @@
         </w:tc>
         <w:tc>
           <w:tcPr>
-            <w:tcW w:type="dxa" w:w="1800"/>
+            <w:tcW w:type="dxa" w:w="2448"/>
             <w:vAlign w:val="center"/>
           </w:tcPr>
           <w:p>
@@ -3944,7 +3956,7 @@
       <w:tr>
         <w:tc>
           <w:tcPr>
-            <w:tcW w:type="dxa" w:w="2232"/>
+            <w:tcW w:type="dxa" w:w="2088"/>
             <w:vAlign w:val="center"/>
           </w:tcPr>
           <w:p>
@@ -3965,7 +3977,7 @@
         </w:tc>
         <w:tc>
           <w:tcPr>
-            <w:tcW w:type="dxa" w:w="2880"/>
+            <w:tcW w:type="dxa" w:w="3096"/>
             <w:vAlign w:val="center"/>
           </w:tcPr>
           <w:p>
@@ -3986,7 +3998,7 @@
         </w:tc>
         <w:tc>
           <w:tcPr>
-            <w:tcW w:type="dxa" w:w="3096"/>
+            <w:tcW w:type="dxa" w:w="2736"/>
             <w:vAlign w:val="center"/>
           </w:tcPr>
           <w:p>
@@ -4007,7 +4019,7 @@
         </w:tc>
         <w:tc>
           <w:tcPr>
-            <w:tcW w:type="dxa" w:w="1800"/>
+            <w:tcW w:type="dxa" w:w="2448"/>
             <w:vAlign w:val="center"/>
           </w:tcPr>
           <w:p>
@@ -4030,7 +4042,7 @@
       <w:tr>
         <w:tc>
           <w:tcPr>
-            <w:tcW w:type="dxa" w:w="2232"/>
+            <w:tcW w:type="dxa" w:w="2088"/>
             <w:vAlign w:val="center"/>
           </w:tcPr>
           <w:p>
@@ -4051,7 +4063,7 @@
         </w:tc>
         <w:tc>
           <w:tcPr>
-            <w:tcW w:type="dxa" w:w="2880"/>
+            <w:tcW w:type="dxa" w:w="3096"/>
             <w:vAlign w:val="center"/>
           </w:tcPr>
           <w:p>
@@ -4072,7 +4084,7 @@
         </w:tc>
         <w:tc>
           <w:tcPr>
-            <w:tcW w:type="dxa" w:w="3096"/>
+            <w:tcW w:type="dxa" w:w="2736"/>
             <w:vAlign w:val="center"/>
           </w:tcPr>
           <w:p>
@@ -4093,7 +4105,7 @@
         </w:tc>
         <w:tc>
           <w:tcPr>
-            <w:tcW w:type="dxa" w:w="1800"/>
+            <w:tcW w:type="dxa" w:w="2448"/>
             <w:vAlign w:val="center"/>
           </w:tcPr>
           <w:p>
@@ -4116,7 +4128,7 @@
       <w:tr>
         <w:tc>
           <w:tcPr>
-            <w:tcW w:type="dxa" w:w="2232"/>
+            <w:tcW w:type="dxa" w:w="2088"/>
             <w:vAlign w:val="center"/>
           </w:tcPr>
           <w:p>
@@ -4137,7 +4149,7 @@
         </w:tc>
         <w:tc>
           <w:tcPr>
-            <w:tcW w:type="dxa" w:w="2880"/>
+            <w:tcW w:type="dxa" w:w="3096"/>
             <w:vAlign w:val="center"/>
           </w:tcPr>
           <w:p>
@@ -4158,7 +4170,7 @@
         </w:tc>
         <w:tc>
           <w:tcPr>
-            <w:tcW w:type="dxa" w:w="3096"/>
+            <w:tcW w:type="dxa" w:w="2736"/>
             <w:vAlign w:val="center"/>
           </w:tcPr>
           <w:p>
@@ -4179,7 +4191,7 @@
         </w:tc>
         <w:tc>
           <w:tcPr>
-            <w:tcW w:type="dxa" w:w="1800"/>
+            <w:tcW w:type="dxa" w:w="2448"/>
             <w:vAlign w:val="center"/>
           </w:tcPr>
           <w:p>
@@ -4202,7 +4214,7 @@
       <w:tr>
         <w:tc>
           <w:tcPr>
-            <w:tcW w:type="dxa" w:w="2232"/>
+            <w:tcW w:type="dxa" w:w="2088"/>
             <w:vAlign w:val="center"/>
           </w:tcPr>
           <w:p>
@@ -4223,7 +4235,7 @@
         </w:tc>
         <w:tc>
           <w:tcPr>
-            <w:tcW w:type="dxa" w:w="2880"/>
+            <w:tcW w:type="dxa" w:w="3096"/>
             <w:vAlign w:val="center"/>
           </w:tcPr>
           <w:p>
@@ -4244,7 +4256,7 @@
         </w:tc>
         <w:tc>
           <w:tcPr>
-            <w:tcW w:type="dxa" w:w="3096"/>
+            <w:tcW w:type="dxa" w:w="2736"/>
             <w:vAlign w:val="center"/>
           </w:tcPr>
           <w:p>
@@ -4265,7 +4277,7 @@
         </w:tc>
         <w:tc>
           <w:tcPr>
-            <w:tcW w:type="dxa" w:w="1800"/>
+            <w:tcW w:type="dxa" w:w="2448"/>
             <w:vAlign w:val="center"/>
           </w:tcPr>
           <w:p>
@@ -4288,7 +4300,7 @@
       <w:tr>
         <w:tc>
           <w:tcPr>
-            <w:tcW w:type="dxa" w:w="2232"/>
+            <w:tcW w:type="dxa" w:w="2088"/>
             <w:vAlign w:val="center"/>
           </w:tcPr>
           <w:p>
@@ -4309,7 +4321,7 @@
         </w:tc>
         <w:tc>
           <w:tcPr>
-            <w:tcW w:type="dxa" w:w="2880"/>
+            <w:tcW w:type="dxa" w:w="3096"/>
             <w:vAlign w:val="center"/>
           </w:tcPr>
           <w:p>
@@ -4330,7 +4342,7 @@
         </w:tc>
         <w:tc>
           <w:tcPr>
-            <w:tcW w:type="dxa" w:w="3096"/>
+            <w:tcW w:type="dxa" w:w="2736"/>
             <w:vAlign w:val="center"/>
           </w:tcPr>
           <w:p>
@@ -4351,7 +4363,7 @@
         </w:tc>
         <w:tc>
           <w:tcPr>
-            <w:tcW w:type="dxa" w:w="1800"/>
+            <w:tcW w:type="dxa" w:w="2448"/>
             <w:vAlign w:val="center"/>
           </w:tcPr>
           <w:p>
@@ -4374,7 +4386,7 @@
       <w:tr>
         <w:tc>
           <w:tcPr>
-            <w:tcW w:type="dxa" w:w="2232"/>
+            <w:tcW w:type="dxa" w:w="2088"/>
             <w:vAlign w:val="center"/>
           </w:tcPr>
           <w:p>
@@ -4395,7 +4407,7 @@
         </w:tc>
         <w:tc>
           <w:tcPr>
-            <w:tcW w:type="dxa" w:w="2880"/>
+            <w:tcW w:type="dxa" w:w="3096"/>
             <w:vAlign w:val="center"/>
           </w:tcPr>
           <w:p>
@@ -4416,7 +4428,7 @@
         </w:tc>
         <w:tc>
           <w:tcPr>
-            <w:tcW w:type="dxa" w:w="3096"/>
+            <w:tcW w:type="dxa" w:w="2736"/>
             <w:vAlign w:val="center"/>
           </w:tcPr>
           <w:p>
@@ -4437,7 +4449,7 @@
         </w:tc>
         <w:tc>
           <w:tcPr>
-            <w:tcW w:type="dxa" w:w="1800"/>
+            <w:tcW w:type="dxa" w:w="2448"/>
             <w:vAlign w:val="center"/>
           </w:tcPr>
           <w:p>
@@ -4460,7 +4472,7 @@
       <w:tr>
         <w:tc>
           <w:tcPr>
-            <w:tcW w:type="dxa" w:w="2232"/>
+            <w:tcW w:type="dxa" w:w="2088"/>
             <w:vAlign w:val="center"/>
           </w:tcPr>
           <w:p>
@@ -4481,7 +4493,7 @@
         </w:tc>
         <w:tc>
           <w:tcPr>
-            <w:tcW w:type="dxa" w:w="2880"/>
+            <w:tcW w:type="dxa" w:w="3096"/>
             <w:vAlign w:val="center"/>
           </w:tcPr>
           <w:p>
@@ -4502,7 +4514,7 @@
         </w:tc>
         <w:tc>
           <w:tcPr>
-            <w:tcW w:type="dxa" w:w="3096"/>
+            <w:tcW w:type="dxa" w:w="2736"/>
             <w:vAlign w:val="center"/>
           </w:tcPr>
           <w:p>
@@ -4523,7 +4535,7 @@
         </w:tc>
         <w:tc>
           <w:tcPr>
-            <w:tcW w:type="dxa" w:w="1800"/>
+            <w:tcW w:type="dxa" w:w="2448"/>
             <w:vAlign w:val="center"/>
           </w:tcPr>
           <w:p>
@@ -4546,7 +4558,7 @@
       <w:tr>
         <w:tc>
           <w:tcPr>
-            <w:tcW w:type="dxa" w:w="2232"/>
+            <w:tcW w:type="dxa" w:w="2088"/>
             <w:vAlign w:val="center"/>
           </w:tcPr>
           <w:p>
@@ -4567,7 +4579,7 @@
         </w:tc>
         <w:tc>
           <w:tcPr>
-            <w:tcW w:type="dxa" w:w="2880"/>
+            <w:tcW w:type="dxa" w:w="3096"/>
             <w:vAlign w:val="center"/>
           </w:tcPr>
           <w:p>
@@ -4588,7 +4600,7 @@
         </w:tc>
         <w:tc>
           <w:tcPr>
-            <w:tcW w:type="dxa" w:w="3096"/>
+            <w:tcW w:type="dxa" w:w="2736"/>
             <w:vAlign w:val="center"/>
           </w:tcPr>
           <w:p>
@@ -4609,7 +4621,7 @@
         </w:tc>
         <w:tc>
           <w:tcPr>
-            <w:tcW w:type="dxa" w:w="1800"/>
+            <w:tcW w:type="dxa" w:w="2448"/>
             <w:vAlign w:val="center"/>
           </w:tcPr>
           <w:p>
@@ -18086,12 +18098,13 @@
         <w:tblStyle w:val="TableGrid"/>
         <w:tblW w:type="auto" w:w="0"/>
         <w:jc w:val="left"/>
-        <w:tblLayout w:type="autofit"/>
+        <w:tblLayout w:type="fixed"/>
         <w:tblLook w:firstColumn="1" w:firstRow="1" w:lastColumn="0" w:lastRow="0" w:noHBand="0" w:noVBand="1" w:val="04A0"/>
+        <w:tblLayout w:type="fixed"/>
       </w:tblPr>
       <w:tblGrid>
-        <w:gridCol w:w="5184"/>
-        <w:gridCol w:w="5184"/>
+        <w:gridCol w:w="4752"/>
+        <w:gridCol w:w="4752"/>
       </w:tblGrid>
       <w:tr>
         <w:tc>
@@ -19627,15 +19640,16 @@
         <w:tblStyle w:val="TableGrid"/>
         <w:tblW w:type="auto" w:w="0"/>
         <w:jc w:val="left"/>
-        <w:tblLayout w:type="autofit"/>
+        <w:tblLayout w:type="fixed"/>
         <w:tblLook w:firstColumn="1" w:firstRow="1" w:lastColumn="0" w:lastRow="0" w:noHBand="0" w:noVBand="1" w:val="04A0"/>
+        <w:tblLayout w:type="fixed"/>
       </w:tblPr>
       <w:tblGrid>
-        <w:gridCol w:w="2074"/>
-        <w:gridCol w:w="2074"/>
-        <w:gridCol w:w="2074"/>
-        <w:gridCol w:w="2074"/>
-        <w:gridCol w:w="2074"/>
+        <w:gridCol w:w="503"/>
+        <w:gridCol w:w="1080"/>
+        <w:gridCol w:w="864"/>
+        <w:gridCol w:w="4968"/>
+        <w:gridCol w:w="2951"/>
       </w:tblGrid>
       <w:tr>
         <w:tc>
@@ -19663,7 +19677,7 @@
         </w:tc>
         <w:tc>
           <w:tcPr>
-            <w:tcW w:type="dxa" w:w="1152"/>
+            <w:tcW w:type="dxa" w:w="1080"/>
             <w:vAlign w:val="center"/>
             <w:shd w:fill="D9EAF7"/>
           </w:tcPr>
@@ -19686,7 +19700,7 @@
         </w:tc>
         <w:tc>
           <w:tcPr>
-            <w:tcW w:type="dxa" w:w="1008"/>
+            <w:tcW w:type="dxa" w:w="864"/>
             <w:vAlign w:val="center"/>
             <w:shd w:fill="D9EAF7"/>
           </w:tcPr>
@@ -19709,7 +19723,7 @@
         </w:tc>
         <w:tc>
           <w:tcPr>
-            <w:tcW w:type="dxa" w:w="4464"/>
+            <w:tcW w:type="dxa" w:w="4968"/>
             <w:vAlign w:val="center"/>
             <w:shd w:fill="D9EAF7"/>
           </w:tcPr>
@@ -19732,7 +19746,7 @@
         </w:tc>
         <w:tc>
           <w:tcPr>
-            <w:tcW w:type="dxa" w:w="2880"/>
+            <w:tcW w:type="dxa" w:w="2952"/>
             <w:vAlign w:val="center"/>
             <w:shd w:fill="D9EAF7"/>
           </w:tcPr>
@@ -19778,7 +19792,7 @@
         </w:tc>
         <w:tc>
           <w:tcPr>
-            <w:tcW w:type="dxa" w:w="1152"/>
+            <w:tcW w:type="dxa" w:w="1080"/>
             <w:vAlign w:val="center"/>
           </w:tcPr>
           <w:p>
@@ -19799,7 +19813,7 @@
         </w:tc>
         <w:tc>
           <w:tcPr>
-            <w:tcW w:type="dxa" w:w="1008"/>
+            <w:tcW w:type="dxa" w:w="864"/>
             <w:vAlign w:val="center"/>
           </w:tcPr>
           <w:p>
@@ -19820,7 +19834,7 @@
         </w:tc>
         <w:tc>
           <w:tcPr>
-            <w:tcW w:type="dxa" w:w="4464"/>
+            <w:tcW w:type="dxa" w:w="4968"/>
             <w:vAlign w:val="center"/>
           </w:tcPr>
           <w:p>
@@ -19841,7 +19855,7 @@
         </w:tc>
         <w:tc>
           <w:tcPr>
-            <w:tcW w:type="dxa" w:w="2880"/>
+            <w:tcW w:type="dxa" w:w="2952"/>
             <w:vAlign w:val="center"/>
           </w:tcPr>
           <w:p>
@@ -19885,7 +19899,7 @@
         </w:tc>
         <w:tc>
           <w:tcPr>
-            <w:tcW w:type="dxa" w:w="1152"/>
+            <w:tcW w:type="dxa" w:w="1080"/>
             <w:vAlign w:val="center"/>
           </w:tcPr>
           <w:p>
@@ -19906,7 +19920,7 @@
         </w:tc>
         <w:tc>
           <w:tcPr>
-            <w:tcW w:type="dxa" w:w="1008"/>
+            <w:tcW w:type="dxa" w:w="864"/>
             <w:vAlign w:val="center"/>
           </w:tcPr>
           <w:p>
@@ -19927,7 +19941,7 @@
         </w:tc>
         <w:tc>
           <w:tcPr>
-            <w:tcW w:type="dxa" w:w="4464"/>
+            <w:tcW w:type="dxa" w:w="4968"/>
             <w:vAlign w:val="center"/>
           </w:tcPr>
           <w:p>
@@ -19948,7 +19962,7 @@
         </w:tc>
         <w:tc>
           <w:tcPr>
-            <w:tcW w:type="dxa" w:w="2880"/>
+            <w:tcW w:type="dxa" w:w="2952"/>
             <w:vAlign w:val="center"/>
           </w:tcPr>
           <w:p>
@@ -19992,7 +20006,7 @@
         </w:tc>
         <w:tc>
           <w:tcPr>
-            <w:tcW w:type="dxa" w:w="1152"/>
+            <w:tcW w:type="dxa" w:w="1080"/>
             <w:vAlign w:val="center"/>
           </w:tcPr>
           <w:p>
@@ -20013,7 +20027,7 @@
         </w:tc>
         <w:tc>
           <w:tcPr>
-            <w:tcW w:type="dxa" w:w="1008"/>
+            <w:tcW w:type="dxa" w:w="864"/>
             <w:vAlign w:val="center"/>
           </w:tcPr>
           <w:p>
@@ -20034,7 +20048,7 @@
         </w:tc>
         <w:tc>
           <w:tcPr>
-            <w:tcW w:type="dxa" w:w="4464"/>
+            <w:tcW w:type="dxa" w:w="4968"/>
             <w:vAlign w:val="center"/>
           </w:tcPr>
           <w:p>
@@ -20055,7 +20069,7 @@
         </w:tc>
         <w:tc>
           <w:tcPr>
-            <w:tcW w:type="dxa" w:w="2880"/>
+            <w:tcW w:type="dxa" w:w="2952"/>
             <w:vAlign w:val="center"/>
           </w:tcPr>
           <w:p>
@@ -20099,7 +20113,7 @@
         </w:tc>
         <w:tc>
           <w:tcPr>
-            <w:tcW w:type="dxa" w:w="1152"/>
+            <w:tcW w:type="dxa" w:w="1080"/>
             <w:vAlign w:val="center"/>
           </w:tcPr>
           <w:p>
@@ -20120,7 +20134,7 @@
         </w:tc>
         <w:tc>
           <w:tcPr>
-            <w:tcW w:type="dxa" w:w="1008"/>
+            <w:tcW w:type="dxa" w:w="864"/>
             <w:vAlign w:val="center"/>
           </w:tcPr>
           <w:p>
@@ -20141,7 +20155,7 @@
         </w:tc>
         <w:tc>
           <w:tcPr>
-            <w:tcW w:type="dxa" w:w="4464"/>
+            <w:tcW w:type="dxa" w:w="4968"/>
             <w:vAlign w:val="center"/>
           </w:tcPr>
           <w:p>
@@ -20162,7 +20176,7 @@
         </w:tc>
         <w:tc>
           <w:tcPr>
-            <w:tcW w:type="dxa" w:w="2880"/>
+            <w:tcW w:type="dxa" w:w="2952"/>
             <w:vAlign w:val="center"/>
           </w:tcPr>
           <w:p>
@@ -20206,7 +20220,7 @@
         </w:tc>
         <w:tc>
           <w:tcPr>
-            <w:tcW w:type="dxa" w:w="1152"/>
+            <w:tcW w:type="dxa" w:w="1080"/>
             <w:vAlign w:val="center"/>
           </w:tcPr>
           <w:p>
@@ -20227,7 +20241,7 @@
         </w:tc>
         <w:tc>
           <w:tcPr>
-            <w:tcW w:type="dxa" w:w="1008"/>
+            <w:tcW w:type="dxa" w:w="864"/>
             <w:vAlign w:val="center"/>
           </w:tcPr>
           <w:p>
@@ -20248,7 +20262,7 @@
         </w:tc>
         <w:tc>
           <w:tcPr>
-            <w:tcW w:type="dxa" w:w="4464"/>
+            <w:tcW w:type="dxa" w:w="4968"/>
             <w:vAlign w:val="center"/>
           </w:tcPr>
           <w:p>
@@ -20269,7 +20283,7 @@
         </w:tc>
         <w:tc>
           <w:tcPr>
-            <w:tcW w:type="dxa" w:w="2880"/>
+            <w:tcW w:type="dxa" w:w="2952"/>
             <w:vAlign w:val="center"/>
           </w:tcPr>
           <w:p>
@@ -20313,7 +20327,7 @@
         </w:tc>
         <w:tc>
           <w:tcPr>
-            <w:tcW w:type="dxa" w:w="1152"/>
+            <w:tcW w:type="dxa" w:w="1080"/>
             <w:vAlign w:val="center"/>
           </w:tcPr>
           <w:p>
@@ -20334,7 +20348,7 @@
         </w:tc>
         <w:tc>
           <w:tcPr>
-            <w:tcW w:type="dxa" w:w="1008"/>
+            <w:tcW w:type="dxa" w:w="864"/>
             <w:vAlign w:val="center"/>
           </w:tcPr>
           <w:p>
@@ -20355,7 +20369,7 @@
         </w:tc>
         <w:tc>
           <w:tcPr>
-            <w:tcW w:type="dxa" w:w="4464"/>
+            <w:tcW w:type="dxa" w:w="4968"/>
             <w:vAlign w:val="center"/>
           </w:tcPr>
           <w:p>
@@ -20376,7 +20390,7 @@
         </w:tc>
         <w:tc>
           <w:tcPr>
-            <w:tcW w:type="dxa" w:w="2880"/>
+            <w:tcW w:type="dxa" w:w="2952"/>
             <w:vAlign w:val="center"/>
           </w:tcPr>
           <w:p>
@@ -20420,7 +20434,7 @@
         </w:tc>
         <w:tc>
           <w:tcPr>
-            <w:tcW w:type="dxa" w:w="1152"/>
+            <w:tcW w:type="dxa" w:w="1080"/>
             <w:vAlign w:val="center"/>
           </w:tcPr>
           <w:p>
@@ -20441,7 +20455,7 @@
         </w:tc>
         <w:tc>
           <w:tcPr>
-            <w:tcW w:type="dxa" w:w="1008"/>
+            <w:tcW w:type="dxa" w:w="864"/>
             <w:vAlign w:val="center"/>
           </w:tcPr>
           <w:p>
@@ -20462,7 +20476,7 @@
         </w:tc>
         <w:tc>
           <w:tcPr>
-            <w:tcW w:type="dxa" w:w="4464"/>
+            <w:tcW w:type="dxa" w:w="4968"/>
             <w:vAlign w:val="center"/>
           </w:tcPr>
           <w:p>
@@ -20483,7 +20497,7 @@
         </w:tc>
         <w:tc>
           <w:tcPr>
-            <w:tcW w:type="dxa" w:w="2880"/>
+            <w:tcW w:type="dxa" w:w="2952"/>
             <w:vAlign w:val="center"/>
           </w:tcPr>
           <w:p>
@@ -20527,7 +20541,7 @@
         </w:tc>
         <w:tc>
           <w:tcPr>
-            <w:tcW w:type="dxa" w:w="1152"/>
+            <w:tcW w:type="dxa" w:w="1080"/>
             <w:vAlign w:val="center"/>
           </w:tcPr>
           <w:p>
@@ -20548,7 +20562,7 @@
         </w:tc>
         <w:tc>
           <w:tcPr>
-            <w:tcW w:type="dxa" w:w="1008"/>
+            <w:tcW w:type="dxa" w:w="864"/>
             <w:vAlign w:val="center"/>
           </w:tcPr>
           <w:p>
@@ -20569,7 +20583,7 @@
         </w:tc>
         <w:tc>
           <w:tcPr>
-            <w:tcW w:type="dxa" w:w="4464"/>
+            <w:tcW w:type="dxa" w:w="4968"/>
             <w:vAlign w:val="center"/>
           </w:tcPr>
           <w:p>
@@ -20590,7 +20604,7 @@
         </w:tc>
         <w:tc>
           <w:tcPr>
-            <w:tcW w:type="dxa" w:w="2880"/>
+            <w:tcW w:type="dxa" w:w="2952"/>
             <w:vAlign w:val="center"/>
           </w:tcPr>
           <w:p>
@@ -20634,7 +20648,7 @@
         </w:tc>
         <w:tc>
           <w:tcPr>
-            <w:tcW w:type="dxa" w:w="1152"/>
+            <w:tcW w:type="dxa" w:w="1080"/>
             <w:vAlign w:val="center"/>
           </w:tcPr>
           <w:p>
@@ -20655,7 +20669,7 @@
         </w:tc>
         <w:tc>
           <w:tcPr>
-            <w:tcW w:type="dxa" w:w="1008"/>
+            <w:tcW w:type="dxa" w:w="864"/>
             <w:vAlign w:val="center"/>
           </w:tcPr>
           <w:p>
@@ -20676,7 +20690,7 @@
         </w:tc>
         <w:tc>
           <w:tcPr>
-            <w:tcW w:type="dxa" w:w="4464"/>
+            <w:tcW w:type="dxa" w:w="4968"/>
             <w:vAlign w:val="center"/>
           </w:tcPr>
           <w:p>
@@ -20697,7 +20711,7 @@
         </w:tc>
         <w:tc>
           <w:tcPr>
-            <w:tcW w:type="dxa" w:w="2880"/>
+            <w:tcW w:type="dxa" w:w="2952"/>
             <w:vAlign w:val="center"/>
           </w:tcPr>
           <w:p>
@@ -20741,7 +20755,7 @@
         </w:tc>
         <w:tc>
           <w:tcPr>
-            <w:tcW w:type="dxa" w:w="1152"/>
+            <w:tcW w:type="dxa" w:w="1080"/>
             <w:vAlign w:val="center"/>
           </w:tcPr>
           <w:p>
@@ -20762,7 +20776,7 @@
         </w:tc>
         <w:tc>
           <w:tcPr>
-            <w:tcW w:type="dxa" w:w="1008"/>
+            <w:tcW w:type="dxa" w:w="864"/>
             <w:vAlign w:val="center"/>
           </w:tcPr>
           <w:p>
@@ -20783,7 +20797,7 @@
         </w:tc>
         <w:tc>
           <w:tcPr>
-            <w:tcW w:type="dxa" w:w="4464"/>
+            <w:tcW w:type="dxa" w:w="4968"/>
             <w:vAlign w:val="center"/>
           </w:tcPr>
           <w:p>
@@ -20804,7 +20818,7 @@
         </w:tc>
         <w:tc>
           <w:tcPr>
-            <w:tcW w:type="dxa" w:w="2880"/>
+            <w:tcW w:type="dxa" w:w="2952"/>
             <w:vAlign w:val="center"/>
           </w:tcPr>
           <w:p>
@@ -20848,7 +20862,7 @@
         </w:tc>
         <w:tc>
           <w:tcPr>
-            <w:tcW w:type="dxa" w:w="1152"/>
+            <w:tcW w:type="dxa" w:w="1080"/>
             <w:vAlign w:val="center"/>
           </w:tcPr>
           <w:p>
@@ -20869,7 +20883,7 @@
         </w:tc>
         <w:tc>
           <w:tcPr>
-            <w:tcW w:type="dxa" w:w="1008"/>
+            <w:tcW w:type="dxa" w:w="864"/>
             <w:vAlign w:val="center"/>
           </w:tcPr>
           <w:p>
@@ -20890,7 +20904,7 @@
         </w:tc>
         <w:tc>
           <w:tcPr>
-            <w:tcW w:type="dxa" w:w="4464"/>
+            <w:tcW w:type="dxa" w:w="4968"/>
             <w:vAlign w:val="center"/>
           </w:tcPr>
           <w:p>
@@ -20911,7 +20925,7 @@
         </w:tc>
         <w:tc>
           <w:tcPr>
-            <w:tcW w:type="dxa" w:w="2880"/>
+            <w:tcW w:type="dxa" w:w="2952"/>
             <w:vAlign w:val="center"/>
           </w:tcPr>
           <w:p>
@@ -20955,7 +20969,7 @@
         </w:tc>
         <w:tc>
           <w:tcPr>
-            <w:tcW w:type="dxa" w:w="1152"/>
+            <w:tcW w:type="dxa" w:w="1080"/>
             <w:vAlign w:val="center"/>
           </w:tcPr>
           <w:p>
@@ -20976,7 +20990,7 @@
         </w:tc>
         <w:tc>
           <w:tcPr>
-            <w:tcW w:type="dxa" w:w="1008"/>
+            <w:tcW w:type="dxa" w:w="864"/>
             <w:vAlign w:val="center"/>
           </w:tcPr>
           <w:p>
@@ -20997,7 +21011,7 @@
         </w:tc>
         <w:tc>
           <w:tcPr>
-            <w:tcW w:type="dxa" w:w="4464"/>
+            <w:tcW w:type="dxa" w:w="4968"/>
             <w:vAlign w:val="center"/>
           </w:tcPr>
           <w:p>
@@ -21018,7 +21032,7 @@
         </w:tc>
         <w:tc>
           <w:tcPr>
-            <w:tcW w:type="dxa" w:w="2880"/>
+            <w:tcW w:type="dxa" w:w="2952"/>
             <w:vAlign w:val="center"/>
           </w:tcPr>
           <w:p>
@@ -21062,7 +21076,7 @@
         </w:tc>
         <w:tc>
           <w:tcPr>
-            <w:tcW w:type="dxa" w:w="1152"/>
+            <w:tcW w:type="dxa" w:w="1080"/>
             <w:vAlign w:val="center"/>
           </w:tcPr>
           <w:p>
@@ -21083,7 +21097,7 @@
         </w:tc>
         <w:tc>
           <w:tcPr>
-            <w:tcW w:type="dxa" w:w="1008"/>
+            <w:tcW w:type="dxa" w:w="864"/>
             <w:vAlign w:val="center"/>
           </w:tcPr>
           <w:p>
@@ -21104,7 +21118,7 @@
         </w:tc>
         <w:tc>
           <w:tcPr>
-            <w:tcW w:type="dxa" w:w="4464"/>
+            <w:tcW w:type="dxa" w:w="4968"/>
             <w:vAlign w:val="center"/>
           </w:tcPr>
           <w:p>
@@ -21125,7 +21139,7 @@
         </w:tc>
         <w:tc>
           <w:tcPr>
-            <w:tcW w:type="dxa" w:w="2880"/>
+            <w:tcW w:type="dxa" w:w="2952"/>
             <w:vAlign w:val="center"/>
           </w:tcPr>
           <w:p>
@@ -21169,7 +21183,7 @@
         </w:tc>
         <w:tc>
           <w:tcPr>
-            <w:tcW w:type="dxa" w:w="1152"/>
+            <w:tcW w:type="dxa" w:w="1080"/>
             <w:vAlign w:val="center"/>
           </w:tcPr>
           <w:p>
@@ -21190,7 +21204,7 @@
         </w:tc>
         <w:tc>
           <w:tcPr>
-            <w:tcW w:type="dxa" w:w="1008"/>
+            <w:tcW w:type="dxa" w:w="864"/>
             <w:vAlign w:val="center"/>
           </w:tcPr>
           <w:p>
@@ -21211,7 +21225,7 @@
         </w:tc>
         <w:tc>
           <w:tcPr>
-            <w:tcW w:type="dxa" w:w="4464"/>
+            <w:tcW w:type="dxa" w:w="4968"/>
             <w:vAlign w:val="center"/>
           </w:tcPr>
           <w:p>
@@ -21232,7 +21246,7 @@
         </w:tc>
         <w:tc>
           <w:tcPr>
-            <w:tcW w:type="dxa" w:w="2880"/>
+            <w:tcW w:type="dxa" w:w="2952"/>
             <w:vAlign w:val="center"/>
           </w:tcPr>
           <w:p>
@@ -21276,7 +21290,7 @@
         </w:tc>
         <w:tc>
           <w:tcPr>
-            <w:tcW w:type="dxa" w:w="1152"/>
+            <w:tcW w:type="dxa" w:w="1080"/>
             <w:vAlign w:val="center"/>
           </w:tcPr>
           <w:p>
@@ -21297,7 +21311,7 @@
         </w:tc>
         <w:tc>
           <w:tcPr>
-            <w:tcW w:type="dxa" w:w="1008"/>
+            <w:tcW w:type="dxa" w:w="864"/>
             <w:vAlign w:val="center"/>
           </w:tcPr>
           <w:p>
@@ -21318,7 +21332,7 @@
         </w:tc>
         <w:tc>
           <w:tcPr>
-            <w:tcW w:type="dxa" w:w="4464"/>
+            <w:tcW w:type="dxa" w:w="4968"/>
             <w:vAlign w:val="center"/>
           </w:tcPr>
           <w:p>
@@ -21339,7 +21353,7 @@
         </w:tc>
         <w:tc>
           <w:tcPr>
-            <w:tcW w:type="dxa" w:w="2880"/>
+            <w:tcW w:type="dxa" w:w="2952"/>
             <w:vAlign w:val="center"/>
           </w:tcPr>
           <w:p>
@@ -21383,7 +21397,7 @@
         </w:tc>
         <w:tc>
           <w:tcPr>
-            <w:tcW w:type="dxa" w:w="1152"/>
+            <w:tcW w:type="dxa" w:w="1080"/>
             <w:vAlign w:val="center"/>
           </w:tcPr>
           <w:p>
@@ -21404,7 +21418,7 @@
         </w:tc>
         <w:tc>
           <w:tcPr>
-            <w:tcW w:type="dxa" w:w="1008"/>
+            <w:tcW w:type="dxa" w:w="864"/>
             <w:vAlign w:val="center"/>
           </w:tcPr>
           <w:p>
@@ -21425,7 +21439,7 @@
         </w:tc>
         <w:tc>
           <w:tcPr>
-            <w:tcW w:type="dxa" w:w="4464"/>
+            <w:tcW w:type="dxa" w:w="4968"/>
             <w:vAlign w:val="center"/>
           </w:tcPr>
           <w:p>
@@ -21446,7 +21460,7 @@
         </w:tc>
         <w:tc>
           <w:tcPr>
-            <w:tcW w:type="dxa" w:w="2880"/>
+            <w:tcW w:type="dxa" w:w="2952"/>
             <w:vAlign w:val="center"/>
           </w:tcPr>
           <w:p>
@@ -21490,7 +21504,7 @@
         </w:tc>
         <w:tc>
           <w:tcPr>
-            <w:tcW w:type="dxa" w:w="1152"/>
+            <w:tcW w:type="dxa" w:w="1080"/>
             <w:vAlign w:val="center"/>
           </w:tcPr>
           <w:p>
@@ -21511,7 +21525,7 @@
         </w:tc>
         <w:tc>
           <w:tcPr>
-            <w:tcW w:type="dxa" w:w="1008"/>
+            <w:tcW w:type="dxa" w:w="864"/>
             <w:vAlign w:val="center"/>
           </w:tcPr>
           <w:p>
@@ -21532,7 +21546,7 @@
         </w:tc>
         <w:tc>
           <w:tcPr>
-            <w:tcW w:type="dxa" w:w="4464"/>
+            <w:tcW w:type="dxa" w:w="4968"/>
             <w:vAlign w:val="center"/>
           </w:tcPr>
           <w:p>
@@ -21553,7 +21567,7 @@
         </w:tc>
         <w:tc>
           <w:tcPr>
-            <w:tcW w:type="dxa" w:w="2880"/>
+            <w:tcW w:type="dxa" w:w="2952"/>
             <w:vAlign w:val="center"/>
           </w:tcPr>
           <w:p>
@@ -21597,7 +21611,7 @@
         </w:tc>
         <w:tc>
           <w:tcPr>
-            <w:tcW w:type="dxa" w:w="1152"/>
+            <w:tcW w:type="dxa" w:w="1080"/>
             <w:vAlign w:val="center"/>
           </w:tcPr>
           <w:p>
@@ -21618,7 +21632,7 @@
         </w:tc>
         <w:tc>
           <w:tcPr>
-            <w:tcW w:type="dxa" w:w="1008"/>
+            <w:tcW w:type="dxa" w:w="864"/>
             <w:vAlign w:val="center"/>
           </w:tcPr>
           <w:p>
@@ -21639,7 +21653,7 @@
         </w:tc>
         <w:tc>
           <w:tcPr>
-            <w:tcW w:type="dxa" w:w="4464"/>
+            <w:tcW w:type="dxa" w:w="4968"/>
             <w:vAlign w:val="center"/>
           </w:tcPr>
           <w:p>
@@ -21660,7 +21674,7 @@
         </w:tc>
         <w:tc>
           <w:tcPr>
-            <w:tcW w:type="dxa" w:w="2880"/>
+            <w:tcW w:type="dxa" w:w="2952"/>
             <w:vAlign w:val="center"/>
           </w:tcPr>
           <w:p>
@@ -21704,7 +21718,7 @@
         </w:tc>
         <w:tc>
           <w:tcPr>
-            <w:tcW w:type="dxa" w:w="1152"/>
+            <w:tcW w:type="dxa" w:w="1080"/>
             <w:vAlign w:val="center"/>
           </w:tcPr>
           <w:p>
@@ -21725,7 +21739,7 @@
         </w:tc>
         <w:tc>
           <w:tcPr>
-            <w:tcW w:type="dxa" w:w="1008"/>
+            <w:tcW w:type="dxa" w:w="864"/>
             <w:vAlign w:val="center"/>
           </w:tcPr>
           <w:p>
@@ -21746,7 +21760,7 @@
         </w:tc>
         <w:tc>
           <w:tcPr>
-            <w:tcW w:type="dxa" w:w="4464"/>
+            <w:tcW w:type="dxa" w:w="4968"/>
             <w:vAlign w:val="center"/>
           </w:tcPr>
           <w:p>
@@ -21767,7 +21781,7 @@
         </w:tc>
         <w:tc>
           <w:tcPr>
-            <w:tcW w:type="dxa" w:w="2880"/>
+            <w:tcW w:type="dxa" w:w="2952"/>
             <w:vAlign w:val="center"/>
           </w:tcPr>
           <w:p>
@@ -21811,7 +21825,7 @@
         </w:tc>
         <w:tc>
           <w:tcPr>
-            <w:tcW w:type="dxa" w:w="1152"/>
+            <w:tcW w:type="dxa" w:w="1080"/>
             <w:vAlign w:val="center"/>
           </w:tcPr>
           <w:p>
@@ -21832,7 +21846,7 @@
         </w:tc>
         <w:tc>
           <w:tcPr>
-            <w:tcW w:type="dxa" w:w="1008"/>
+            <w:tcW w:type="dxa" w:w="864"/>
             <w:vAlign w:val="center"/>
           </w:tcPr>
           <w:p>
@@ -21853,7 +21867,7 @@
         </w:tc>
         <w:tc>
           <w:tcPr>
-            <w:tcW w:type="dxa" w:w="4464"/>
+            <w:tcW w:type="dxa" w:w="4968"/>
             <w:vAlign w:val="center"/>
           </w:tcPr>
           <w:p>
@@ -21874,7 +21888,7 @@
         </w:tc>
         <w:tc>
           <w:tcPr>
-            <w:tcW w:type="dxa" w:w="2880"/>
+            <w:tcW w:type="dxa" w:w="2952"/>
             <w:vAlign w:val="center"/>
           </w:tcPr>
           <w:p>
@@ -21918,7 +21932,7 @@
         </w:tc>
         <w:tc>
           <w:tcPr>
-            <w:tcW w:type="dxa" w:w="1152"/>
+            <w:tcW w:type="dxa" w:w="1080"/>
             <w:vAlign w:val="center"/>
           </w:tcPr>
           <w:p>
@@ -21939,7 +21953,7 @@
         </w:tc>
         <w:tc>
           <w:tcPr>
-            <w:tcW w:type="dxa" w:w="1008"/>
+            <w:tcW w:type="dxa" w:w="864"/>
             <w:vAlign w:val="center"/>
           </w:tcPr>
           <w:p>
@@ -21960,7 +21974,7 @@
         </w:tc>
         <w:tc>
           <w:tcPr>
-            <w:tcW w:type="dxa" w:w="4464"/>
+            <w:tcW w:type="dxa" w:w="4968"/>
             <w:vAlign w:val="center"/>
           </w:tcPr>
           <w:p>
@@ -21981,7 +21995,7 @@
         </w:tc>
         <w:tc>
           <w:tcPr>
-            <w:tcW w:type="dxa" w:w="2880"/>
+            <w:tcW w:type="dxa" w:w="2952"/>
             <w:vAlign w:val="center"/>
           </w:tcPr>
           <w:p>
@@ -22025,7 +22039,7 @@
         </w:tc>
         <w:tc>
           <w:tcPr>
-            <w:tcW w:type="dxa" w:w="1152"/>
+            <w:tcW w:type="dxa" w:w="1080"/>
             <w:vAlign w:val="center"/>
           </w:tcPr>
           <w:p>
@@ -22046,7 +22060,7 @@
         </w:tc>
         <w:tc>
           <w:tcPr>
-            <w:tcW w:type="dxa" w:w="1008"/>
+            <w:tcW w:type="dxa" w:w="864"/>
             <w:vAlign w:val="center"/>
           </w:tcPr>
           <w:p>
@@ -22067,7 +22081,7 @@
         </w:tc>
         <w:tc>
           <w:tcPr>
-            <w:tcW w:type="dxa" w:w="4464"/>
+            <w:tcW w:type="dxa" w:w="4968"/>
             <w:vAlign w:val="center"/>
           </w:tcPr>
           <w:p>
@@ -22088,7 +22102,7 @@
         </w:tc>
         <w:tc>
           <w:tcPr>
-            <w:tcW w:type="dxa" w:w="2880"/>
+            <w:tcW w:type="dxa" w:w="2952"/>
             <w:vAlign w:val="center"/>
           </w:tcPr>
           <w:p>
@@ -22132,7 +22146,7 @@
         </w:tc>
         <w:tc>
           <w:tcPr>
-            <w:tcW w:type="dxa" w:w="1152"/>
+            <w:tcW w:type="dxa" w:w="1080"/>
             <w:vAlign w:val="center"/>
           </w:tcPr>
           <w:p>
@@ -22153,7 +22167,7 @@
         </w:tc>
         <w:tc>
           <w:tcPr>
-            <w:tcW w:type="dxa" w:w="1008"/>
+            <w:tcW w:type="dxa" w:w="864"/>
             <w:vAlign w:val="center"/>
           </w:tcPr>
           <w:p>
@@ -22174,7 +22188,7 @@
         </w:tc>
         <w:tc>
           <w:tcPr>
-            <w:tcW w:type="dxa" w:w="4464"/>
+            <w:tcW w:type="dxa" w:w="4968"/>
             <w:vAlign w:val="center"/>
           </w:tcPr>
           <w:p>
@@ -22195,7 +22209,7 @@
         </w:tc>
         <w:tc>
           <w:tcPr>
-            <w:tcW w:type="dxa" w:w="2880"/>
+            <w:tcW w:type="dxa" w:w="2952"/>
             <w:vAlign w:val="center"/>
           </w:tcPr>
           <w:p>
@@ -22239,7 +22253,7 @@
         </w:tc>
         <w:tc>
           <w:tcPr>
-            <w:tcW w:type="dxa" w:w="1152"/>
+            <w:tcW w:type="dxa" w:w="1080"/>
             <w:vAlign w:val="center"/>
           </w:tcPr>
           <w:p>
@@ -22260,7 +22274,7 @@
         </w:tc>
         <w:tc>
           <w:tcPr>
-            <w:tcW w:type="dxa" w:w="1008"/>
+            <w:tcW w:type="dxa" w:w="864"/>
             <w:vAlign w:val="center"/>
           </w:tcPr>
           <w:p>
@@ -22281,7 +22295,7 @@
         </w:tc>
         <w:tc>
           <w:tcPr>
-            <w:tcW w:type="dxa" w:w="4464"/>
+            <w:tcW w:type="dxa" w:w="4968"/>
             <w:vAlign w:val="center"/>
           </w:tcPr>
           <w:p>
@@ -22302,7 +22316,7 @@
         </w:tc>
         <w:tc>
           <w:tcPr>
-            <w:tcW w:type="dxa" w:w="2880"/>
+            <w:tcW w:type="dxa" w:w="2952"/>
             <w:vAlign w:val="center"/>
           </w:tcPr>
           <w:p>
@@ -22346,7 +22360,7 @@
         </w:tc>
         <w:tc>
           <w:tcPr>
-            <w:tcW w:type="dxa" w:w="1152"/>
+            <w:tcW w:type="dxa" w:w="1080"/>
             <w:vAlign w:val="center"/>
           </w:tcPr>
           <w:p>
@@ -22367,7 +22381,7 @@
         </w:tc>
         <w:tc>
           <w:tcPr>
-            <w:tcW w:type="dxa" w:w="1008"/>
+            <w:tcW w:type="dxa" w:w="864"/>
             <w:vAlign w:val="center"/>
           </w:tcPr>
           <w:p>
@@ -22388,7 +22402,7 @@
         </w:tc>
         <w:tc>
           <w:tcPr>
-            <w:tcW w:type="dxa" w:w="4464"/>
+            <w:tcW w:type="dxa" w:w="4968"/>
             <w:vAlign w:val="center"/>
           </w:tcPr>
           <w:p>
@@ -22409,7 +22423,7 @@
         </w:tc>
         <w:tc>
           <w:tcPr>
-            <w:tcW w:type="dxa" w:w="2880"/>
+            <w:tcW w:type="dxa" w:w="2952"/>
             <w:vAlign w:val="center"/>
           </w:tcPr>
           <w:p>
@@ -22453,7 +22467,7 @@
         </w:tc>
         <w:tc>
           <w:tcPr>
-            <w:tcW w:type="dxa" w:w="1152"/>
+            <w:tcW w:type="dxa" w:w="1080"/>
             <w:vAlign w:val="center"/>
           </w:tcPr>
           <w:p>
@@ -22474,7 +22488,7 @@
         </w:tc>
         <w:tc>
           <w:tcPr>
-            <w:tcW w:type="dxa" w:w="1008"/>
+            <w:tcW w:type="dxa" w:w="864"/>
             <w:vAlign w:val="center"/>
           </w:tcPr>
           <w:p>
@@ -22495,7 +22509,7 @@
         </w:tc>
         <w:tc>
           <w:tcPr>
-            <w:tcW w:type="dxa" w:w="4464"/>
+            <w:tcW w:type="dxa" w:w="4968"/>
             <w:vAlign w:val="center"/>
           </w:tcPr>
           <w:p>
@@ -22516,7 +22530,7 @@
         </w:tc>
         <w:tc>
           <w:tcPr>
-            <w:tcW w:type="dxa" w:w="2880"/>
+            <w:tcW w:type="dxa" w:w="2952"/>
             <w:vAlign w:val="center"/>
           </w:tcPr>
           <w:p>
@@ -22560,7 +22574,7 @@
         </w:tc>
         <w:tc>
           <w:tcPr>
-            <w:tcW w:type="dxa" w:w="1152"/>
+            <w:tcW w:type="dxa" w:w="1080"/>
             <w:vAlign w:val="center"/>
           </w:tcPr>
           <w:p>
@@ -22581,7 +22595,7 @@
         </w:tc>
         <w:tc>
           <w:tcPr>
-            <w:tcW w:type="dxa" w:w="1008"/>
+            <w:tcW w:type="dxa" w:w="864"/>
             <w:vAlign w:val="center"/>
           </w:tcPr>
           <w:p>
@@ -22602,7 +22616,7 @@
         </w:tc>
         <w:tc>
           <w:tcPr>
-            <w:tcW w:type="dxa" w:w="4464"/>
+            <w:tcW w:type="dxa" w:w="4968"/>
             <w:vAlign w:val="center"/>
           </w:tcPr>
           <w:p>
@@ -22623,7 +22637,7 @@
         </w:tc>
         <w:tc>
           <w:tcPr>
-            <w:tcW w:type="dxa" w:w="2880"/>
+            <w:tcW w:type="dxa" w:w="2952"/>
             <w:vAlign w:val="center"/>
           </w:tcPr>
           <w:p>
@@ -22667,7 +22681,7 @@
         </w:tc>
         <w:tc>
           <w:tcPr>
-            <w:tcW w:type="dxa" w:w="1152"/>
+            <w:tcW w:type="dxa" w:w="1080"/>
             <w:vAlign w:val="center"/>
           </w:tcPr>
           <w:p>
@@ -22688,7 +22702,7 @@
         </w:tc>
         <w:tc>
           <w:tcPr>
-            <w:tcW w:type="dxa" w:w="1008"/>
+            <w:tcW w:type="dxa" w:w="864"/>
             <w:vAlign w:val="center"/>
           </w:tcPr>
           <w:p>
@@ -22709,7 +22723,7 @@
         </w:tc>
         <w:tc>
           <w:tcPr>
-            <w:tcW w:type="dxa" w:w="4464"/>
+            <w:tcW w:type="dxa" w:w="4968"/>
             <w:vAlign w:val="center"/>
           </w:tcPr>
           <w:p>
@@ -22730,7 +22744,7 @@
         </w:tc>
         <w:tc>
           <w:tcPr>
-            <w:tcW w:type="dxa" w:w="2880"/>
+            <w:tcW w:type="dxa" w:w="2952"/>
             <w:vAlign w:val="center"/>
           </w:tcPr>
           <w:p>
@@ -22774,7 +22788,7 @@
         </w:tc>
         <w:tc>
           <w:tcPr>
-            <w:tcW w:type="dxa" w:w="1152"/>
+            <w:tcW w:type="dxa" w:w="1080"/>
             <w:vAlign w:val="center"/>
           </w:tcPr>
           <w:p>
@@ -22795,7 +22809,7 @@
         </w:tc>
         <w:tc>
           <w:tcPr>
-            <w:tcW w:type="dxa" w:w="1008"/>
+            <w:tcW w:type="dxa" w:w="864"/>
             <w:vAlign w:val="center"/>
           </w:tcPr>
           <w:p>
@@ -22816,7 +22830,7 @@
         </w:tc>
         <w:tc>
           <w:tcPr>
-            <w:tcW w:type="dxa" w:w="4464"/>
+            <w:tcW w:type="dxa" w:w="4968"/>
             <w:vAlign w:val="center"/>
           </w:tcPr>
           <w:p>
@@ -22837,7 +22851,7 @@
         </w:tc>
         <w:tc>
           <w:tcPr>
-            <w:tcW w:type="dxa" w:w="2880"/>
+            <w:tcW w:type="dxa" w:w="2952"/>
             <w:vAlign w:val="center"/>
           </w:tcPr>
           <w:p>
@@ -22881,7 +22895,7 @@
         </w:tc>
         <w:tc>
           <w:tcPr>
-            <w:tcW w:type="dxa" w:w="1152"/>
+            <w:tcW w:type="dxa" w:w="1080"/>
             <w:vAlign w:val="center"/>
           </w:tcPr>
           <w:p>
@@ -22902,7 +22916,7 @@
         </w:tc>
         <w:tc>
           <w:tcPr>
-            <w:tcW w:type="dxa" w:w="1008"/>
+            <w:tcW w:type="dxa" w:w="864"/>
             <w:vAlign w:val="center"/>
           </w:tcPr>
           <w:p>
@@ -22923,7 +22937,7 @@
         </w:tc>
         <w:tc>
           <w:tcPr>
-            <w:tcW w:type="dxa" w:w="4464"/>
+            <w:tcW w:type="dxa" w:w="4968"/>
             <w:vAlign w:val="center"/>
           </w:tcPr>
           <w:p>
@@ -22944,7 +22958,7 @@
         </w:tc>
         <w:tc>
           <w:tcPr>
-            <w:tcW w:type="dxa" w:w="2880"/>
+            <w:tcW w:type="dxa" w:w="2952"/>
             <w:vAlign w:val="center"/>
           </w:tcPr>
           <w:p>
@@ -22988,7 +23002,7 @@
         </w:tc>
         <w:tc>
           <w:tcPr>
-            <w:tcW w:type="dxa" w:w="1152"/>
+            <w:tcW w:type="dxa" w:w="1080"/>
             <w:vAlign w:val="center"/>
           </w:tcPr>
           <w:p>
@@ -23009,7 +23023,7 @@
         </w:tc>
         <w:tc>
           <w:tcPr>
-            <w:tcW w:type="dxa" w:w="1008"/>
+            <w:tcW w:type="dxa" w:w="864"/>
             <w:vAlign w:val="center"/>
           </w:tcPr>
           <w:p>
@@ -23030,7 +23044,7 @@
         </w:tc>
         <w:tc>
           <w:tcPr>
-            <w:tcW w:type="dxa" w:w="4464"/>
+            <w:tcW w:type="dxa" w:w="4968"/>
             <w:vAlign w:val="center"/>
           </w:tcPr>
           <w:p>
@@ -23051,7 +23065,7 @@
         </w:tc>
         <w:tc>
           <w:tcPr>
-            <w:tcW w:type="dxa" w:w="2880"/>
+            <w:tcW w:type="dxa" w:w="2952"/>
             <w:vAlign w:val="center"/>
           </w:tcPr>
           <w:p>
@@ -23095,7 +23109,7 @@
         </w:tc>
         <w:tc>
           <w:tcPr>
-            <w:tcW w:type="dxa" w:w="1152"/>
+            <w:tcW w:type="dxa" w:w="1080"/>
             <w:vAlign w:val="center"/>
           </w:tcPr>
           <w:p>
@@ -23116,7 +23130,7 @@
         </w:tc>
         <w:tc>
           <w:tcPr>
-            <w:tcW w:type="dxa" w:w="1008"/>
+            <w:tcW w:type="dxa" w:w="864"/>
             <w:vAlign w:val="center"/>
           </w:tcPr>
           <w:p>
@@ -23137,7 +23151,7 @@
         </w:tc>
         <w:tc>
           <w:tcPr>
-            <w:tcW w:type="dxa" w:w="4464"/>
+            <w:tcW w:type="dxa" w:w="4968"/>
             <w:vAlign w:val="center"/>
           </w:tcPr>
           <w:p>
@@ -23158,7 +23172,7 @@
         </w:tc>
         <w:tc>
           <w:tcPr>
-            <w:tcW w:type="dxa" w:w="2880"/>
+            <w:tcW w:type="dxa" w:w="2952"/>
             <w:vAlign w:val="center"/>
           </w:tcPr>
           <w:p>
@@ -23202,7 +23216,7 @@
         </w:tc>
         <w:tc>
           <w:tcPr>
-            <w:tcW w:type="dxa" w:w="1152"/>
+            <w:tcW w:type="dxa" w:w="1080"/>
             <w:vAlign w:val="center"/>
           </w:tcPr>
           <w:p>
@@ -23223,7 +23237,7 @@
         </w:tc>
         <w:tc>
           <w:tcPr>
-            <w:tcW w:type="dxa" w:w="1008"/>
+            <w:tcW w:type="dxa" w:w="864"/>
             <w:vAlign w:val="center"/>
           </w:tcPr>
           <w:p>
@@ -23244,7 +23258,7 @@
         </w:tc>
         <w:tc>
           <w:tcPr>
-            <w:tcW w:type="dxa" w:w="4464"/>
+            <w:tcW w:type="dxa" w:w="4968"/>
             <w:vAlign w:val="center"/>
           </w:tcPr>
           <w:p>
@@ -23265,7 +23279,7 @@
         </w:tc>
         <w:tc>
           <w:tcPr>
-            <w:tcW w:type="dxa" w:w="2880"/>
+            <w:tcW w:type="dxa" w:w="2952"/>
             <w:vAlign w:val="center"/>
           </w:tcPr>
           <w:p>

--- a/Shahriarirad_Reza_CV.docx
+++ b/Shahriarirad_Reza_CV.docx
@@ -1887,7 +1887,7 @@
                 <w:i w:val="0"/>
                 <w:sz w:val="17"/>
               </w:rPr>
-              <w:t>2026</w:t>
+              <w:t>Sep 2026</w:t>
             </w:r>
           </w:p>
         </w:tc>
